--- a/cpf-docs/guides/00_프레임워크안내.docx
+++ b/cpf-docs/guides/00_프레임워크안내.docx
@@ -1511,6 +1511,14 @@
     </w:p>
     <w:p>
       <w:pPr>
+        <w:pStyle w:val="BodyText"/>
+      </w:pPr>
+      <w:r>
+        <w:t xml:space="preserve">27. 현재 제품 검증 상태와 R6J 사용 경계 </w:t>
+      </w:r>
+    </w:p>
+    <w:p>
+      <w:pPr>
         <w:pStyle w:val="Heading1"/>
         <w:keepNext/>
         <w:bidi w:val="0"/>
@@ -1549,196 +1557,166 @@
         <w:rPr>
           <w:rFonts w:ascii="Noto Sans CJK KR" w:hAnsi="Noto Sans CJK KR" w:eastAsia="Noto Sans CJK KR"/>
         </w:rPr>
-        <w:t xml:space="preserve">기준 </w:t>
-      </w:r>
-      <w:r>
-        <w:rPr>
-          <w:rFonts w:ascii="Noto Sans CJK KR" w:hAnsi="Noto Sans CJK KR" w:eastAsia="Noto Sans CJK KR"/>
-        </w:rPr>
-        <w:t xml:space="preserve">Repository: </w:t>
+        <w:t>기준 Repository: https://github.com/freeangelsun/202412_01_CPF 기준 Branch: master 문서 콘텐츠 기준 Commit: cd5baccb02245a980e5998aa0dc9bac579fc019f (07_04) 기준일: 2026-08-08 Asia/Seoul 기준 Commit: 현재 master 구현 기준 문서. Product Surface·Starter·Tool·EDU 식별자는 아래 기준 Commit의 Source 정본과 대조한다.</w:t>
+      </w:r>
+      <w:r>
+        <w:rPr>
+          <w:rFonts w:ascii="Noto Sans CJK KR" w:hAnsi="Noto Sans CJK KR" w:eastAsia="Noto Sans CJK KR"/>
+        </w:rPr>
       </w:r>
       <w:r>
         <w:rPr>
           <w:rStyle w:val="SourceText"/>
           <w:rFonts w:ascii="Noto Sans CJK KR" w:hAnsi="Noto Sans CJK KR" w:eastAsia="Noto Sans CJK KR"/>
         </w:rPr>
-        <w:t>https://github.com/freeangelsun/202412_01_CPF</w:t>
-      </w:r>
-      <w:r>
-        <w:rPr>
-          <w:rFonts w:ascii="Noto Sans CJK KR" w:hAnsi="Noto Sans CJK KR" w:eastAsia="Noto Sans CJK KR"/>
-        </w:rPr>
-        <w:t xml:space="preserve"> </w:t>
-      </w:r>
-      <w:r>
-        <w:rPr>
-          <w:rFonts w:ascii="Noto Sans CJK KR" w:hAnsi="Noto Sans CJK KR" w:eastAsia="Noto Sans CJK KR"/>
-        </w:rPr>
-        <w:t xml:space="preserve">기준 </w:t>
-      </w:r>
-      <w:r>
-        <w:rPr>
-          <w:rFonts w:ascii="Noto Sans CJK KR" w:hAnsi="Noto Sans CJK KR" w:eastAsia="Noto Sans CJK KR"/>
-        </w:rPr>
-        <w:t xml:space="preserve">Branch: </w:t>
+      </w:r>
+      <w:r>
+        <w:rPr>
+          <w:rFonts w:ascii="Noto Sans CJK KR" w:hAnsi="Noto Sans CJK KR" w:eastAsia="Noto Sans CJK KR"/>
+        </w:rPr>
+      </w:r>
+      <w:r>
+        <w:rPr>
+          <w:rFonts w:ascii="Noto Sans CJK KR" w:hAnsi="Noto Sans CJK KR" w:eastAsia="Noto Sans CJK KR"/>
+        </w:rPr>
+      </w:r>
+      <w:r>
+        <w:rPr>
+          <w:rFonts w:ascii="Noto Sans CJK KR" w:hAnsi="Noto Sans CJK KR" w:eastAsia="Noto Sans CJK KR"/>
+        </w:rPr>
       </w:r>
       <w:r>
         <w:rPr>
           <w:rStyle w:val="SourceText"/>
           <w:rFonts w:ascii="Noto Sans CJK KR" w:hAnsi="Noto Sans CJK KR" w:eastAsia="Noto Sans CJK KR"/>
         </w:rPr>
-        <w:t>master</w:t>
-      </w:r>
-      <w:r>
-        <w:rPr>
-          <w:rFonts w:ascii="Noto Sans CJK KR" w:hAnsi="Noto Sans CJK KR" w:eastAsia="Noto Sans CJK KR"/>
-        </w:rPr>
-        <w:t xml:space="preserve"> </w:t>
-      </w:r>
-      <w:r>
-        <w:rPr>
-          <w:rFonts w:ascii="Noto Sans CJK KR" w:hAnsi="Noto Sans CJK KR" w:eastAsia="Noto Sans CJK KR"/>
-        </w:rPr>
-        <w:t xml:space="preserve">문서 콘텐츠 기준 </w:t>
-      </w:r>
-      <w:r>
-        <w:rPr>
-          <w:rFonts w:ascii="Noto Sans CJK KR" w:hAnsi="Noto Sans CJK KR" w:eastAsia="Noto Sans CJK KR"/>
-        </w:rPr>
-        <w:t xml:space="preserve">Commit: </w:t>
+      </w:r>
+      <w:r>
+        <w:rPr>
+          <w:rFonts w:ascii="Noto Sans CJK KR" w:hAnsi="Noto Sans CJK KR" w:eastAsia="Noto Sans CJK KR"/>
+        </w:rPr>
+      </w:r>
+      <w:r>
+        <w:rPr>
+          <w:rFonts w:ascii="Noto Sans CJK KR" w:hAnsi="Noto Sans CJK KR" w:eastAsia="Noto Sans CJK KR"/>
+        </w:rPr>
+      </w:r>
+      <w:r>
+        <w:rPr>
+          <w:rFonts w:ascii="Noto Sans CJK KR" w:hAnsi="Noto Sans CJK KR" w:eastAsia="Noto Sans CJK KR"/>
+        </w:rPr>
       </w:r>
       <w:r>
         <w:rPr>
           <w:rStyle w:val="SourceText"/>
           <w:rFonts w:ascii="Noto Sans CJK KR" w:hAnsi="Noto Sans CJK KR" w:eastAsia="Noto Sans CJK KR"/>
         </w:rPr>
-        <w:t>3ed676061246c9db3e44f29e254c0393ecca3929</w:t>
-      </w:r>
-      <w:r>
-        <w:rPr>
-          <w:rFonts w:ascii="Noto Sans CJK KR" w:hAnsi="Noto Sans CJK KR" w:eastAsia="Noto Sans CJK KR"/>
-        </w:rPr>
-        <w:t xml:space="preserve"> (</w:t>
+      </w:r>
+      <w:r>
+        <w:rPr>
+          <w:rFonts w:ascii="Noto Sans CJK KR" w:hAnsi="Noto Sans CJK KR" w:eastAsia="Noto Sans CJK KR"/>
+        </w:rPr>
       </w:r>
       <w:r>
         <w:rPr>
           <w:rStyle w:val="SourceText"/>
           <w:rFonts w:ascii="Noto Sans CJK KR" w:hAnsi="Noto Sans CJK KR" w:eastAsia="Noto Sans CJK KR"/>
         </w:rPr>
-        <w:t>07_02</w:t>
-      </w:r>
-      <w:r>
-        <w:rPr>
-          <w:rFonts w:ascii="Noto Sans CJK KR" w:hAnsi="Noto Sans CJK KR" w:eastAsia="Noto Sans CJK KR"/>
-        </w:rPr>
-        <w:t xml:space="preserve">) </w:t>
-      </w:r>
-      <w:r>
-        <w:rPr>
-          <w:rFonts w:ascii="Noto Sans CJK KR" w:hAnsi="Noto Sans CJK KR" w:eastAsia="Noto Sans CJK KR"/>
-        </w:rPr>
-        <w:t>기준일</w:t>
-      </w:r>
-      <w:r>
-        <w:rPr>
-          <w:rFonts w:ascii="Noto Sans CJK KR" w:hAnsi="Noto Sans CJK KR" w:eastAsia="Noto Sans CJK KR"/>
-        </w:rPr>
-        <w:t xml:space="preserve">: </w:t>
+      </w:r>
+      <w:r>
+        <w:rPr>
+          <w:rFonts w:ascii="Noto Sans CJK KR" w:hAnsi="Noto Sans CJK KR" w:eastAsia="Noto Sans CJK KR"/>
+        </w:rPr>
+      </w:r>
+      <w:r>
+        <w:rPr>
+          <w:rFonts w:ascii="Noto Sans CJK KR" w:hAnsi="Noto Sans CJK KR" w:eastAsia="Noto Sans CJK KR"/>
+        </w:rPr>
+      </w:r>
+      <w:r>
+        <w:rPr>
+          <w:rFonts w:ascii="Noto Sans CJK KR" w:hAnsi="Noto Sans CJK KR" w:eastAsia="Noto Sans CJK KR"/>
+        </w:rPr>
       </w:r>
       <w:r>
         <w:rPr>
           <w:rStyle w:val="SourceText"/>
           <w:rFonts w:ascii="Noto Sans CJK KR" w:hAnsi="Noto Sans CJK KR" w:eastAsia="Noto Sans CJK KR"/>
         </w:rPr>
-        <w:t>2026-08-07 Asia/Seoul</w:t>
-      </w:r>
-      <w:r>
-        <w:rPr>
-          <w:rFonts w:ascii="Noto Sans CJK KR" w:hAnsi="Noto Sans CJK KR" w:eastAsia="Noto Sans CJK KR"/>
-        </w:rPr>
-        <w:t xml:space="preserve"> </w:t>
-      </w:r>
-      <w:r>
-        <w:rPr>
-          <w:rFonts w:ascii="Noto Sans CJK KR" w:hAnsi="Noto Sans CJK KR" w:eastAsia="Noto Sans CJK KR"/>
-        </w:rPr>
-        <w:t xml:space="preserve">기준 </w:t>
-      </w:r>
-      <w:r>
-        <w:rPr>
-          <w:rFonts w:ascii="Noto Sans CJK KR" w:hAnsi="Noto Sans CJK KR" w:eastAsia="Noto Sans CJK KR"/>
-        </w:rPr>
-        <w:t xml:space="preserve">Commit: </w:t>
+      </w:r>
+      <w:r>
+        <w:rPr>
+          <w:rFonts w:ascii="Noto Sans CJK KR" w:hAnsi="Noto Sans CJK KR" w:eastAsia="Noto Sans CJK KR"/>
+        </w:rPr>
+      </w:r>
+      <w:r>
+        <w:rPr>
+          <w:rFonts w:ascii="Noto Sans CJK KR" w:hAnsi="Noto Sans CJK KR" w:eastAsia="Noto Sans CJK KR"/>
+        </w:rPr>
+      </w:r>
+      <w:r>
+        <w:rPr>
+          <w:rFonts w:ascii="Noto Sans CJK KR" w:hAnsi="Noto Sans CJK KR" w:eastAsia="Noto Sans CJK KR"/>
+        </w:rPr>
       </w:r>
       <w:r>
         <w:rPr>
           <w:rStyle w:val="Strong"/>
           <w:rFonts w:ascii="Noto Sans CJK KR" w:hAnsi="Noto Sans CJK KR" w:eastAsia="Noto Sans CJK KR"/>
         </w:rPr>
-        <w:t xml:space="preserve">현재 </w:t>
       </w:r>
       <w:r>
         <w:rPr>
           <w:rStyle w:val="SourceText"/>
           <w:rFonts w:ascii="Noto Sans CJK KR" w:hAnsi="Noto Sans CJK KR" w:eastAsia="Noto Sans CJK KR"/>
         </w:rPr>
-        <w:t>master</w:t>
       </w:r>
       <w:r>
         <w:rPr>
           <w:rStyle w:val="Strong"/>
           <w:rFonts w:ascii="Noto Sans CJK KR" w:hAnsi="Noto Sans CJK KR" w:eastAsia="Noto Sans CJK KR"/>
         </w:rPr>
-        <w:t xml:space="preserve"> </w:t>
       </w:r>
       <w:r>
         <w:rPr>
           <w:rStyle w:val="Strong"/>
           <w:rFonts w:ascii="Noto Sans CJK KR" w:hAnsi="Noto Sans CJK KR" w:eastAsia="Noto Sans CJK KR"/>
         </w:rPr>
-        <w:t>구현 기준 문서</w:t>
-      </w:r>
-      <w:r>
-        <w:rPr>
-          <w:rFonts w:ascii="Noto Sans CJK KR" w:hAnsi="Noto Sans CJK KR" w:eastAsia="Noto Sans CJK KR"/>
-        </w:rPr>
-        <w:t xml:space="preserve">. Product Surface·Starter·Tool·EDU </w:t>
-      </w:r>
-      <w:r>
-        <w:rPr>
-          <w:rFonts w:ascii="Noto Sans CJK KR" w:hAnsi="Noto Sans CJK KR" w:eastAsia="Noto Sans CJK KR"/>
-        </w:rPr>
-        <w:t xml:space="preserve">식별자는 아래 기준 </w:t>
-      </w:r>
-      <w:r>
-        <w:rPr>
-          <w:rFonts w:ascii="Noto Sans CJK KR" w:hAnsi="Noto Sans CJK KR" w:eastAsia="Noto Sans CJK KR"/>
-        </w:rPr>
-        <w:t>Commit</w:t>
-      </w:r>
-      <w:r>
-        <w:rPr>
-          <w:rFonts w:ascii="Noto Sans CJK KR" w:hAnsi="Noto Sans CJK KR" w:eastAsia="Noto Sans CJK KR"/>
-        </w:rPr>
-        <w:t xml:space="preserve">의 </w:t>
-      </w:r>
-      <w:r>
-        <w:rPr>
-          <w:rFonts w:ascii="Noto Sans CJK KR" w:hAnsi="Noto Sans CJK KR" w:eastAsia="Noto Sans CJK KR"/>
-        </w:rPr>
-        <w:t xml:space="preserve">Source </w:t>
-      </w:r>
-      <w:r>
-        <w:rPr>
-          <w:rFonts w:ascii="Noto Sans CJK KR" w:hAnsi="Noto Sans CJK KR" w:eastAsia="Noto Sans CJK KR"/>
-        </w:rPr>
-        <w:t>정본과 대조한다</w:t>
-      </w:r>
-      <w:r>
-        <w:rPr>
-          <w:rFonts w:ascii="Noto Sans CJK KR" w:hAnsi="Noto Sans CJK KR" w:eastAsia="Noto Sans CJK KR"/>
-        </w:rPr>
-        <w:t>.</w:t>
+      </w:r>
+      <w:r>
+        <w:rPr>
+          <w:rFonts w:ascii="Noto Sans CJK KR" w:hAnsi="Noto Sans CJK KR" w:eastAsia="Noto Sans CJK KR"/>
+        </w:rPr>
+      </w:r>
+      <w:r>
+        <w:rPr>
+          <w:rFonts w:ascii="Noto Sans CJK KR" w:hAnsi="Noto Sans CJK KR" w:eastAsia="Noto Sans CJK KR"/>
+        </w:rPr>
+      </w:r>
+      <w:r>
+        <w:rPr>
+          <w:rFonts w:ascii="Noto Sans CJK KR" w:hAnsi="Noto Sans CJK KR" w:eastAsia="Noto Sans CJK KR"/>
+        </w:rPr>
+      </w:r>
+      <w:r>
+        <w:rPr>
+          <w:rFonts w:ascii="Noto Sans CJK KR" w:hAnsi="Noto Sans CJK KR" w:eastAsia="Noto Sans CJK KR"/>
+        </w:rPr>
+      </w:r>
+      <w:r>
+        <w:rPr>
+          <w:rFonts w:ascii="Noto Sans CJK KR" w:hAnsi="Noto Sans CJK KR" w:eastAsia="Noto Sans CJK KR"/>
+        </w:rPr>
+      </w:r>
+      <w:r>
+        <w:rPr>
+          <w:rFonts w:ascii="Noto Sans CJK KR" w:hAnsi="Noto Sans CJK KR" w:eastAsia="Noto Sans CJK KR"/>
+        </w:rPr>
+      </w:r>
+      <w:r>
+        <w:rPr>
+          <w:rFonts w:ascii="Noto Sans CJK KR" w:hAnsi="Noto Sans CJK KR" w:eastAsia="Noto Sans CJK KR"/>
+        </w:rPr>
       </w:r>
     </w:p>
     <w:tbl>
@@ -13845,32 +13823,28 @@
         <w:rPr>
           <w:rFonts w:ascii="Noto Sans CJK KR" w:hAnsi="Noto Sans CJK KR" w:eastAsia="Noto Sans CJK KR"/>
         </w:rPr>
-        <w:t xml:space="preserve">기준 </w:t>
-      </w:r>
-      <w:r>
-        <w:rPr>
-          <w:rFonts w:ascii="Noto Sans CJK KR" w:hAnsi="Noto Sans CJK KR" w:eastAsia="Noto Sans CJK KR"/>
-        </w:rPr>
-        <w:t xml:space="preserve">Commit </w:t>
+        <w:t>기준 Commit cd5baccb02245a980e5998aa0dc9bac579fc019f에서 문서가 추적해야 하는 제품 단위는 다음과 같다.</w:t>
+      </w:r>
+      <w:r>
+        <w:rPr>
+          <w:rFonts w:ascii="Noto Sans CJK KR" w:hAnsi="Noto Sans CJK KR" w:eastAsia="Noto Sans CJK KR"/>
+        </w:rPr>
       </w:r>
       <w:r>
         <w:rPr>
           <w:rStyle w:val="SourceText"/>
           <w:rFonts w:ascii="Noto Sans CJK KR" w:hAnsi="Noto Sans CJK KR" w:eastAsia="Noto Sans CJK KR"/>
         </w:rPr>
-        <w:t>3ed676061246c9db3e44f29e254c0393ecca3929</w:t>
-      </w:r>
-      <w:r>
-        <w:rPr>
-          <w:rFonts w:ascii="Noto Sans CJK KR" w:hAnsi="Noto Sans CJK KR" w:eastAsia="Noto Sans CJK KR"/>
-        </w:rPr>
-        <w:t>에서 문서가 추적해야 하는 제품 단위는 다음과 같다</w:t>
-      </w:r>
-      <w:r>
-        <w:rPr>
-          <w:rFonts w:ascii="Noto Sans CJK KR" w:hAnsi="Noto Sans CJK KR" w:eastAsia="Noto Sans CJK KR"/>
-        </w:rPr>
-        <w:t>.</w:t>
+      </w:r>
+      <w:r>
+        <w:rPr>
+          <w:rFonts w:ascii="Noto Sans CJK KR" w:hAnsi="Noto Sans CJK KR" w:eastAsia="Noto Sans CJK KR"/>
+        </w:rPr>
+      </w:r>
+      <w:r>
+        <w:rPr>
+          <w:rFonts w:ascii="Noto Sans CJK KR" w:hAnsi="Noto Sans CJK KR" w:eastAsia="Noto Sans CJK KR"/>
+        </w:rPr>
       </w:r>
     </w:p>
     <w:tbl>
@@ -26060,6 +26034,472 @@
           <w:rFonts w:ascii="Noto Sans CJK KR" w:hAnsi="Noto Sans CJK KR" w:eastAsia="Noto Sans CJK KR"/>
         </w:rPr>
         <w:t>.</w:t>
+      </w:r>
+    </w:p>
+    <w:p>
+      <w:pPr>
+        <w:pStyle w:val="Heading2"/>
+      </w:pPr>
+      <w:r>
+        <w:t>27. 현재 제품 검증 상태와 R6J 사용 경계</w:t>
+      </w:r>
+    </w:p>
+    <w:p>
+      <w:r>
+        <w:rPr>
+          <w:b/>
+        </w:rPr>
+        <w:t xml:space="preserve">판정 기준: </w:t>
+      </w:r>
+      <w:r>
+        <w:t xml:space="preserve">master cd5baccb02245a980e5998aa0dc9bac579fc019f (07_04), R6J QA basis 3ed676061246c9db3e44f29e254c0393ecca3929 (07_02). </w:t>
+      </w:r>
+      <w:r>
+        <w:t>07_04 Commit은 전체 프로젝트 100% Finalization Mandate와 QA Scope 보정을 추가했으며 R6J 검수 대상 Product Source는 07_02와 동일하다.</w:t>
+      </w:r>
+    </w:p>
+    <w:p>
+      <w:pPr>
+        <w:pStyle w:val="Normal"/>
+      </w:pPr>
+      <w:r>
+        <w:t>• 07_04 정책에 따라 34개 직접 Rework는 전체 개발 Scope가 아니다. 중앙 Requirement 93/93, Finding 56/56, 최상위 Requirement 전체, Runtime/GA 전체와 작업 중 자체 발견 결함까지 프로젝트 완료 범위로 본다.</w:t>
+      </w:r>
+    </w:p>
+    <w:p>
+      <w:pPr>
+        <w:pStyle w:val="BodyText"/>
+      </w:pPr>
+      <w:r>
+        <w:t>• 현재 master는 Finalization 정책 보정 Commit cd5baccb(07_04)이며, 제품 Source의 R6J 검수 기준은 3ed67606(07_02)와 동일하다.</w:t>
+      </w:r>
+    </w:p>
+    <w:p>
+      <w:pPr>
+        <w:pStyle w:val="BodyText"/>
+      </w:pPr>
+      <w:r>
+        <w:t>• R6J 중앙 QA 판정은 미통과(RELEASE_BLOCKED)다. 따라서 이 안내서는 제품 선택·개발·재검수에 사용할 수 있지만 Release 승인 근거로 사용하지 않는다.</w:t>
+      </w:r>
+    </w:p>
+    <w:p>
+      <w:pPr>
+        <w:pStyle w:val="BodyText"/>
+      </w:pPr>
+      <w:r>
+        <w:t>• 중앙 통합 Finding 56개(P0 44/P1 11/P2 1), 직접 재개발 34개가 남아 있다. 후속 Source 수정 후 exact result SHA에서 QA A/B 독립 재검수가 필요하다.</w:t>
+      </w:r>
+    </w:p>
+    <w:p>
+      <w:pPr>
+        <w:pStyle w:val="BodyText"/>
+      </w:pPr>
+      <w:r>
+        <w:t>• EDU 개수는 완료율이 아니다. ADM Product 기능을 Reference에서 generic handler로 복제한 EDU-ADM은 Product/Extension/Merge 대상으로 재분류한다.</w:t>
+      </w:r>
+    </w:p>
+    <w:p>
+      <w:r>
+        <w:t>이 문서에 직접 영향을 주는 R6J 재개발 항목: 8개. 아래 항목이 후속 exact SHA에서 닫히기 전에는 해당 기능을 Release 승인 근거로 사용하지 않는다.</w:t>
+      </w:r>
+      <w:r>
+        <w:t xml:space="preserve"> 이 표는 문서 영향 매핑이며 전체 프로젝트 Scope를 제한하지 않는다.</w:t>
+      </w:r>
+    </w:p>
+    <w:tbl>
+      <w:tblPr>
+        <w:tblW w:type="auto" w:w="0"/>
+        <w:jc w:val="center"/>
+        <w:tblLook w:firstColumn="1" w:firstRow="1" w:lastColumn="0" w:lastRow="0" w:noHBand="0" w:noVBand="1" w:val="04A0"/>
+      </w:tblPr>
+      <w:tblGrid>
+        <w:gridCol w:w="2551"/>
+        <w:gridCol w:w="2551"/>
+        <w:gridCol w:w="2551"/>
+        <w:gridCol w:w="2551"/>
+      </w:tblGrid>
+      <w:tr>
+        <w:tc>
+          <w:tcPr>
+            <w:tcW w:type="dxa" w:w="2551"/>
+          </w:tcPr>
+          <w:p>
+            <w:r>
+              <w:t>ID</w:t>
+            </w:r>
+          </w:p>
+        </w:tc>
+        <w:tc>
+          <w:tcPr>
+            <w:tcW w:type="dxa" w:w="2551"/>
+          </w:tcPr>
+          <w:p>
+            <w:r>
+              <w:t>우선순위</w:t>
+            </w:r>
+          </w:p>
+        </w:tc>
+        <w:tc>
+          <w:tcPr>
+            <w:tcW w:type="dxa" w:w="2551"/>
+          </w:tcPr>
+          <w:p>
+            <w:r>
+              <w:t>영역</w:t>
+            </w:r>
+          </w:p>
+        </w:tc>
+        <w:tc>
+          <w:tcPr>
+            <w:tcW w:type="dxa" w:w="2551"/>
+          </w:tcPr>
+          <w:p>
+            <w:r>
+              <w:t>현재 조치 기준</w:t>
+            </w:r>
+          </w:p>
+        </w:tc>
+      </w:tr>
+      <w:tr>
+        <w:tc>
+          <w:tcPr>
+            <w:tcW w:type="dxa" w:w="2551"/>
+          </w:tcPr>
+          <w:p>
+            <w:r>
+              <w:t>AB-R6-001</w:t>
+            </w:r>
+          </w:p>
+        </w:tc>
+        <w:tc>
+          <w:tcPr>
+            <w:tcW w:type="dxa" w:w="2551"/>
+          </w:tcPr>
+          <w:p>
+            <w:r>
+              <w:t>P0</w:t>
+            </w:r>
+          </w:p>
+        </w:tc>
+        <w:tc>
+          <w:tcPr>
+            <w:tcW w:type="dxa" w:w="2551"/>
+          </w:tcPr>
+          <w:p>
+            <w:r>
+              <w:t>Management/Quality</w:t>
+            </w:r>
+          </w:p>
+        </w:tc>
+        <w:tc>
+          <w:tcPr>
+            <w:tcW w:type="dxa" w:w="2551"/>
+          </w:tcPr>
+          <w:p>
+            <w:r>
+              <w:t>Current result SHA와 execution Evidence provenance 미결속</w:t>
+            </w:r>
+          </w:p>
+        </w:tc>
+      </w:tr>
+      <w:tr>
+        <w:tc>
+          <w:tcPr>
+            <w:tcW w:type="dxa" w:w="2551"/>
+          </w:tcPr>
+          <w:p>
+            <w:r>
+              <w:t>AB-R6-002</w:t>
+            </w:r>
+          </w:p>
+        </w:tc>
+        <w:tc>
+          <w:tcPr>
+            <w:tcW w:type="dxa" w:w="2551"/>
+          </w:tcPr>
+          <w:p>
+            <w:r>
+              <w:t>P0</w:t>
+            </w:r>
+          </w:p>
+        </w:tc>
+        <w:tc>
+          <w:tcPr>
+            <w:tcW w:type="dxa" w:w="2551"/>
+          </w:tcPr>
+          <w:p>
+            <w:r>
+              <w:t>Runtime/Release</w:t>
+            </w:r>
+          </w:p>
+        </w:tc>
+        <w:tc>
+          <w:tcPr>
+            <w:tcW w:type="dxa" w:w="2551"/>
+          </w:tcPr>
+          <w:p>
+            <w:r>
+              <w:t>Current master Push에 Release Workflow 실행 근거 없음</w:t>
+            </w:r>
+          </w:p>
+        </w:tc>
+      </w:tr>
+      <w:tr>
+        <w:tc>
+          <w:tcPr>
+            <w:tcW w:type="dxa" w:w="2551"/>
+          </w:tcPr>
+          <w:p>
+            <w:r>
+              <w:t>AB-R6-028</w:t>
+            </w:r>
+          </w:p>
+        </w:tc>
+        <w:tc>
+          <w:tcPr>
+            <w:tcW w:type="dxa" w:w="2551"/>
+          </w:tcPr>
+          <w:p>
+            <w:r>
+              <w:t>P0</w:t>
+            </w:r>
+          </w:p>
+        </w:tc>
+        <w:tc>
+          <w:tcPr>
+            <w:tcW w:type="dxa" w:w="2551"/>
+          </w:tcPr>
+          <w:p>
+            <w:r>
+              <w:t>EDU/Sample</w:t>
+            </w:r>
+          </w:p>
+        </w:tc>
+        <w:tc>
+          <w:tcPr>
+            <w:tcW w:type="dxa" w:w="2551"/>
+          </w:tcPr>
+          <w:p>
+            <w:r>
+              <w:t>EDU Catalog/Handler/Scenario requiredRole 정합성 결함</w:t>
+            </w:r>
+          </w:p>
+        </w:tc>
+      </w:tr>
+      <w:tr>
+        <w:tc>
+          <w:tcPr>
+            <w:tcW w:type="dxa" w:w="2551"/>
+          </w:tcPr>
+          <w:p>
+            <w:r>
+              <w:t>AB-R6-029</w:t>
+            </w:r>
+          </w:p>
+        </w:tc>
+        <w:tc>
+          <w:tcPr>
+            <w:tcW w:type="dxa" w:w="2551"/>
+          </w:tcPr>
+          <w:p>
+            <w:r>
+              <w:t>P0</w:t>
+            </w:r>
+          </w:p>
+        </w:tc>
+        <w:tc>
+          <w:tcPr>
+            <w:tcW w:type="dxa" w:w="2551"/>
+          </w:tcPr>
+          <w:p>
+            <w:r>
+              <w:t>EDU/Sample</w:t>
+            </w:r>
+          </w:p>
+        </w:tc>
+        <w:tc>
+          <w:tcPr>
+            <w:tcW w:type="dxa" w:w="2551"/>
+          </w:tcPr>
+          <w:p>
+            <w:r>
+              <w:t>EDU Test가 실제 Product Consumer Runtime을 충분히 증명하지 못함</w:t>
+            </w:r>
+          </w:p>
+        </w:tc>
+      </w:tr>
+      <w:tr>
+        <w:tc>
+          <w:tcPr>
+            <w:tcW w:type="dxa" w:w="2551"/>
+          </w:tcPr>
+          <w:p>
+            <w:r>
+              <w:t>AB-R6-030</w:t>
+            </w:r>
+          </w:p>
+        </w:tc>
+        <w:tc>
+          <w:tcPr>
+            <w:tcW w:type="dxa" w:w="2551"/>
+          </w:tcPr>
+          <w:p>
+            <w:r>
+              <w:t>P0</w:t>
+            </w:r>
+          </w:p>
+        </w:tc>
+        <w:tc>
+          <w:tcPr>
+            <w:tcW w:type="dxa" w:w="2551"/>
+          </w:tcPr>
+          <w:p>
+            <w:r>
+              <w:t>EDU/Sample</w:t>
+            </w:r>
+          </w:p>
+        </w:tc>
+        <w:tc>
+          <w:tcPr>
+            <w:tcW w:type="dxa" w:w="2551"/>
+          </w:tcPr>
+          <w:p>
+            <w:r>
+              <w:t>EDU-ADM 17의 generic product-mimic 구조</w:t>
+            </w:r>
+          </w:p>
+        </w:tc>
+      </w:tr>
+      <w:tr>
+        <w:tc>
+          <w:tcPr>
+            <w:tcW w:type="dxa" w:w="2551"/>
+          </w:tcPr>
+          <w:p>
+            <w:r>
+              <w:t>AB-R6-037</w:t>
+            </w:r>
+          </w:p>
+        </w:tc>
+        <w:tc>
+          <w:tcPr>
+            <w:tcW w:type="dxa" w:w="2551"/>
+          </w:tcPr>
+          <w:p>
+            <w:r>
+              <w:t>P0</w:t>
+            </w:r>
+          </w:p>
+        </w:tc>
+        <w:tc>
+          <w:tcPr>
+            <w:tcW w:type="dxa" w:w="2551"/>
+          </w:tcPr>
+          <w:p>
+            <w:r>
+              <w:t>EDU/Sample</w:t>
+            </w:r>
+          </w:p>
+        </w:tc>
+        <w:tc>
+          <w:tcPr>
+            <w:tcW w:type="dxa" w:w="2551"/>
+          </w:tcPr>
+          <w:p>
+            <w:r>
+              <w:t>EDU-ADM-12~17이 제품 기능을 generic JDBC 상태로 모사</w:t>
+            </w:r>
+          </w:p>
+        </w:tc>
+      </w:tr>
+      <w:tr>
+        <w:tc>
+          <w:tcPr>
+            <w:tcW w:type="dxa" w:w="2551"/>
+          </w:tcPr>
+          <w:p>
+            <w:r>
+              <w:t>R6J-CENTRAL-NEW-001</w:t>
+            </w:r>
+          </w:p>
+        </w:tc>
+        <w:tc>
+          <w:tcPr>
+            <w:tcW w:type="dxa" w:w="2551"/>
+          </w:tcPr>
+          <w:p>
+            <w:r>
+              <w:t>P0</w:t>
+            </w:r>
+          </w:p>
+        </w:tc>
+        <w:tc>
+          <w:tcPr>
+            <w:tcW w:type="dxa" w:w="2551"/>
+          </w:tcPr>
+          <w:p>
+            <w:r>
+              <w:t>Architecture/EDU</w:t>
+            </w:r>
+          </w:p>
+        </w:tc>
+        <w:tc>
+          <w:tcPr>
+            <w:tcW w:type="dxa" w:w="2551"/>
+          </w:tcPr>
+          <w:p>
+            <w:r>
+              <w:t>ADM Product와 EDU-ADM generic duplicate implementation Architecture 충돌</w:t>
+            </w:r>
+          </w:p>
+        </w:tc>
+      </w:tr>
+      <w:tr>
+        <w:tc>
+          <w:tcPr>
+            <w:tcW w:type="dxa" w:w="2551"/>
+          </w:tcPr>
+          <w:p>
+            <w:r>
+              <w:t>R6J-CENTRAL-NEW-005</w:t>
+            </w:r>
+          </w:p>
+        </w:tc>
+        <w:tc>
+          <w:tcPr>
+            <w:tcW w:type="dxa" w:w="2551"/>
+          </w:tcPr>
+          <w:p>
+            <w:r>
+              <w:t>P0</w:t>
+            </w:r>
+          </w:p>
+        </w:tc>
+        <w:tc>
+          <w:tcPr>
+            <w:tcW w:type="dxa" w:w="2551"/>
+          </w:tcPr>
+          <w:p>
+            <w:r>
+              <w:t>Management/Requirement</w:t>
+            </w:r>
+          </w:p>
+        </w:tc>
+        <w:tc>
+          <w:tcPr>
+            <w:tcW w:type="dxa" w:w="2551"/>
+          </w:tcPr>
+          <w:p>
+            <w:r>
+              <w:t>거래/File/DB Logging 신규 정본이 이전 개발원장에 미반영</w:t>
+            </w:r>
+          </w:p>
+        </w:tc>
+      </w:tr>
+    </w:tbl>
+    <w:p>
+      <w:r>
+        <w:t>정상화 판정은 Source 존재가 아니라 실제 Consumer·권한·실패·동시성·복구가 current exact SHA에서 실행되고, generated diff 0과 Evidence hash가 결속된 결과로 한다.</w:t>
       </w:r>
     </w:p>
     <w:sectPr>

--- a/cpf-docs/guides/00_프레임워크안내.docx
+++ b/cpf-docs/guides/00_프레임워크안내.docx
@@ -369,11 +369,8 @@
             </w:tcMar>
           </w:tcPr>
           <w:p>
-            <w:pPr>
-              <w:jc w:val="center"/>
-            </w:pPr>
-            <w:r>
-              <w:t>4870b2073387 · 07_06</w:t>
+            <w:r>
+              <w:t>b4b6b18b43e9 · 07_09</w:t>
             </w:r>
           </w:p>
         </w:tc>
@@ -389,11 +386,8 @@
             </w:tcMar>
           </w:tcPr>
           <w:p>
-            <w:pPr>
-              <w:jc w:val="center"/>
-            </w:pPr>
-            <w:r>
-              <w:t>34/34 반영 · 신규 31 Action</w:t>
+            <w:r>
+              <w:t>07_08 Product Source rework · QA 재검수 대기</w:t>
             </w:r>
           </w:p>
         </w:tc>
@@ -451,7 +445,7 @@
         <w:spacing w:before="200" w:after="80"/>
       </w:pPr>
       <w:r>
-        <w:t>07_06 Final QA 반영</w:t>
+        <w:t>07_09 문서 기준 · 07_08 Product Source rework 반영</w:t>
       </w:r>
     </w:p>
     <w:tbl>
@@ -486,22 +480,7 @@
           </w:tcPr>
           <w:p>
             <w:r>
-              <w:rPr>
-                <w:rFonts w:ascii="NanumSquare" w:hAnsi="NanumSquare" w:eastAsia="NanumSquare"/>
-                <w:b/>
-                <w:color w:val="2F6FEB"/>
-                <w:sz w:val="17"/>
-              </w:rPr>
-              <w:t xml:space="preserve">● </w:t>
-            </w:r>
-            <w:r>
-              <w:rPr>
-                <w:rFonts w:ascii="NanumBarunGothic" w:hAnsi="NanumBarunGothic" w:eastAsia="NanumBarunGothic"/>
-                <w:b w:val="0"/>
-                <w:color w:val="17212B"/>
-                <w:sz w:val="17"/>
-              </w:rPr>
-              <w:t>34/34 direct rework Source 반영</w:t>
+              <w:t>● 07_08 Product Source rework 반영</w:t>
             </w:r>
           </w:p>
         </w:tc>
@@ -526,7 +505,7 @@
           </w:tcPr>
           <w:p>
             <w:r>
-              <w:t>● Final QA 신규 Action 31개 (P0 22 / P1 9)</w:t>
+              <w:t>● Runtime qualification·QA A/B 재검수 미검증</w:t>
             </w:r>
           </w:p>
         </w:tc>
@@ -1457,7 +1436,7 @@
                 <w:color w:val="17212B"/>
                 <w:sz w:val="15"/>
               </w:rPr>
-              <w:t>제품 본체와 Reference/EDU 경계 - 07_06 현행 기준</w:t>
+              <w:t>제품 본체와 Reference/EDU 경계 - 07_08 Product Source 현행 기준</w:t>
             </w:r>
           </w:p>
         </w:tc>
@@ -1732,6 +1711,5580 @@
         <w:br w:type="page"/>
       </w:r>
     </w:p>
+    <w:p>
+      <w:pPr>
+        <w:pStyle w:val="Heading2"/>
+      </w:pPr>
+      <w:r>
+        <w:t>0. CPF 기능을 어디서 찾는가 — 제품 기능 Navigator</w:t>
+      </w:r>
+    </w:p>
+    <w:tbl>
+      <w:tblPr>
+        <w:tblW w:type="auto" w:w="0"/>
+        <w:jc w:val="center"/>
+        <w:tblLook w:firstColumn="1" w:firstRow="1" w:lastColumn="0" w:lastRow="0" w:noHBand="0" w:noVBand="1" w:val="04A0"/>
+        <w:tblBorders>
+          <w:top w:val="single" w:sz="8" w:space="0" w:color="C9B458"/>
+          <w:left w:val="single" w:sz="8" w:space="0" w:color="C9B458"/>
+          <w:bottom w:val="single" w:sz="8" w:space="0" w:color="C9B458"/>
+          <w:right w:val="single" w:sz="8" w:space="0" w:color="C9B458"/>
+          <w:insideH w:val="single" w:sz="8" w:space="0" w:color="C9B458"/>
+          <w:insideV w:val="single" w:sz="8" w:space="0" w:color="C9B458"/>
+        </w:tblBorders>
+      </w:tblPr>
+      <w:tblGrid>
+        <w:gridCol w:w="9922"/>
+      </w:tblGrid>
+      <w:tr>
+        <w:tc>
+          <w:tcPr>
+            <w:tcW w:type="dxa" w:w="9922"/>
+            <w:shd w:fill="EAF2F8"/>
+            <w:tcMar>
+              <w:top w:w="120" w:type="dxa"/>
+              <w:start w:w="150" w:type="dxa"/>
+              <w:bottom w:w="120" w:type="dxa"/>
+              <w:end w:w="150" w:type="dxa"/>
+            </w:tcMar>
+          </w:tcPr>
+          <w:p>
+            <w:r>
+              <w:rPr>
+                <w:b/>
+                <w:color w:val="5F4900"/>
+                <w:sz w:val="20"/>
+              </w:rPr>
+              <w:t>읽는 법</w:t>
+            </w:r>
+          </w:p>
+          <w:p>
+            <w:pPr>
+              <w:pStyle w:val="BodyText"/>
+              <w:spacing w:after="0"/>
+            </w:pPr>
+            <w:r>
+              <w:t>“CPF의 이 기능은 어디에 설명되어 있습니까?”라는 질문은 이 절에서 시작합니다. EDU 번호를 찾는 것이 아니라 제품 기능명으로 찾고, 상세 구현은 담당 매뉴얼/설계서의 해당 절로 이동합니다.</w:t>
+            </w:r>
+          </w:p>
+        </w:tc>
+      </w:tr>
+    </w:tbl>
+    <w:p>
+      <w:pPr>
+        <w:pStyle w:val="BodyText"/>
+        <w:spacing w:after="100"/>
+      </w:pPr>
+      <w:r>
+        <w:t>기능을 찾는 순서: ① 아래 기능명 또는 Ctrl+F 검색 → ② 담당 매뉴얼의 판단/절차 절 확인 → ③ Public API/SPI/Internal 경계와 Source Trace 확인 → ④ 오류·부분 실패·복구 표까지 확인합니다.</w:t>
+      </w:r>
+    </w:p>
+    <w:tbl>
+      <w:tblPr>
+        <w:tblW w:type="auto" w:w="0"/>
+        <w:tblLook w:firstColumn="1" w:firstRow="1" w:lastColumn="0" w:lastRow="0" w:noHBand="0" w:noVBand="1" w:val="04A0"/>
+        <w:jc w:val="center"/>
+        <w:tblBorders>
+          <w:top w:val="single" w:sz="6" w:space="0" w:color="B7C9D6"/>
+          <w:left w:val="single" w:sz="6" w:space="0" w:color="B7C9D6"/>
+          <w:bottom w:val="single" w:sz="6" w:space="0" w:color="B7C9D6"/>
+          <w:right w:val="single" w:sz="6" w:space="0" w:color="B7C9D6"/>
+          <w:insideH w:val="single" w:sz="6" w:space="0" w:color="B7C9D6"/>
+          <w:insideV w:val="single" w:sz="6" w:space="0" w:color="B7C9D6"/>
+        </w:tblBorders>
+      </w:tblPr>
+      <w:tblGrid>
+        <w:gridCol w:w="2480"/>
+        <w:gridCol w:w="2480"/>
+        <w:gridCol w:w="2480"/>
+        <w:gridCol w:w="2480"/>
+      </w:tblGrid>
+      <w:tr>
+        <w:trPr>
+          <w:cantSplit/>
+          <w:tblHeader w:val="true"/>
+          <w:cantSplit/>
+          <w:tblHeader w:val="true"/>
+        </w:trPr>
+        <w:tc>
+          <w:tcPr>
+            <w:tcW w:type="dxa" w:w="2376"/>
+            <w:vAlign w:val="center"/>
+            <w:tcMar>
+              <w:top w:w="90" w:type="dxa"/>
+              <w:start w:w="110" w:type="dxa"/>
+              <w:bottom w:w="90" w:type="dxa"/>
+              <w:end w:w="110" w:type="dxa"/>
+            </w:tcMar>
+            <w:shd w:fill="DCE6F1"/>
+          </w:tcPr>
+          <w:p>
+            <w:pPr>
+              <w:spacing w:after="20" w:before="20"/>
+            </w:pPr>
+            <w:r>
+              <w:rPr>
+                <w:b/>
+                <w:color w:val="1F374F"/>
+                <w:sz w:val="15"/>
+              </w:rPr>
+              <w:t>기능</w:t>
+            </w:r>
+          </w:p>
+        </w:tc>
+        <w:tc>
+          <w:tcPr>
+            <w:tcW w:type="dxa" w:w="3816"/>
+            <w:vAlign w:val="center"/>
+            <w:tcMar>
+              <w:top w:w="90" w:type="dxa"/>
+              <w:start w:w="110" w:type="dxa"/>
+              <w:bottom w:w="90" w:type="dxa"/>
+              <w:end w:w="110" w:type="dxa"/>
+            </w:tcMar>
+            <w:shd w:fill="DCE6F1"/>
+          </w:tcPr>
+          <w:p>
+            <w:pPr>
+              <w:spacing w:after="20" w:before="20"/>
+            </w:pPr>
+            <w:r>
+              <w:rPr>
+                <w:b/>
+                <w:color w:val="1F374F"/>
+                <w:sz w:val="15"/>
+              </w:rPr>
+              <w:t>알고 싶은 내용</w:t>
+            </w:r>
+          </w:p>
+        </w:tc>
+        <w:tc>
+          <w:tcPr>
+            <w:tcW w:type="dxa" w:w="2232"/>
+            <w:vAlign w:val="center"/>
+            <w:tcMar>
+              <w:top w:w="90" w:type="dxa"/>
+              <w:start w:w="110" w:type="dxa"/>
+              <w:bottom w:w="90" w:type="dxa"/>
+              <w:end w:w="110" w:type="dxa"/>
+            </w:tcMar>
+            <w:shd w:fill="DCE6F1"/>
+          </w:tcPr>
+          <w:p>
+            <w:pPr>
+              <w:spacing w:after="20" w:before="20"/>
+            </w:pPr>
+            <w:r>
+              <w:rPr>
+                <w:b/>
+                <w:color w:val="1F374F"/>
+                <w:sz w:val="15"/>
+              </w:rPr>
+              <w:t>1차 문서</w:t>
+            </w:r>
+          </w:p>
+        </w:tc>
+        <w:tc>
+          <w:tcPr>
+            <w:tcW w:type="dxa" w:w="2520"/>
+            <w:vAlign w:val="center"/>
+            <w:tcMar>
+              <w:top w:w="90" w:type="dxa"/>
+              <w:start w:w="110" w:type="dxa"/>
+              <w:bottom w:w="90" w:type="dxa"/>
+              <w:end w:w="110" w:type="dxa"/>
+            </w:tcMar>
+            <w:shd w:fill="DCE6F1"/>
+          </w:tcPr>
+          <w:p>
+            <w:pPr>
+              <w:spacing w:after="20" w:before="20"/>
+            </w:pPr>
+            <w:r>
+              <w:rPr>
+                <w:b/>
+                <w:color w:val="1F374F"/>
+                <w:sz w:val="15"/>
+              </w:rPr>
+              <w:t>상세/설계</w:t>
+            </w:r>
+          </w:p>
+        </w:tc>
+      </w:tr>
+      <w:tr>
+        <w:trPr>
+          <w:cantSplit/>
+          <w:cantSplit/>
+        </w:trPr>
+        <w:tc>
+          <w:tcPr>
+            <w:tcW w:type="dxa" w:w="2376"/>
+            <w:vAlign w:val="center"/>
+            <w:tcMar>
+              <w:top w:w="90" w:type="dxa"/>
+              <w:start w:w="110" w:type="dxa"/>
+              <w:bottom w:w="90" w:type="dxa"/>
+              <w:end w:w="110" w:type="dxa"/>
+            </w:tcMar>
+          </w:tcPr>
+          <w:p>
+            <w:pPr>
+              <w:spacing w:after="20" w:before="20"/>
+            </w:pPr>
+            <w:r>
+              <w:rPr>
+                <w:sz w:val="15"/>
+              </w:rPr>
+              <w:t>제품 범위·비범위</w:t>
+            </w:r>
+          </w:p>
+        </w:tc>
+        <w:tc>
+          <w:tcPr>
+            <w:tcW w:type="dxa" w:w="3816"/>
+            <w:vAlign w:val="center"/>
+            <w:tcMar>
+              <w:top w:w="90" w:type="dxa"/>
+              <w:start w:w="110" w:type="dxa"/>
+              <w:bottom w:w="90" w:type="dxa"/>
+              <w:end w:w="110" w:type="dxa"/>
+            </w:tcMar>
+          </w:tcPr>
+          <w:p>
+            <w:pPr>
+              <w:spacing w:after="20" w:before="20"/>
+            </w:pPr>
+            <w:r>
+              <w:rPr>
+                <w:sz w:val="15"/>
+              </w:rPr>
+              <w:t>CPF가 책임지는 것/고객이 결정할 것</w:t>
+            </w:r>
+          </w:p>
+        </w:tc>
+        <w:tc>
+          <w:tcPr>
+            <w:tcW w:type="dxa" w:w="2232"/>
+            <w:vAlign w:val="center"/>
+            <w:tcMar>
+              <w:top w:w="90" w:type="dxa"/>
+              <w:start w:w="110" w:type="dxa"/>
+              <w:bottom w:w="90" w:type="dxa"/>
+              <w:end w:w="110" w:type="dxa"/>
+            </w:tcMar>
+          </w:tcPr>
+          <w:p>
+            <w:pPr>
+              <w:spacing w:after="20" w:before="20"/>
+            </w:pPr>
+            <w:r>
+              <w:rPr>
+                <w:sz w:val="15"/>
+              </w:rPr>
+              <w:t>00 §2~4</w:t>
+            </w:r>
+          </w:p>
+        </w:tc>
+        <w:tc>
+          <w:tcPr>
+            <w:tcW w:type="dxa" w:w="2520"/>
+            <w:vAlign w:val="center"/>
+            <w:tcMar>
+              <w:top w:w="90" w:type="dxa"/>
+              <w:start w:w="110" w:type="dxa"/>
+              <w:bottom w:w="90" w:type="dxa"/>
+              <w:end w:w="110" w:type="dxa"/>
+            </w:tcMar>
+          </w:tcPr>
+          <w:p>
+            <w:pPr>
+              <w:spacing w:after="20" w:before="20"/>
+            </w:pPr>
+            <w:r>
+              <w:rPr>
+                <w:sz w:val="15"/>
+              </w:rPr>
+              <w:t>아키텍처설계서 §1~5</w:t>
+            </w:r>
+          </w:p>
+        </w:tc>
+      </w:tr>
+      <w:tr>
+        <w:trPr>
+          <w:cantSplit/>
+          <w:cantSplit/>
+        </w:trPr>
+        <w:tc>
+          <w:tcPr>
+            <w:tcW w:type="dxa" w:w="2376"/>
+            <w:vAlign w:val="center"/>
+            <w:tcMar>
+              <w:top w:w="90" w:type="dxa"/>
+              <w:start w:w="110" w:type="dxa"/>
+              <w:bottom w:w="90" w:type="dxa"/>
+              <w:end w:w="110" w:type="dxa"/>
+            </w:tcMar>
+            <w:shd w:fill="F7F9FC"/>
+          </w:tcPr>
+          <w:p>
+            <w:pPr>
+              <w:spacing w:after="20" w:before="20"/>
+            </w:pPr>
+            <w:r>
+              <w:rPr>
+                <w:sz w:val="15"/>
+              </w:rPr>
+              <w:t>Module·Starter·Profile·Capability</w:t>
+            </w:r>
+          </w:p>
+        </w:tc>
+        <w:tc>
+          <w:tcPr>
+            <w:tcW w:type="dxa" w:w="3816"/>
+            <w:vAlign w:val="center"/>
+            <w:tcMar>
+              <w:top w:w="90" w:type="dxa"/>
+              <w:start w:w="110" w:type="dxa"/>
+              <w:bottom w:w="90" w:type="dxa"/>
+              <w:end w:w="110" w:type="dxa"/>
+            </w:tcMar>
+            <w:shd w:fill="F7F9FC"/>
+          </w:tcPr>
+          <w:p>
+            <w:pPr>
+              <w:spacing w:after="20" w:before="20"/>
+            </w:pPr>
+            <w:r>
+              <w:rPr>
+                <w:sz w:val="15"/>
+              </w:rPr>
+              <w:t>어떤 모듈/Starter를 선택할지</w:t>
+            </w:r>
+          </w:p>
+        </w:tc>
+        <w:tc>
+          <w:tcPr>
+            <w:tcW w:type="dxa" w:w="2232"/>
+            <w:vAlign w:val="center"/>
+            <w:tcMar>
+              <w:top w:w="90" w:type="dxa"/>
+              <w:start w:w="110" w:type="dxa"/>
+              <w:bottom w:w="90" w:type="dxa"/>
+              <w:end w:w="110" w:type="dxa"/>
+            </w:tcMar>
+            <w:shd w:fill="F7F9FC"/>
+          </w:tcPr>
+          <w:p>
+            <w:pPr>
+              <w:spacing w:after="20" w:before="20"/>
+            </w:pPr>
+            <w:r>
+              <w:rPr>
+                <w:sz w:val="15"/>
+              </w:rPr>
+              <w:t>00 §5~8, §20~24</w:t>
+            </w:r>
+          </w:p>
+        </w:tc>
+        <w:tc>
+          <w:tcPr>
+            <w:tcW w:type="dxa" w:w="2520"/>
+            <w:vAlign w:val="center"/>
+            <w:tcMar>
+              <w:top w:w="90" w:type="dxa"/>
+              <w:start w:w="110" w:type="dxa"/>
+              <w:bottom w:w="90" w:type="dxa"/>
+              <w:end w:w="110" w:type="dxa"/>
+            </w:tcMar>
+            <w:shd w:fill="F7F9FC"/>
+          </w:tcPr>
+          <w:p>
+            <w:pPr>
+              <w:spacing w:after="20" w:before="20"/>
+            </w:pPr>
+            <w:r>
+              <w:rPr>
+                <w:sz w:val="15"/>
+              </w:rPr>
+              <w:t>01 §26</w:t>
+            </w:r>
+          </w:p>
+        </w:tc>
+      </w:tr>
+      <w:tr>
+        <w:trPr>
+          <w:cantSplit/>
+          <w:cantSplit/>
+        </w:trPr>
+        <w:tc>
+          <w:tcPr>
+            <w:tcW w:type="dxa" w:w="2376"/>
+            <w:vAlign w:val="center"/>
+            <w:tcMar>
+              <w:top w:w="90" w:type="dxa"/>
+              <w:start w:w="110" w:type="dxa"/>
+              <w:bottom w:w="90" w:type="dxa"/>
+              <w:end w:w="110" w:type="dxa"/>
+            </w:tcMar>
+          </w:tcPr>
+          <w:p>
+            <w:pPr>
+              <w:spacing w:after="20" w:before="20"/>
+            </w:pPr>
+            <w:r>
+              <w:rPr>
+                <w:sz w:val="15"/>
+              </w:rPr>
+              <w:t>Generator·신규 업무영역</w:t>
+            </w:r>
+          </w:p>
+        </w:tc>
+        <w:tc>
+          <w:tcPr>
+            <w:tcW w:type="dxa" w:w="3816"/>
+            <w:vAlign w:val="center"/>
+            <w:tcMar>
+              <w:top w:w="90" w:type="dxa"/>
+              <w:start w:w="110" w:type="dxa"/>
+              <w:bottom w:w="90" w:type="dxa"/>
+              <w:end w:w="110" w:type="dxa"/>
+            </w:tcMar>
+          </w:tcPr>
+          <w:p>
+            <w:pPr>
+              <w:spacing w:after="20" w:before="20"/>
+            </w:pPr>
+            <w:r>
+              <w:rPr>
+                <w:sz w:val="15"/>
+              </w:rPr>
+              <w:t>신규 Domain 생성/충돌/Generated 경계</w:t>
+            </w:r>
+          </w:p>
+        </w:tc>
+        <w:tc>
+          <w:tcPr>
+            <w:tcW w:type="dxa" w:w="2232"/>
+            <w:vAlign w:val="center"/>
+            <w:tcMar>
+              <w:top w:w="90" w:type="dxa"/>
+              <w:start w:w="110" w:type="dxa"/>
+              <w:bottom w:w="90" w:type="dxa"/>
+              <w:end w:w="110" w:type="dxa"/>
+            </w:tcMar>
+          </w:tcPr>
+          <w:p>
+            <w:pPr>
+              <w:spacing w:after="20" w:before="20"/>
+            </w:pPr>
+            <w:r>
+              <w:rPr>
+                <w:sz w:val="15"/>
+              </w:rPr>
+              <w:t>01 §3, §24~25</w:t>
+            </w:r>
+          </w:p>
+        </w:tc>
+        <w:tc>
+          <w:tcPr>
+            <w:tcW w:type="dxa" w:w="2520"/>
+            <w:vAlign w:val="center"/>
+            <w:tcMar>
+              <w:top w:w="90" w:type="dxa"/>
+              <w:start w:w="110" w:type="dxa"/>
+              <w:bottom w:w="90" w:type="dxa"/>
+              <w:end w:w="110" w:type="dxa"/>
+            </w:tcMar>
+          </w:tcPr>
+          <w:p>
+            <w:pPr>
+              <w:spacing w:after="20" w:before="20"/>
+            </w:pPr>
+            <w:r>
+              <w:rPr>
+                <w:sz w:val="15"/>
+              </w:rPr>
+              <w:t>00 §13</w:t>
+            </w:r>
+          </w:p>
+        </w:tc>
+      </w:tr>
+      <w:tr>
+        <w:trPr>
+          <w:cantSplit/>
+          <w:cantSplit/>
+        </w:trPr>
+        <w:tc>
+          <w:tcPr>
+            <w:tcW w:type="dxa" w:w="2376"/>
+            <w:vAlign w:val="center"/>
+            <w:tcMar>
+              <w:top w:w="90" w:type="dxa"/>
+              <w:start w:w="110" w:type="dxa"/>
+              <w:bottom w:w="90" w:type="dxa"/>
+              <w:end w:w="110" w:type="dxa"/>
+            </w:tcMar>
+            <w:shd w:fill="F7F9FC"/>
+          </w:tcPr>
+          <w:p>
+            <w:pPr>
+              <w:spacing w:after="20" w:before="20"/>
+            </w:pPr>
+            <w:r>
+              <w:rPr>
+                <w:sz w:val="15"/>
+              </w:rPr>
+              <w:t>Query·검색·Paging·Sort</w:t>
+            </w:r>
+          </w:p>
+        </w:tc>
+        <w:tc>
+          <w:tcPr>
+            <w:tcW w:type="dxa" w:w="3816"/>
+            <w:vAlign w:val="center"/>
+            <w:tcMar>
+              <w:top w:w="90" w:type="dxa"/>
+              <w:start w:w="110" w:type="dxa"/>
+              <w:bottom w:w="90" w:type="dxa"/>
+              <w:end w:w="110" w:type="dxa"/>
+            </w:tcMar>
+            <w:shd w:fill="F7F9FC"/>
+          </w:tcPr>
+          <w:p>
+            <w:pPr>
+              <w:spacing w:before="20" w:after="20"/>
+            </w:pPr>
+            <w:r>
+              <w:rPr>
+                <w:sz w:val="15"/>
+              </w:rPr>
+              <w:t>CpfPageRequest/CpfPage/CpfSort/CpfCursorCodec + Query 계약</w:t>
+            </w:r>
+          </w:p>
+        </w:tc>
+        <w:tc>
+          <w:tcPr>
+            <w:tcW w:type="dxa" w:w="2232"/>
+            <w:vAlign w:val="center"/>
+            <w:tcMar>
+              <w:top w:w="90" w:type="dxa"/>
+              <w:start w:w="110" w:type="dxa"/>
+              <w:bottom w:w="90" w:type="dxa"/>
+              <w:end w:w="110" w:type="dxa"/>
+            </w:tcMar>
+            <w:shd w:fill="F7F9FC"/>
+          </w:tcPr>
+          <w:p>
+            <w:pPr>
+              <w:spacing w:after="20" w:before="20"/>
+            </w:pPr>
+            <w:r>
+              <w:rPr>
+                <w:sz w:val="15"/>
+              </w:rPr>
+              <w:t>01 §0.3, §5</w:t>
+            </w:r>
+          </w:p>
+        </w:tc>
+        <w:tc>
+          <w:tcPr>
+            <w:tcW w:type="dxa" w:w="2520"/>
+            <w:vAlign w:val="center"/>
+            <w:tcMar>
+              <w:top w:w="90" w:type="dxa"/>
+              <w:start w:w="110" w:type="dxa"/>
+              <w:bottom w:w="90" w:type="dxa"/>
+              <w:end w:w="110" w:type="dxa"/>
+            </w:tcMar>
+            <w:shd w:fill="F7F9FC"/>
+          </w:tcPr>
+          <w:p>
+            <w:pPr>
+              <w:spacing w:after="20" w:before="20"/>
+            </w:pPr>
+            <w:r>
+              <w:rPr>
+                <w:sz w:val="15"/>
+              </w:rPr>
+              <w:t>기술표준서 §26~27</w:t>
+            </w:r>
+          </w:p>
+        </w:tc>
+      </w:tr>
+      <w:tr>
+        <w:trPr>
+          <w:cantSplit/>
+          <w:cantSplit/>
+        </w:trPr>
+        <w:tc>
+          <w:tcPr>
+            <w:tcW w:type="dxa" w:w="2376"/>
+            <w:vAlign w:val="center"/>
+            <w:tcMar>
+              <w:top w:w="90" w:type="dxa"/>
+              <w:start w:w="110" w:type="dxa"/>
+              <w:bottom w:w="90" w:type="dxa"/>
+              <w:end w:w="110" w:type="dxa"/>
+            </w:tcMar>
+          </w:tcPr>
+          <w:p>
+            <w:pPr>
+              <w:spacing w:after="20" w:before="20"/>
+            </w:pPr>
+            <w:r>
+              <w:rPr>
+                <w:sz w:val="15"/>
+              </w:rPr>
+              <w:t>Validation·Error 계약</w:t>
+            </w:r>
+          </w:p>
+        </w:tc>
+        <w:tc>
+          <w:tcPr>
+            <w:tcW w:type="dxa" w:w="3816"/>
+            <w:vAlign w:val="center"/>
+            <w:tcMar>
+              <w:top w:w="90" w:type="dxa"/>
+              <w:start w:w="110" w:type="dxa"/>
+              <w:bottom w:w="90" w:type="dxa"/>
+              <w:end w:w="110" w:type="dxa"/>
+            </w:tcMar>
+          </w:tcPr>
+          <w:p>
+            <w:pPr>
+              <w:spacing w:after="20" w:before="20"/>
+            </w:pPr>
+            <w:r>
+              <w:rPr>
+                <w:sz w:val="15"/>
+              </w:rPr>
+              <w:t>400/403/404/409/422/429/5xx 판단</w:t>
+            </w:r>
+          </w:p>
+        </w:tc>
+        <w:tc>
+          <w:tcPr>
+            <w:tcW w:type="dxa" w:w="2232"/>
+            <w:vAlign w:val="center"/>
+            <w:tcMar>
+              <w:top w:w="90" w:type="dxa"/>
+              <w:start w:w="110" w:type="dxa"/>
+              <w:bottom w:w="90" w:type="dxa"/>
+              <w:end w:w="110" w:type="dxa"/>
+            </w:tcMar>
+          </w:tcPr>
+          <w:p>
+            <w:pPr>
+              <w:spacing w:after="20" w:before="20"/>
+            </w:pPr>
+            <w:r>
+              <w:rPr>
+                <w:sz w:val="15"/>
+              </w:rPr>
+              <w:t>01 §0.4</w:t>
+            </w:r>
+          </w:p>
+        </w:tc>
+        <w:tc>
+          <w:tcPr>
+            <w:tcW w:type="dxa" w:w="2520"/>
+            <w:vAlign w:val="center"/>
+            <w:tcMar>
+              <w:top w:w="90" w:type="dxa"/>
+              <w:start w:w="110" w:type="dxa"/>
+              <w:bottom w:w="90" w:type="dxa"/>
+              <w:end w:w="110" w:type="dxa"/>
+            </w:tcMar>
+          </w:tcPr>
+          <w:p>
+            <w:pPr>
+              <w:spacing w:after="20" w:before="20"/>
+            </w:pPr>
+            <w:r>
+              <w:rPr>
+                <w:sz w:val="15"/>
+              </w:rPr>
+              <w:t>기술표준서 §26~27, §32</w:t>
+            </w:r>
+          </w:p>
+        </w:tc>
+      </w:tr>
+      <w:tr>
+        <w:trPr>
+          <w:cantSplit/>
+          <w:cantSplit/>
+        </w:trPr>
+        <w:tc>
+          <w:tcPr>
+            <w:tcW w:type="dxa" w:w="2376"/>
+            <w:vAlign w:val="center"/>
+            <w:tcMar>
+              <w:top w:w="90" w:type="dxa"/>
+              <w:start w:w="110" w:type="dxa"/>
+              <w:bottom w:w="90" w:type="dxa"/>
+              <w:end w:w="110" w:type="dxa"/>
+            </w:tcMar>
+            <w:shd w:fill="F7F9FC"/>
+          </w:tcPr>
+          <w:p>
+            <w:pPr>
+              <w:spacing w:after="20" w:before="20"/>
+            </w:pPr>
+            <w:r>
+              <w:rPr>
+                <w:sz w:val="15"/>
+              </w:rPr>
+              <w:t>Command·Version·Concurrency</w:t>
+            </w:r>
+          </w:p>
+        </w:tc>
+        <w:tc>
+          <w:tcPr>
+            <w:tcW w:type="dxa" w:w="3816"/>
+            <w:vAlign w:val="center"/>
+            <w:tcMar>
+              <w:top w:w="90" w:type="dxa"/>
+              <w:start w:w="110" w:type="dxa"/>
+              <w:bottom w:w="90" w:type="dxa"/>
+              <w:end w:w="110" w:type="dxa"/>
+            </w:tcMar>
+            <w:shd w:fill="F7F9FC"/>
+          </w:tcPr>
+          <w:p>
+            <w:pPr>
+              <w:spacing w:after="20" w:before="20"/>
+            </w:pPr>
+            <w:r>
+              <w:rPr>
+                <w:sz w:val="15"/>
+              </w:rPr>
+              <w:t>수정/상태변경/expectedVersion</w:t>
+            </w:r>
+          </w:p>
+        </w:tc>
+        <w:tc>
+          <w:tcPr>
+            <w:tcW w:type="dxa" w:w="2232"/>
+            <w:vAlign w:val="center"/>
+            <w:tcMar>
+              <w:top w:w="90" w:type="dxa"/>
+              <w:start w:w="110" w:type="dxa"/>
+              <w:bottom w:w="90" w:type="dxa"/>
+              <w:end w:w="110" w:type="dxa"/>
+            </w:tcMar>
+            <w:shd w:fill="F7F9FC"/>
+          </w:tcPr>
+          <w:p>
+            <w:pPr>
+              <w:spacing w:after="20" w:before="20"/>
+            </w:pPr>
+            <w:r>
+              <w:rPr>
+                <w:sz w:val="15"/>
+              </w:rPr>
+              <w:t>01 §6</w:t>
+            </w:r>
+          </w:p>
+        </w:tc>
+        <w:tc>
+          <w:tcPr>
+            <w:tcW w:type="dxa" w:w="2520"/>
+            <w:vAlign w:val="center"/>
+            <w:tcMar>
+              <w:top w:w="90" w:type="dxa"/>
+              <w:start w:w="110" w:type="dxa"/>
+              <w:bottom w:w="90" w:type="dxa"/>
+              <w:end w:w="110" w:type="dxa"/>
+            </w:tcMar>
+            <w:shd w:fill="F7F9FC"/>
+          </w:tcPr>
+          <w:p>
+            <w:pPr>
+              <w:spacing w:after="20" w:before="20"/>
+            </w:pPr>
+            <w:r>
+              <w:rPr>
+                <w:sz w:val="15"/>
+              </w:rPr>
+              <w:t>기술표준서 §29</w:t>
+            </w:r>
+          </w:p>
+        </w:tc>
+      </w:tr>
+      <w:tr>
+        <w:trPr>
+          <w:cantSplit/>
+          <w:cantSplit/>
+        </w:trPr>
+        <w:tc>
+          <w:tcPr>
+            <w:tcW w:type="dxa" w:w="2376"/>
+            <w:vAlign w:val="center"/>
+            <w:tcMar>
+              <w:top w:w="90" w:type="dxa"/>
+              <w:start w:w="110" w:type="dxa"/>
+              <w:bottom w:w="90" w:type="dxa"/>
+              <w:end w:w="110" w:type="dxa"/>
+            </w:tcMar>
+          </w:tcPr>
+          <w:p>
+            <w:pPr>
+              <w:spacing w:after="20" w:before="20"/>
+            </w:pPr>
+            <w:r>
+              <w:rPr>
+                <w:sz w:val="15"/>
+              </w:rPr>
+              <w:t>Local Transaction</w:t>
+            </w:r>
+          </w:p>
+        </w:tc>
+        <w:tc>
+          <w:tcPr>
+            <w:tcW w:type="dxa" w:w="3816"/>
+            <w:vAlign w:val="center"/>
+            <w:tcMar>
+              <w:top w:w="90" w:type="dxa"/>
+              <w:start w:w="110" w:type="dxa"/>
+              <w:bottom w:w="90" w:type="dxa"/>
+              <w:end w:w="110" w:type="dxa"/>
+            </w:tcMar>
+          </w:tcPr>
+          <w:p>
+            <w:pPr>
+              <w:spacing w:after="20" w:before="20"/>
+            </w:pPr>
+            <w:r>
+              <w:rPr>
+                <w:sz w:val="15"/>
+              </w:rPr>
+              <w:t>한 Owner 안의 원자 경계</w:t>
+            </w:r>
+          </w:p>
+        </w:tc>
+        <w:tc>
+          <w:tcPr>
+            <w:tcW w:type="dxa" w:w="2232"/>
+            <w:vAlign w:val="center"/>
+            <w:tcMar>
+              <w:top w:w="90" w:type="dxa"/>
+              <w:start w:w="110" w:type="dxa"/>
+              <w:bottom w:w="90" w:type="dxa"/>
+              <w:end w:w="110" w:type="dxa"/>
+            </w:tcMar>
+          </w:tcPr>
+          <w:p>
+            <w:pPr>
+              <w:spacing w:after="20" w:before="20"/>
+            </w:pPr>
+            <w:r>
+              <w:rPr>
+                <w:sz w:val="15"/>
+              </w:rPr>
+              <w:t>01 §0.5, §7</w:t>
+            </w:r>
+          </w:p>
+        </w:tc>
+        <w:tc>
+          <w:tcPr>
+            <w:tcW w:type="dxa" w:w="2520"/>
+            <w:vAlign w:val="center"/>
+            <w:tcMar>
+              <w:top w:w="90" w:type="dxa"/>
+              <w:start w:w="110" w:type="dxa"/>
+              <w:bottom w:w="90" w:type="dxa"/>
+              <w:end w:w="110" w:type="dxa"/>
+            </w:tcMar>
+          </w:tcPr>
+          <w:p>
+            <w:pPr>
+              <w:spacing w:after="20" w:before="20"/>
+            </w:pPr>
+            <w:r>
+              <w:rPr>
+                <w:sz w:val="15"/>
+              </w:rPr>
+              <w:t>아키텍처설계서 §36</w:t>
+            </w:r>
+          </w:p>
+        </w:tc>
+      </w:tr>
+      <w:tr>
+        <w:trPr>
+          <w:cantSplit/>
+          <w:cantSplit/>
+        </w:trPr>
+        <w:tc>
+          <w:tcPr>
+            <w:tcW w:type="dxa" w:w="2376"/>
+            <w:vAlign w:val="center"/>
+            <w:tcMar>
+              <w:top w:w="90" w:type="dxa"/>
+              <w:start w:w="110" w:type="dxa"/>
+              <w:bottom w:w="90" w:type="dxa"/>
+              <w:end w:w="110" w:type="dxa"/>
+            </w:tcMar>
+            <w:shd w:fill="F7F9FC"/>
+          </w:tcPr>
+          <w:p>
+            <w:pPr>
+              <w:spacing w:after="20" w:before="20"/>
+            </w:pPr>
+            <w:r>
+              <w:rPr>
+                <w:sz w:val="15"/>
+              </w:rPr>
+              <w:t>Remote·다중 Owner Transaction</w:t>
+            </w:r>
+          </w:p>
+        </w:tc>
+        <w:tc>
+          <w:tcPr>
+            <w:tcW w:type="dxa" w:w="3816"/>
+            <w:vAlign w:val="center"/>
+            <w:tcMar>
+              <w:top w:w="90" w:type="dxa"/>
+              <w:start w:w="110" w:type="dxa"/>
+              <w:bottom w:w="90" w:type="dxa"/>
+              <w:end w:w="110" w:type="dxa"/>
+            </w:tcMar>
+            <w:shd w:fill="F7F9FC"/>
+          </w:tcPr>
+          <w:p>
+            <w:pPr>
+              <w:spacing w:after="20" w:before="20"/>
+            </w:pPr>
+            <w:r>
+              <w:rPr>
+                <w:sz w:val="15"/>
+              </w:rPr>
+              <w:t>A→B→C, 인스턴스 분리, Saga 판단</w:t>
+            </w:r>
+          </w:p>
+        </w:tc>
+        <w:tc>
+          <w:tcPr>
+            <w:tcW w:type="dxa" w:w="2232"/>
+            <w:vAlign w:val="center"/>
+            <w:tcMar>
+              <w:top w:w="90" w:type="dxa"/>
+              <w:start w:w="110" w:type="dxa"/>
+              <w:bottom w:w="90" w:type="dxa"/>
+              <w:end w:w="110" w:type="dxa"/>
+            </w:tcMar>
+            <w:shd w:fill="F7F9FC"/>
+          </w:tcPr>
+          <w:p>
+            <w:pPr>
+              <w:spacing w:after="20" w:before="20"/>
+            </w:pPr>
+            <w:r>
+              <w:rPr>
+                <w:sz w:val="15"/>
+              </w:rPr>
+              <w:t>01 §0.6, §20</w:t>
+            </w:r>
+          </w:p>
+        </w:tc>
+        <w:tc>
+          <w:tcPr>
+            <w:tcW w:type="dxa" w:w="2520"/>
+            <w:vAlign w:val="center"/>
+            <w:tcMar>
+              <w:top w:w="90" w:type="dxa"/>
+              <w:start w:w="110" w:type="dxa"/>
+              <w:bottom w:w="90" w:type="dxa"/>
+              <w:end w:w="110" w:type="dxa"/>
+            </w:tcMar>
+            <w:shd w:fill="F7F9FC"/>
+          </w:tcPr>
+          <w:p>
+            <w:pPr>
+              <w:spacing w:after="20" w:before="20"/>
+            </w:pPr>
+            <w:r>
+              <w:rPr>
+                <w:sz w:val="15"/>
+              </w:rPr>
+              <w:t>아키텍처설계서 §35~38</w:t>
+            </w:r>
+          </w:p>
+        </w:tc>
+      </w:tr>
+      <w:tr>
+        <w:trPr>
+          <w:cantSplit/>
+          <w:cantSplit/>
+        </w:trPr>
+        <w:tc>
+          <w:tcPr>
+            <w:tcW w:type="dxa" w:w="2376"/>
+            <w:vAlign w:val="center"/>
+            <w:tcMar>
+              <w:top w:w="90" w:type="dxa"/>
+              <w:start w:w="110" w:type="dxa"/>
+              <w:bottom w:w="90" w:type="dxa"/>
+              <w:end w:w="110" w:type="dxa"/>
+            </w:tcMar>
+          </w:tcPr>
+          <w:p>
+            <w:pPr>
+              <w:spacing w:after="20" w:before="20"/>
+            </w:pPr>
+            <w:r>
+              <w:rPr>
+                <w:sz w:val="15"/>
+              </w:rPr>
+              <w:t>Idempotency</w:t>
+            </w:r>
+          </w:p>
+        </w:tc>
+        <w:tc>
+          <w:tcPr>
+            <w:tcW w:type="dxa" w:w="3816"/>
+            <w:vAlign w:val="center"/>
+            <w:tcMar>
+              <w:top w:w="90" w:type="dxa"/>
+              <w:start w:w="110" w:type="dxa"/>
+              <w:bottom w:w="90" w:type="dxa"/>
+              <w:end w:w="110" w:type="dxa"/>
+            </w:tcMar>
+          </w:tcPr>
+          <w:p>
+            <w:pPr>
+              <w:spacing w:after="20" w:before="20"/>
+            </w:pPr>
+            <w:r>
+              <w:rPr>
+                <w:sz w:val="15"/>
+              </w:rPr>
+              <w:t>중복 요청/동일 Key/다른 Hash</w:t>
+            </w:r>
+          </w:p>
+        </w:tc>
+        <w:tc>
+          <w:tcPr>
+            <w:tcW w:type="dxa" w:w="2232"/>
+            <w:vAlign w:val="center"/>
+            <w:tcMar>
+              <w:top w:w="90" w:type="dxa"/>
+              <w:start w:w="110" w:type="dxa"/>
+              <w:bottom w:w="90" w:type="dxa"/>
+              <w:end w:w="110" w:type="dxa"/>
+            </w:tcMar>
+          </w:tcPr>
+          <w:p>
+            <w:pPr>
+              <w:spacing w:after="20" w:before="20"/>
+            </w:pPr>
+            <w:r>
+              <w:rPr>
+                <w:sz w:val="15"/>
+              </w:rPr>
+              <w:t>01 §6.2</w:t>
+            </w:r>
+          </w:p>
+        </w:tc>
+        <w:tc>
+          <w:tcPr>
+            <w:tcW w:type="dxa" w:w="2520"/>
+            <w:vAlign w:val="center"/>
+            <w:tcMar>
+              <w:top w:w="90" w:type="dxa"/>
+              <w:start w:w="110" w:type="dxa"/>
+              <w:bottom w:w="90" w:type="dxa"/>
+              <w:end w:w="110" w:type="dxa"/>
+            </w:tcMar>
+          </w:tcPr>
+          <w:p>
+            <w:pPr>
+              <w:spacing w:after="20" w:before="20"/>
+            </w:pPr>
+            <w:r>
+              <w:rPr>
+                <w:sz w:val="15"/>
+              </w:rPr>
+              <w:t>기술표준서 §30</w:t>
+            </w:r>
+          </w:p>
+        </w:tc>
+      </w:tr>
+      <w:tr>
+        <w:trPr>
+          <w:cantSplit/>
+          <w:cantSplit/>
+        </w:trPr>
+        <w:tc>
+          <w:tcPr>
+            <w:tcW w:type="dxa" w:w="2376"/>
+            <w:vAlign w:val="center"/>
+            <w:tcMar>
+              <w:top w:w="90" w:type="dxa"/>
+              <w:start w:w="110" w:type="dxa"/>
+              <w:bottom w:w="90" w:type="dxa"/>
+              <w:end w:w="110" w:type="dxa"/>
+            </w:tcMar>
+            <w:shd w:fill="F7F9FC"/>
+          </w:tcPr>
+          <w:p>
+            <w:pPr>
+              <w:spacing w:after="20" w:before="20"/>
+            </w:pPr>
+            <w:r>
+              <w:rPr>
+                <w:sz w:val="15"/>
+              </w:rPr>
+              <w:t>UNKNOWN_RESULT·응답 유실</w:t>
+            </w:r>
+          </w:p>
+        </w:tc>
+        <w:tc>
+          <w:tcPr>
+            <w:tcW w:type="dxa" w:w="3816"/>
+            <w:vAlign w:val="center"/>
+            <w:tcMar>
+              <w:top w:w="90" w:type="dxa"/>
+              <w:start w:w="110" w:type="dxa"/>
+              <w:bottom w:w="90" w:type="dxa"/>
+              <w:end w:w="110" w:type="dxa"/>
+            </w:tcMar>
+            <w:shd w:fill="F7F9FC"/>
+          </w:tcPr>
+          <w:p>
+            <w:pPr>
+              <w:spacing w:after="20" w:before="20"/>
+            </w:pPr>
+            <w:r>
+              <w:rPr>
+                <w:sz w:val="15"/>
+              </w:rPr>
+              <w:t>결과 미확정/대사/재처리</w:t>
+            </w:r>
+          </w:p>
+        </w:tc>
+        <w:tc>
+          <w:tcPr>
+            <w:tcW w:type="dxa" w:w="2232"/>
+            <w:vAlign w:val="center"/>
+            <w:tcMar>
+              <w:top w:w="90" w:type="dxa"/>
+              <w:start w:w="110" w:type="dxa"/>
+              <w:bottom w:w="90" w:type="dxa"/>
+              <w:end w:w="110" w:type="dxa"/>
+            </w:tcMar>
+            <w:shd w:fill="F7F9FC"/>
+          </w:tcPr>
+          <w:p>
+            <w:pPr>
+              <w:spacing w:after="20" w:before="20"/>
+            </w:pPr>
+            <w:r>
+              <w:rPr>
+                <w:sz w:val="15"/>
+              </w:rPr>
+              <w:t>01 §0.8, §9</w:t>
+            </w:r>
+          </w:p>
+        </w:tc>
+        <w:tc>
+          <w:tcPr>
+            <w:tcW w:type="dxa" w:w="2520"/>
+            <w:vAlign w:val="center"/>
+            <w:tcMar>
+              <w:top w:w="90" w:type="dxa"/>
+              <w:start w:w="110" w:type="dxa"/>
+              <w:bottom w:w="90" w:type="dxa"/>
+              <w:end w:w="110" w:type="dxa"/>
+            </w:tcMar>
+            <w:shd w:fill="F7F9FC"/>
+          </w:tcPr>
+          <w:p>
+            <w:pPr>
+              <w:spacing w:after="20" w:before="20"/>
+            </w:pPr>
+            <w:r>
+              <w:rPr>
+                <w:sz w:val="15"/>
+              </w:rPr>
+              <w:t>00 §10.3</w:t>
+            </w:r>
+          </w:p>
+        </w:tc>
+      </w:tr>
+      <w:tr>
+        <w:trPr>
+          <w:cantSplit/>
+          <w:cantSplit/>
+        </w:trPr>
+        <w:tc>
+          <w:tcPr>
+            <w:tcW w:type="dxa" w:w="2376"/>
+            <w:vAlign w:val="center"/>
+            <w:tcMar>
+              <w:top w:w="90" w:type="dxa"/>
+              <w:start w:w="110" w:type="dxa"/>
+              <w:bottom w:w="90" w:type="dxa"/>
+              <w:end w:w="110" w:type="dxa"/>
+            </w:tcMar>
+          </w:tcPr>
+          <w:p>
+            <w:pPr>
+              <w:spacing w:after="20" w:before="20"/>
+            </w:pPr>
+            <w:r>
+              <w:rPr>
+                <w:sz w:val="15"/>
+              </w:rPr>
+              <w:t>Transaction Lineage</w:t>
+            </w:r>
+          </w:p>
+        </w:tc>
+        <w:tc>
+          <w:tcPr>
+            <w:tcW w:type="dxa" w:w="3816"/>
+            <w:vAlign w:val="center"/>
+            <w:tcMar>
+              <w:top w:w="90" w:type="dxa"/>
+              <w:start w:w="110" w:type="dxa"/>
+              <w:bottom w:w="90" w:type="dxa"/>
+              <w:end w:w="110" w:type="dxa"/>
+            </w:tcMar>
+          </w:tcPr>
+          <w:p>
+            <w:pPr>
+              <w:spacing w:after="20" w:before="20"/>
+            </w:pPr>
+            <w:r>
+              <w:rPr>
+                <w:sz w:val="15"/>
+              </w:rPr>
+              <w:t>transactionId/segment/attempt/trace 연결</w:t>
+            </w:r>
+          </w:p>
+        </w:tc>
+        <w:tc>
+          <w:tcPr>
+            <w:tcW w:type="dxa" w:w="2232"/>
+            <w:vAlign w:val="center"/>
+            <w:tcMar>
+              <w:top w:w="90" w:type="dxa"/>
+              <w:start w:w="110" w:type="dxa"/>
+              <w:bottom w:w="90" w:type="dxa"/>
+              <w:end w:w="110" w:type="dxa"/>
+            </w:tcMar>
+          </w:tcPr>
+          <w:p>
+            <w:pPr>
+              <w:spacing w:after="20" w:before="20"/>
+            </w:pPr>
+            <w:r>
+              <w:rPr>
+                <w:sz w:val="15"/>
+              </w:rPr>
+              <w:t>01 §0.7</w:t>
+            </w:r>
+          </w:p>
+        </w:tc>
+        <w:tc>
+          <w:tcPr>
+            <w:tcW w:type="dxa" w:w="2520"/>
+            <w:vAlign w:val="center"/>
+            <w:tcMar>
+              <w:top w:w="90" w:type="dxa"/>
+              <w:start w:w="110" w:type="dxa"/>
+              <w:bottom w:w="90" w:type="dxa"/>
+              <w:end w:w="110" w:type="dxa"/>
+            </w:tcMar>
+          </w:tcPr>
+          <w:p>
+            <w:pPr>
+              <w:spacing w:after="20" w:before="20"/>
+            </w:pPr>
+            <w:r>
+              <w:rPr>
+                <w:sz w:val="15"/>
+              </w:rPr>
+              <w:t>00 §26, 아키텍처설계서 §68</w:t>
+            </w:r>
+          </w:p>
+        </w:tc>
+      </w:tr>
+      <w:tr>
+        <w:trPr>
+          <w:cantSplit/>
+          <w:cantSplit/>
+        </w:trPr>
+        <w:tc>
+          <w:tcPr>
+            <w:tcW w:type="dxa" w:w="2376"/>
+            <w:vAlign w:val="center"/>
+            <w:tcMar>
+              <w:top w:w="90" w:type="dxa"/>
+              <w:start w:w="110" w:type="dxa"/>
+              <w:bottom w:w="90" w:type="dxa"/>
+              <w:end w:w="110" w:type="dxa"/>
+            </w:tcMar>
+            <w:shd w:fill="F7F9FC"/>
+          </w:tcPr>
+          <w:p>
+            <w:pPr>
+              <w:spacing w:after="20" w:before="20"/>
+            </w:pPr>
+            <w:r>
+              <w:rPr>
+                <w:sz w:val="15"/>
+              </w:rPr>
+              <w:t>Log·Metric·Trace</w:t>
+            </w:r>
+          </w:p>
+        </w:tc>
+        <w:tc>
+          <w:tcPr>
+            <w:tcW w:type="dxa" w:w="3816"/>
+            <w:vAlign w:val="center"/>
+            <w:tcMar>
+              <w:top w:w="90" w:type="dxa"/>
+              <w:start w:w="110" w:type="dxa"/>
+              <w:bottom w:w="90" w:type="dxa"/>
+              <w:end w:w="110" w:type="dxa"/>
+            </w:tcMar>
+            <w:shd w:fill="F7F9FC"/>
+          </w:tcPr>
+          <w:p>
+            <w:pPr>
+              <w:spacing w:after="20" w:before="20"/>
+            </w:pPr>
+            <w:r>
+              <w:rPr>
+                <w:sz w:val="15"/>
+              </w:rPr>
+              <w:t>개발 로그/운영 추적/민감정보</w:t>
+            </w:r>
+          </w:p>
+        </w:tc>
+        <w:tc>
+          <w:tcPr>
+            <w:tcW w:type="dxa" w:w="2232"/>
+            <w:vAlign w:val="center"/>
+            <w:tcMar>
+              <w:top w:w="90" w:type="dxa"/>
+              <w:start w:w="110" w:type="dxa"/>
+              <w:bottom w:w="90" w:type="dxa"/>
+              <w:end w:w="110" w:type="dxa"/>
+            </w:tcMar>
+            <w:shd w:fill="F7F9FC"/>
+          </w:tcPr>
+          <w:p>
+            <w:pPr>
+              <w:spacing w:after="20" w:before="20"/>
+            </w:pPr>
+            <w:r>
+              <w:rPr>
+                <w:sz w:val="15"/>
+              </w:rPr>
+              <w:t>01 §0.7</w:t>
+            </w:r>
+          </w:p>
+        </w:tc>
+        <w:tc>
+          <w:tcPr>
+            <w:tcW w:type="dxa" w:w="2520"/>
+            <w:vAlign w:val="center"/>
+            <w:tcMar>
+              <w:top w:w="90" w:type="dxa"/>
+              <w:start w:w="110" w:type="dxa"/>
+              <w:bottom w:w="90" w:type="dxa"/>
+              <w:end w:w="110" w:type="dxa"/>
+            </w:tcMar>
+            <w:shd w:fill="F7F9FC"/>
+          </w:tcPr>
+          <w:p>
+            <w:pPr>
+              <w:spacing w:after="20" w:before="20"/>
+            </w:pPr>
+            <w:r>
+              <w:rPr>
+                <w:sz w:val="15"/>
+              </w:rPr>
+              <w:t>05 기능 찾기, 기술표준서 §44</w:t>
+            </w:r>
+          </w:p>
+        </w:tc>
+      </w:tr>
+      <w:tr>
+        <w:trPr>
+          <w:cantSplit/>
+          <w:cantSplit/>
+        </w:trPr>
+        <w:tc>
+          <w:tcPr>
+            <w:tcW w:type="dxa" w:w="2376"/>
+            <w:vAlign w:val="center"/>
+            <w:tcMar>
+              <w:top w:w="90" w:type="dxa"/>
+              <w:start w:w="110" w:type="dxa"/>
+              <w:bottom w:w="90" w:type="dxa"/>
+              <w:end w:w="110" w:type="dxa"/>
+            </w:tcMar>
+          </w:tcPr>
+          <w:p>
+            <w:pPr>
+              <w:spacing w:after="20" w:before="20"/>
+            </w:pPr>
+            <w:r>
+              <w:rPr>
+                <w:sz w:val="15"/>
+              </w:rPr>
+              <w:t>Kafka·Outbox·Inbox·DLQ</w:t>
+            </w:r>
+          </w:p>
+        </w:tc>
+        <w:tc>
+          <w:tcPr>
+            <w:tcW w:type="dxa" w:w="3816"/>
+            <w:vAlign w:val="center"/>
+            <w:tcMar>
+              <w:top w:w="90" w:type="dxa"/>
+              <w:start w:w="110" w:type="dxa"/>
+              <w:bottom w:w="90" w:type="dxa"/>
+              <w:end w:w="110" w:type="dxa"/>
+            </w:tcMar>
+          </w:tcPr>
+          <w:p>
+            <w:pPr>
+              <w:spacing w:after="20" w:before="20"/>
+            </w:pPr>
+            <w:r>
+              <w:rPr>
+                <w:sz w:val="15"/>
+              </w:rPr>
+              <w:t>Commit과 Publish 분리/중복 소비</w:t>
+            </w:r>
+          </w:p>
+        </w:tc>
+        <w:tc>
+          <w:tcPr>
+            <w:tcW w:type="dxa" w:w="2232"/>
+            <w:vAlign w:val="center"/>
+            <w:tcMar>
+              <w:top w:w="90" w:type="dxa"/>
+              <w:start w:w="110" w:type="dxa"/>
+              <w:bottom w:w="90" w:type="dxa"/>
+              <w:end w:w="110" w:type="dxa"/>
+            </w:tcMar>
+          </w:tcPr>
+          <w:p>
+            <w:pPr>
+              <w:spacing w:after="20" w:before="20"/>
+            </w:pPr>
+            <w:r>
+              <w:rPr>
+                <w:sz w:val="15"/>
+              </w:rPr>
+              <w:t>01 §8</w:t>
+            </w:r>
+          </w:p>
+        </w:tc>
+        <w:tc>
+          <w:tcPr>
+            <w:tcW w:type="dxa" w:w="2520"/>
+            <w:vAlign w:val="center"/>
+            <w:tcMar>
+              <w:top w:w="90" w:type="dxa"/>
+              <w:start w:w="110" w:type="dxa"/>
+              <w:bottom w:w="90" w:type="dxa"/>
+              <w:end w:w="110" w:type="dxa"/>
+            </w:tcMar>
+          </w:tcPr>
+          <w:p>
+            <w:pPr>
+              <w:spacing w:after="20" w:before="20"/>
+            </w:pPr>
+            <w:r>
+              <w:rPr>
+                <w:sz w:val="15"/>
+              </w:rPr>
+              <w:t>아키텍처설계서 §37</w:t>
+            </w:r>
+          </w:p>
+        </w:tc>
+      </w:tr>
+      <w:tr>
+        <w:trPr>
+          <w:cantSplit/>
+          <w:cantSplit/>
+        </w:trPr>
+        <w:tc>
+          <w:tcPr>
+            <w:tcW w:type="dxa" w:w="2376"/>
+            <w:vAlign w:val="center"/>
+            <w:tcMar>
+              <w:top w:w="90" w:type="dxa"/>
+              <w:start w:w="110" w:type="dxa"/>
+              <w:bottom w:w="90" w:type="dxa"/>
+              <w:end w:w="110" w:type="dxa"/>
+            </w:tcMar>
+            <w:shd w:fill="F7F9FC"/>
+          </w:tcPr>
+          <w:p>
+            <w:pPr>
+              <w:spacing w:after="20" w:before="20"/>
+            </w:pPr>
+            <w:r>
+              <w:rPr>
+                <w:sz w:val="15"/>
+              </w:rPr>
+              <w:t>외부 HTTP/TCP/SFTP 등</w:t>
+            </w:r>
+          </w:p>
+        </w:tc>
+        <w:tc>
+          <w:tcPr>
+            <w:tcW w:type="dxa" w:w="3816"/>
+            <w:vAlign w:val="center"/>
+            <w:tcMar>
+              <w:top w:w="90" w:type="dxa"/>
+              <w:start w:w="110" w:type="dxa"/>
+              <w:bottom w:w="90" w:type="dxa"/>
+              <w:end w:w="110" w:type="dxa"/>
+            </w:tcMar>
+            <w:shd w:fill="F7F9FC"/>
+          </w:tcPr>
+          <w:p>
+            <w:pPr>
+              <w:spacing w:after="20" w:before="20"/>
+            </w:pPr>
+            <w:r>
+              <w:rPr>
+                <w:sz w:val="15"/>
+              </w:rPr>
+              <w:t>Timeout/Attempt/기관 대사</w:t>
+            </w:r>
+          </w:p>
+        </w:tc>
+        <w:tc>
+          <w:tcPr>
+            <w:tcW w:type="dxa" w:w="2232"/>
+            <w:vAlign w:val="center"/>
+            <w:tcMar>
+              <w:top w:w="90" w:type="dxa"/>
+              <w:start w:w="110" w:type="dxa"/>
+              <w:bottom w:w="90" w:type="dxa"/>
+              <w:end w:w="110" w:type="dxa"/>
+            </w:tcMar>
+            <w:shd w:fill="F7F9FC"/>
+          </w:tcPr>
+          <w:p>
+            <w:pPr>
+              <w:spacing w:after="20" w:before="20"/>
+            </w:pPr>
+            <w:r>
+              <w:rPr>
+                <w:sz w:val="15"/>
+              </w:rPr>
+              <w:t>01 §9</w:t>
+            </w:r>
+          </w:p>
+        </w:tc>
+        <w:tc>
+          <w:tcPr>
+            <w:tcW w:type="dxa" w:w="2520"/>
+            <w:vAlign w:val="center"/>
+            <w:tcMar>
+              <w:top w:w="90" w:type="dxa"/>
+              <w:start w:w="110" w:type="dxa"/>
+              <w:bottom w:w="90" w:type="dxa"/>
+              <w:end w:w="110" w:type="dxa"/>
+            </w:tcMar>
+            <w:shd w:fill="F7F9FC"/>
+          </w:tcPr>
+          <w:p>
+            <w:pPr>
+              <w:spacing w:after="20" w:before="20"/>
+            </w:pPr>
+            <w:r>
+              <w:rPr>
+                <w:sz w:val="15"/>
+              </w:rPr>
+              <w:t>아키텍처설계서 §38</w:t>
+            </w:r>
+          </w:p>
+        </w:tc>
+      </w:tr>
+      <w:tr>
+        <w:trPr>
+          <w:cantSplit/>
+          <w:cantSplit/>
+        </w:trPr>
+        <w:tc>
+          <w:tcPr>
+            <w:tcW w:type="dxa" w:w="2376"/>
+            <w:vAlign w:val="center"/>
+            <w:tcMar>
+              <w:top w:w="90" w:type="dxa"/>
+              <w:start w:w="110" w:type="dxa"/>
+              <w:bottom w:w="90" w:type="dxa"/>
+              <w:end w:w="110" w:type="dxa"/>
+            </w:tcMar>
+          </w:tcPr>
+          <w:p>
+            <w:pPr>
+              <w:spacing w:after="20" w:before="20"/>
+            </w:pPr>
+            <w:r>
+              <w:rPr>
+                <w:sz w:val="15"/>
+              </w:rPr>
+              <w:t>File·Attachment</w:t>
+            </w:r>
+          </w:p>
+        </w:tc>
+        <w:tc>
+          <w:tcPr>
+            <w:tcW w:type="dxa" w:w="3816"/>
+            <w:vAlign w:val="center"/>
+            <w:tcMar>
+              <w:top w:w="90" w:type="dxa"/>
+              <w:start w:w="110" w:type="dxa"/>
+              <w:bottom w:w="90" w:type="dxa"/>
+              <w:end w:w="110" w:type="dxa"/>
+            </w:tcMar>
+          </w:tcPr>
+          <w:p>
+            <w:pPr>
+              <w:spacing w:after="20" w:before="20"/>
+            </w:pPr>
+            <w:r>
+              <w:rPr>
+                <w:sz w:val="15"/>
+              </w:rPr>
+              <w:t>업로드/Metadata/검사/복구</w:t>
+            </w:r>
+          </w:p>
+        </w:tc>
+        <w:tc>
+          <w:tcPr>
+            <w:tcW w:type="dxa" w:w="2232"/>
+            <w:vAlign w:val="center"/>
+            <w:tcMar>
+              <w:top w:w="90" w:type="dxa"/>
+              <w:start w:w="110" w:type="dxa"/>
+              <w:bottom w:w="90" w:type="dxa"/>
+              <w:end w:w="110" w:type="dxa"/>
+            </w:tcMar>
+          </w:tcPr>
+          <w:p>
+            <w:pPr>
+              <w:spacing w:after="20" w:before="20"/>
+            </w:pPr>
+            <w:r>
+              <w:rPr>
+                <w:sz w:val="15"/>
+              </w:rPr>
+              <w:t>01 §10</w:t>
+            </w:r>
+          </w:p>
+        </w:tc>
+        <w:tc>
+          <w:tcPr>
+            <w:tcW w:type="dxa" w:w="2520"/>
+            <w:vAlign w:val="center"/>
+            <w:tcMar>
+              <w:top w:w="90" w:type="dxa"/>
+              <w:start w:w="110" w:type="dxa"/>
+              <w:bottom w:w="90" w:type="dxa"/>
+              <w:end w:w="110" w:type="dxa"/>
+            </w:tcMar>
+          </w:tcPr>
+          <w:p>
+            <w:pPr>
+              <w:spacing w:after="20" w:before="20"/>
+            </w:pPr>
+            <w:r>
+              <w:rPr>
+                <w:sz w:val="15"/>
+              </w:rPr>
+              <w:t>05 운영/기술사양서</w:t>
+            </w:r>
+          </w:p>
+        </w:tc>
+      </w:tr>
+      <w:tr>
+        <w:trPr>
+          <w:cantSplit/>
+          <w:cantSplit/>
+        </w:trPr>
+        <w:tc>
+          <w:tcPr>
+            <w:tcW w:type="dxa" w:w="2376"/>
+            <w:vAlign w:val="center"/>
+            <w:tcMar>
+              <w:top w:w="90" w:type="dxa"/>
+              <w:start w:w="110" w:type="dxa"/>
+              <w:bottom w:w="90" w:type="dxa"/>
+              <w:end w:w="110" w:type="dxa"/>
+            </w:tcMar>
+            <w:shd w:fill="F7F9FC"/>
+          </w:tcPr>
+          <w:p>
+            <w:pPr>
+              <w:spacing w:after="20" w:before="20"/>
+            </w:pPr>
+            <w:r>
+              <w:rPr>
+                <w:sz w:val="15"/>
+              </w:rPr>
+              <w:t>Security·Permission·Data Scope</w:t>
+            </w:r>
+          </w:p>
+        </w:tc>
+        <w:tc>
+          <w:tcPr>
+            <w:tcW w:type="dxa" w:w="3816"/>
+            <w:vAlign w:val="center"/>
+            <w:tcMar>
+              <w:top w:w="90" w:type="dxa"/>
+              <w:start w:w="110" w:type="dxa"/>
+              <w:bottom w:w="90" w:type="dxa"/>
+              <w:end w:w="110" w:type="dxa"/>
+            </w:tcMar>
+            <w:shd w:fill="F7F9FC"/>
+          </w:tcPr>
+          <w:p>
+            <w:pPr>
+              <w:spacing w:after="20" w:before="20"/>
+            </w:pPr>
+            <w:r>
+              <w:rPr>
+                <w:sz w:val="15"/>
+              </w:rPr>
+              <w:t>권한/범위/Masking/Reason/Audit</w:t>
+            </w:r>
+          </w:p>
+        </w:tc>
+        <w:tc>
+          <w:tcPr>
+            <w:tcW w:type="dxa" w:w="2232"/>
+            <w:vAlign w:val="center"/>
+            <w:tcMar>
+              <w:top w:w="90" w:type="dxa"/>
+              <w:start w:w="110" w:type="dxa"/>
+              <w:bottom w:w="90" w:type="dxa"/>
+              <w:end w:w="110" w:type="dxa"/>
+            </w:tcMar>
+            <w:shd w:fill="F7F9FC"/>
+          </w:tcPr>
+          <w:p>
+            <w:pPr>
+              <w:spacing w:after="20" w:before="20"/>
+            </w:pPr>
+            <w:r>
+              <w:rPr>
+                <w:sz w:val="15"/>
+              </w:rPr>
+              <w:t>01 §11</w:t>
+            </w:r>
+          </w:p>
+        </w:tc>
+        <w:tc>
+          <w:tcPr>
+            <w:tcW w:type="dxa" w:w="2520"/>
+            <w:vAlign w:val="center"/>
+            <w:tcMar>
+              <w:top w:w="90" w:type="dxa"/>
+              <w:start w:w="110" w:type="dxa"/>
+              <w:bottom w:w="90" w:type="dxa"/>
+              <w:end w:w="110" w:type="dxa"/>
+            </w:tcMar>
+            <w:shd w:fill="F7F9FC"/>
+          </w:tcPr>
+          <w:p>
+            <w:pPr>
+              <w:spacing w:after="20" w:before="20"/>
+            </w:pPr>
+            <w:r>
+              <w:rPr>
+                <w:sz w:val="15"/>
+              </w:rPr>
+              <w:t>90/03/04</w:t>
+            </w:r>
+          </w:p>
+        </w:tc>
+      </w:tr>
+      <w:tr>
+        <w:trPr>
+          <w:cantSplit/>
+          <w:cantSplit/>
+        </w:trPr>
+        <w:tc>
+          <w:tcPr>
+            <w:tcW w:type="dxa" w:w="2376"/>
+            <w:vAlign w:val="center"/>
+            <w:tcMar>
+              <w:top w:w="90" w:type="dxa"/>
+              <w:start w:w="110" w:type="dxa"/>
+              <w:bottom w:w="90" w:type="dxa"/>
+              <w:end w:w="110" w:type="dxa"/>
+            </w:tcMar>
+          </w:tcPr>
+          <w:p>
+            <w:pPr>
+              <w:spacing w:after="20" w:before="20"/>
+            </w:pPr>
+            <w:r>
+              <w:rPr>
+                <w:sz w:val="15"/>
+              </w:rPr>
+              <w:t>Secret/KMS Bridge</w:t>
+            </w:r>
+          </w:p>
+        </w:tc>
+        <w:tc>
+          <w:tcPr>
+            <w:tcW w:type="dxa" w:w="3816"/>
+            <w:vAlign w:val="center"/>
+            <w:tcMar>
+              <w:top w:w="90" w:type="dxa"/>
+              <w:start w:w="110" w:type="dxa"/>
+              <w:bottom w:w="90" w:type="dxa"/>
+              <w:end w:w="110" w:type="dxa"/>
+            </w:tcMar>
+          </w:tcPr>
+          <w:p>
+            <w:pPr>
+              <w:spacing w:after="20" w:before="20"/>
+            </w:pPr>
+            <w:r>
+              <w:rPr>
+                <w:sz w:val="15"/>
+              </w:rPr>
+              <w:t>Secret Ref 해석 SPI</w:t>
+            </w:r>
+          </w:p>
+        </w:tc>
+        <w:tc>
+          <w:tcPr>
+            <w:tcW w:type="dxa" w:w="2232"/>
+            <w:vAlign w:val="center"/>
+            <w:tcMar>
+              <w:top w:w="90" w:type="dxa"/>
+              <w:start w:w="110" w:type="dxa"/>
+              <w:bottom w:w="90" w:type="dxa"/>
+              <w:end w:w="110" w:type="dxa"/>
+            </w:tcMar>
+          </w:tcPr>
+          <w:p>
+            <w:pPr>
+              <w:spacing w:after="20" w:before="20"/>
+            </w:pPr>
+            <w:r>
+              <w:rPr>
+                <w:sz w:val="15"/>
+              </w:rPr>
+              <w:t>01 §0.2</w:t>
+            </w:r>
+          </w:p>
+        </w:tc>
+        <w:tc>
+          <w:tcPr>
+            <w:tcW w:type="dxa" w:w="2520"/>
+            <w:vAlign w:val="center"/>
+            <w:tcMar>
+              <w:top w:w="90" w:type="dxa"/>
+              <w:start w:w="110" w:type="dxa"/>
+              <w:bottom w:w="90" w:type="dxa"/>
+              <w:end w:w="110" w:type="dxa"/>
+            </w:tcMar>
+          </w:tcPr>
+          <w:p>
+            <w:pPr>
+              <w:spacing w:after="20" w:before="20"/>
+            </w:pPr>
+            <w:r>
+              <w:rPr>
+                <w:sz w:val="15"/>
+              </w:rPr>
+              <w:t>05 Secret·Certificate</w:t>
+            </w:r>
+          </w:p>
+        </w:tc>
+      </w:tr>
+      <w:tr>
+        <w:trPr>
+          <w:cantSplit/>
+          <w:cantSplit/>
+        </w:trPr>
+        <w:tc>
+          <w:tcPr>
+            <w:tcW w:type="dxa" w:w="2376"/>
+            <w:vAlign w:val="center"/>
+            <w:tcMar>
+              <w:top w:w="90" w:type="dxa"/>
+              <w:start w:w="110" w:type="dxa"/>
+              <w:bottom w:w="90" w:type="dxa"/>
+              <w:end w:w="110" w:type="dxa"/>
+            </w:tcMar>
+            <w:shd w:fill="F7F9FC"/>
+          </w:tcPr>
+          <w:p>
+            <w:pPr>
+              <w:spacing w:after="20" w:before="20"/>
+            </w:pPr>
+            <w:r>
+              <w:rPr>
+                <w:sz w:val="15"/>
+              </w:rPr>
+              <w:t>OpenAPI·Generated Client</w:t>
+            </w:r>
+          </w:p>
+        </w:tc>
+        <w:tc>
+          <w:tcPr>
+            <w:tcW w:type="dxa" w:w="3816"/>
+            <w:vAlign w:val="center"/>
+            <w:tcMar>
+              <w:top w:w="90" w:type="dxa"/>
+              <w:start w:w="110" w:type="dxa"/>
+              <w:bottom w:w="90" w:type="dxa"/>
+              <w:end w:w="110" w:type="dxa"/>
+            </w:tcMar>
+            <w:shd w:fill="F7F9FC"/>
+          </w:tcPr>
+          <w:p>
+            <w:pPr>
+              <w:spacing w:after="20" w:before="20"/>
+            </w:pPr>
+            <w:r>
+              <w:rPr>
+                <w:sz w:val="15"/>
+              </w:rPr>
+              <w:t>계약/생성/Runtime parity</w:t>
+            </w:r>
+          </w:p>
+        </w:tc>
+        <w:tc>
+          <w:tcPr>
+            <w:tcW w:type="dxa" w:w="2232"/>
+            <w:vAlign w:val="center"/>
+            <w:tcMar>
+              <w:top w:w="90" w:type="dxa"/>
+              <w:start w:w="110" w:type="dxa"/>
+              <w:bottom w:w="90" w:type="dxa"/>
+              <w:end w:w="110" w:type="dxa"/>
+            </w:tcMar>
+            <w:shd w:fill="F7F9FC"/>
+          </w:tcPr>
+          <w:p>
+            <w:pPr>
+              <w:spacing w:after="20" w:before="20"/>
+            </w:pPr>
+            <w:r>
+              <w:rPr>
+                <w:sz w:val="15"/>
+              </w:rPr>
+              <w:t>01 §12</w:t>
+            </w:r>
+          </w:p>
+        </w:tc>
+        <w:tc>
+          <w:tcPr>
+            <w:tcW w:type="dxa" w:w="2520"/>
+            <w:vAlign w:val="center"/>
+            <w:tcMar>
+              <w:top w:w="90" w:type="dxa"/>
+              <w:start w:w="110" w:type="dxa"/>
+              <w:bottom w:w="90" w:type="dxa"/>
+              <w:end w:w="110" w:type="dxa"/>
+            </w:tcMar>
+            <w:shd w:fill="F7F9FC"/>
+          </w:tcPr>
+          <w:p>
+            <w:pPr>
+              <w:spacing w:after="20" w:before="20"/>
+            </w:pPr>
+            <w:r>
+              <w:rPr>
+                <w:sz w:val="15"/>
+              </w:rPr>
+              <w:t>03 ADM 개발</w:t>
+            </w:r>
+          </w:p>
+        </w:tc>
+      </w:tr>
+      <w:tr>
+        <w:trPr>
+          <w:cantSplit/>
+          <w:cantSplit/>
+        </w:trPr>
+        <w:tc>
+          <w:tcPr>
+            <w:tcW w:type="dxa" w:w="2376"/>
+            <w:vAlign w:val="center"/>
+            <w:tcMar>
+              <w:top w:w="90" w:type="dxa"/>
+              <w:start w:w="110" w:type="dxa"/>
+              <w:bottom w:w="90" w:type="dxa"/>
+              <w:end w:w="110" w:type="dxa"/>
+            </w:tcMar>
+          </w:tcPr>
+          <w:p>
+            <w:pPr>
+              <w:spacing w:after="20" w:before="20"/>
+            </w:pPr>
+            <w:r>
+              <w:rPr>
+                <w:sz w:val="15"/>
+              </w:rPr>
+              <w:t>DB Migration·Upgrade·Rollback</w:t>
+            </w:r>
+          </w:p>
+        </w:tc>
+        <w:tc>
+          <w:tcPr>
+            <w:tcW w:type="dxa" w:w="3816"/>
+            <w:vAlign w:val="center"/>
+            <w:tcMar>
+              <w:top w:w="90" w:type="dxa"/>
+              <w:start w:w="110" w:type="dxa"/>
+              <w:bottom w:w="90" w:type="dxa"/>
+              <w:end w:w="110" w:type="dxa"/>
+            </w:tcMar>
+          </w:tcPr>
+          <w:p>
+            <w:pPr>
+              <w:spacing w:after="20" w:before="20"/>
+            </w:pPr>
+            <w:r>
+              <w:rPr>
+                <w:sz w:val="15"/>
+              </w:rPr>
+              <w:t>DB3 변경/Drift/복구</w:t>
+            </w:r>
+          </w:p>
+        </w:tc>
+        <w:tc>
+          <w:tcPr>
+            <w:tcW w:type="dxa" w:w="2232"/>
+            <w:vAlign w:val="center"/>
+            <w:tcMar>
+              <w:top w:w="90" w:type="dxa"/>
+              <w:start w:w="110" w:type="dxa"/>
+              <w:bottom w:w="90" w:type="dxa"/>
+              <w:end w:w="110" w:type="dxa"/>
+            </w:tcMar>
+          </w:tcPr>
+          <w:p>
+            <w:pPr>
+              <w:spacing w:after="20" w:before="20"/>
+            </w:pPr>
+            <w:r>
+              <w:rPr>
+                <w:sz w:val="15"/>
+              </w:rPr>
+              <w:t>01 §13</w:t>
+            </w:r>
+          </w:p>
+        </w:tc>
+        <w:tc>
+          <w:tcPr>
+            <w:tcW w:type="dxa" w:w="2520"/>
+            <w:vAlign w:val="center"/>
+            <w:tcMar>
+              <w:top w:w="90" w:type="dxa"/>
+              <w:start w:w="110" w:type="dxa"/>
+              <w:bottom w:w="90" w:type="dxa"/>
+              <w:end w:w="110" w:type="dxa"/>
+            </w:tcMar>
+          </w:tcPr>
+          <w:p>
+            <w:pPr>
+              <w:spacing w:after="20" w:before="20"/>
+            </w:pPr>
+            <w:r>
+              <w:rPr>
+                <w:sz w:val="15"/>
+              </w:rPr>
+              <w:t>05, 데이터베이스표준서</w:t>
+            </w:r>
+          </w:p>
+        </w:tc>
+      </w:tr>
+      <w:tr>
+        <w:trPr>
+          <w:cantSplit/>
+          <w:cantSplit/>
+        </w:trPr>
+        <w:tc>
+          <w:tcPr>
+            <w:tcW w:type="dxa" w:w="2376"/>
+            <w:vAlign w:val="center"/>
+            <w:tcMar>
+              <w:top w:w="90" w:type="dxa"/>
+              <w:start w:w="110" w:type="dxa"/>
+              <w:bottom w:w="90" w:type="dxa"/>
+              <w:end w:w="110" w:type="dxa"/>
+            </w:tcMar>
+            <w:shd w:fill="F7F9FC"/>
+          </w:tcPr>
+          <w:p>
+            <w:pPr>
+              <w:spacing w:after="20" w:before="20"/>
+            </w:pPr>
+            <w:r>
+              <w:rPr>
+                <w:sz w:val="15"/>
+              </w:rPr>
+              <w:t>Test·Fault Injection</w:t>
+            </w:r>
+          </w:p>
+        </w:tc>
+        <w:tc>
+          <w:tcPr>
+            <w:tcW w:type="dxa" w:w="3816"/>
+            <w:vAlign w:val="center"/>
+            <w:tcMar>
+              <w:top w:w="90" w:type="dxa"/>
+              <w:start w:w="110" w:type="dxa"/>
+              <w:bottom w:w="90" w:type="dxa"/>
+              <w:end w:w="110" w:type="dxa"/>
+            </w:tcMar>
+            <w:shd w:fill="F7F9FC"/>
+          </w:tcPr>
+          <w:p>
+            <w:pPr>
+              <w:spacing w:after="20" w:before="20"/>
+            </w:pPr>
+            <w:r>
+              <w:rPr>
+                <w:sz w:val="15"/>
+              </w:rPr>
+              <w:t>Unit/Contract/Integration/Fault</w:t>
+            </w:r>
+          </w:p>
+        </w:tc>
+        <w:tc>
+          <w:tcPr>
+            <w:tcW w:type="dxa" w:w="2232"/>
+            <w:vAlign w:val="center"/>
+            <w:tcMar>
+              <w:top w:w="90" w:type="dxa"/>
+              <w:start w:w="110" w:type="dxa"/>
+              <w:bottom w:w="90" w:type="dxa"/>
+              <w:end w:w="110" w:type="dxa"/>
+            </w:tcMar>
+            <w:shd w:fill="F7F9FC"/>
+          </w:tcPr>
+          <w:p>
+            <w:pPr>
+              <w:spacing w:after="20" w:before="20"/>
+            </w:pPr>
+            <w:r>
+              <w:rPr>
+                <w:sz w:val="15"/>
+              </w:rPr>
+              <w:t>01 §14</w:t>
+            </w:r>
+          </w:p>
+        </w:tc>
+        <w:tc>
+          <w:tcPr>
+            <w:tcW w:type="dxa" w:w="2520"/>
+            <w:vAlign w:val="center"/>
+            <w:tcMar>
+              <w:top w:w="90" w:type="dxa"/>
+              <w:start w:w="110" w:type="dxa"/>
+              <w:bottom w:w="90" w:type="dxa"/>
+              <w:end w:w="110" w:type="dxa"/>
+            </w:tcMar>
+            <w:shd w:fill="F7F9FC"/>
+          </w:tcPr>
+          <w:p>
+            <w:pPr>
+              <w:spacing w:after="20" w:before="20"/>
+            </w:pPr>
+            <w:r>
+              <w:rPr>
+                <w:sz w:val="15"/>
+              </w:rPr>
+              <w:t>기술표준서 §45~46</w:t>
+            </w:r>
+          </w:p>
+        </w:tc>
+      </w:tr>
+      <w:tr>
+        <w:trPr>
+          <w:cantSplit/>
+          <w:cantSplit/>
+        </w:trPr>
+        <w:tc>
+          <w:tcPr>
+            <w:tcW w:type="dxa" w:w="2376"/>
+            <w:vAlign w:val="center"/>
+            <w:tcMar>
+              <w:top w:w="90" w:type="dxa"/>
+              <w:start w:w="110" w:type="dxa"/>
+              <w:bottom w:w="90" w:type="dxa"/>
+              <w:end w:w="110" w:type="dxa"/>
+            </w:tcMar>
+          </w:tcPr>
+          <w:p>
+            <w:pPr>
+              <w:spacing w:after="20" w:before="20"/>
+            </w:pPr>
+            <w:r>
+              <w:rPr>
+                <w:sz w:val="15"/>
+              </w:rPr>
+              <w:t>Batch Job·Step·Chunk·Tasklet</w:t>
+            </w:r>
+          </w:p>
+        </w:tc>
+        <w:tc>
+          <w:tcPr>
+            <w:tcW w:type="dxa" w:w="3816"/>
+            <w:vAlign w:val="center"/>
+            <w:tcMar>
+              <w:top w:w="90" w:type="dxa"/>
+              <w:start w:w="110" w:type="dxa"/>
+              <w:bottom w:w="90" w:type="dxa"/>
+              <w:end w:w="110" w:type="dxa"/>
+            </w:tcMar>
+          </w:tcPr>
+          <w:p>
+            <w:pPr>
+              <w:spacing w:after="20" w:before="20"/>
+            </w:pPr>
+            <w:r>
+              <w:rPr>
+                <w:sz w:val="15"/>
+              </w:rPr>
+              <w:t>배치 구조/Commit/Checkpoint</w:t>
+            </w:r>
+          </w:p>
+        </w:tc>
+        <w:tc>
+          <w:tcPr>
+            <w:tcW w:type="dxa" w:w="2232"/>
+            <w:vAlign w:val="center"/>
+            <w:tcMar>
+              <w:top w:w="90" w:type="dxa"/>
+              <w:start w:w="110" w:type="dxa"/>
+              <w:bottom w:w="90" w:type="dxa"/>
+              <w:end w:w="110" w:type="dxa"/>
+            </w:tcMar>
+          </w:tcPr>
+          <w:p>
+            <w:pPr>
+              <w:spacing w:after="20" w:before="20"/>
+            </w:pPr>
+            <w:r>
+              <w:rPr>
+                <w:sz w:val="15"/>
+              </w:rPr>
+              <w:t>02 §0.2~0.5</w:t>
+            </w:r>
+          </w:p>
+        </w:tc>
+        <w:tc>
+          <w:tcPr>
+            <w:tcW w:type="dxa" w:w="2520"/>
+            <w:vAlign w:val="center"/>
+            <w:tcMar>
+              <w:top w:w="90" w:type="dxa"/>
+              <w:start w:w="110" w:type="dxa"/>
+              <w:bottom w:w="90" w:type="dxa"/>
+              <w:end w:w="110" w:type="dxa"/>
+            </w:tcMar>
+          </w:tcPr>
+          <w:p>
+            <w:pPr>
+              <w:spacing w:after="20" w:before="20"/>
+            </w:pPr>
+            <w:r>
+              <w:rPr>
+                <w:sz w:val="15"/>
+              </w:rPr>
+              <w:t>02 본문</w:t>
+            </w:r>
+          </w:p>
+        </w:tc>
+      </w:tr>
+      <w:tr>
+        <w:trPr>
+          <w:cantSplit/>
+          <w:cantSplit/>
+        </w:trPr>
+        <w:tc>
+          <w:tcPr>
+            <w:tcW w:type="dxa" w:w="2376"/>
+            <w:vAlign w:val="center"/>
+            <w:tcMar>
+              <w:top w:w="90" w:type="dxa"/>
+              <w:start w:w="110" w:type="dxa"/>
+              <w:bottom w:w="90" w:type="dxa"/>
+              <w:end w:w="110" w:type="dxa"/>
+            </w:tcMar>
+            <w:shd w:fill="F7F9FC"/>
+          </w:tcPr>
+          <w:p>
+            <w:pPr>
+              <w:spacing w:after="20" w:before="20"/>
+            </w:pPr>
+            <w:r>
+              <w:rPr>
+                <w:sz w:val="15"/>
+              </w:rPr>
+              <w:t>Partition·Remote Worker</w:t>
+            </w:r>
+          </w:p>
+        </w:tc>
+        <w:tc>
+          <w:tcPr>
+            <w:tcW w:type="dxa" w:w="3816"/>
+            <w:vAlign w:val="center"/>
+            <w:tcMar>
+              <w:top w:w="90" w:type="dxa"/>
+              <w:start w:w="110" w:type="dxa"/>
+              <w:bottom w:w="90" w:type="dxa"/>
+              <w:end w:w="110" w:type="dxa"/>
+            </w:tcMar>
+            <w:shd w:fill="F7F9FC"/>
+          </w:tcPr>
+          <w:p>
+            <w:pPr>
+              <w:spacing w:after="20" w:before="20"/>
+            </w:pPr>
+            <w:r>
+              <w:rPr>
+                <w:sz w:val="15"/>
+              </w:rPr>
+              <w:t>다중 인스턴스/Lease/Fencing</w:t>
+            </w:r>
+          </w:p>
+        </w:tc>
+        <w:tc>
+          <w:tcPr>
+            <w:tcW w:type="dxa" w:w="2232"/>
+            <w:vAlign w:val="center"/>
+            <w:tcMar>
+              <w:top w:w="90" w:type="dxa"/>
+              <w:start w:w="110" w:type="dxa"/>
+              <w:bottom w:w="90" w:type="dxa"/>
+              <w:end w:w="110" w:type="dxa"/>
+            </w:tcMar>
+            <w:shd w:fill="F7F9FC"/>
+          </w:tcPr>
+          <w:p>
+            <w:pPr>
+              <w:spacing w:after="20" w:before="20"/>
+            </w:pPr>
+            <w:r>
+              <w:rPr>
+                <w:sz w:val="15"/>
+              </w:rPr>
+              <w:t>02 §0.4</w:t>
+            </w:r>
+          </w:p>
+        </w:tc>
+        <w:tc>
+          <w:tcPr>
+            <w:tcW w:type="dxa" w:w="2520"/>
+            <w:vAlign w:val="center"/>
+            <w:tcMar>
+              <w:top w:w="90" w:type="dxa"/>
+              <w:start w:w="110" w:type="dxa"/>
+              <w:bottom w:w="90" w:type="dxa"/>
+              <w:end w:w="110" w:type="dxa"/>
+            </w:tcMar>
+            <w:shd w:fill="F7F9FC"/>
+          </w:tcPr>
+          <w:p>
+            <w:pPr>
+              <w:spacing w:after="20" w:before="20"/>
+            </w:pPr>
+            <w:r>
+              <w:rPr>
+                <w:sz w:val="15"/>
+              </w:rPr>
+              <w:t>02 본문</w:t>
+            </w:r>
+          </w:p>
+        </w:tc>
+      </w:tr>
+      <w:tr>
+        <w:trPr>
+          <w:cantSplit/>
+          <w:cantSplit/>
+        </w:trPr>
+        <w:tc>
+          <w:tcPr>
+            <w:tcW w:type="dxa" w:w="2376"/>
+            <w:vAlign w:val="center"/>
+            <w:tcMar>
+              <w:top w:w="90" w:type="dxa"/>
+              <w:start w:w="110" w:type="dxa"/>
+              <w:bottom w:w="90" w:type="dxa"/>
+              <w:end w:w="110" w:type="dxa"/>
+            </w:tcMar>
+          </w:tcPr>
+          <w:p>
+            <w:pPr>
+              <w:spacing w:after="20" w:before="20"/>
+            </w:pPr>
+            <w:r>
+              <w:rPr>
+                <w:sz w:val="15"/>
+              </w:rPr>
+              <w:t>Scheduler·Misfire·Center-Cut</w:t>
+            </w:r>
+          </w:p>
+        </w:tc>
+        <w:tc>
+          <w:tcPr>
+            <w:tcW w:type="dxa" w:w="3816"/>
+            <w:vAlign w:val="center"/>
+            <w:tcMar>
+              <w:top w:w="90" w:type="dxa"/>
+              <w:start w:w="110" w:type="dxa"/>
+              <w:bottom w:w="90" w:type="dxa"/>
+              <w:end w:w="110" w:type="dxa"/>
+            </w:tcMar>
+          </w:tcPr>
+          <w:p>
+            <w:pPr>
+              <w:spacing w:after="20" w:before="20"/>
+            </w:pPr>
+            <w:r>
+              <w:rPr>
+                <w:sz w:val="15"/>
+              </w:rPr>
+              <w:t>예약/대량분할/복구</w:t>
+            </w:r>
+          </w:p>
+        </w:tc>
+        <w:tc>
+          <w:tcPr>
+            <w:tcW w:type="dxa" w:w="2232"/>
+            <w:vAlign w:val="center"/>
+            <w:tcMar>
+              <w:top w:w="90" w:type="dxa"/>
+              <w:start w:w="110" w:type="dxa"/>
+              <w:bottom w:w="90" w:type="dxa"/>
+              <w:end w:w="110" w:type="dxa"/>
+            </w:tcMar>
+          </w:tcPr>
+          <w:p>
+            <w:pPr>
+              <w:spacing w:after="20" w:before="20"/>
+            </w:pPr>
+            <w:r>
+              <w:rPr>
+                <w:sz w:val="15"/>
+              </w:rPr>
+              <w:t>02 기능 찾기</w:t>
+            </w:r>
+          </w:p>
+        </w:tc>
+        <w:tc>
+          <w:tcPr>
+            <w:tcW w:type="dxa" w:w="2520"/>
+            <w:vAlign w:val="center"/>
+            <w:tcMar>
+              <w:top w:w="90" w:type="dxa"/>
+              <w:start w:w="110" w:type="dxa"/>
+              <w:bottom w:w="90" w:type="dxa"/>
+              <w:end w:w="110" w:type="dxa"/>
+            </w:tcMar>
+          </w:tcPr>
+          <w:p>
+            <w:pPr>
+              <w:spacing w:after="20" w:before="20"/>
+            </w:pPr>
+            <w:r>
+              <w:rPr>
+                <w:sz w:val="15"/>
+              </w:rPr>
+              <w:t>02 본문</w:t>
+            </w:r>
+          </w:p>
+        </w:tc>
+      </w:tr>
+      <w:tr>
+        <w:trPr>
+          <w:cantSplit/>
+          <w:cantSplit/>
+        </w:trPr>
+        <w:tc>
+          <w:tcPr>
+            <w:tcW w:type="dxa" w:w="2376"/>
+            <w:vAlign w:val="center"/>
+            <w:tcMar>
+              <w:top w:w="90" w:type="dxa"/>
+              <w:start w:w="110" w:type="dxa"/>
+              <w:bottom w:w="90" w:type="dxa"/>
+              <w:end w:w="110" w:type="dxa"/>
+            </w:tcMar>
+            <w:shd w:fill="F7F9FC"/>
+          </w:tcPr>
+          <w:p>
+            <w:pPr>
+              <w:spacing w:after="20" w:before="20"/>
+            </w:pPr>
+            <w:r>
+              <w:rPr>
+                <w:sz w:val="15"/>
+              </w:rPr>
+              <w:t>ADM 연동 개발</w:t>
+            </w:r>
+          </w:p>
+        </w:tc>
+        <w:tc>
+          <w:tcPr>
+            <w:tcW w:type="dxa" w:w="3816"/>
+            <w:vAlign w:val="center"/>
+            <w:tcMar>
+              <w:top w:w="90" w:type="dxa"/>
+              <w:start w:w="110" w:type="dxa"/>
+              <w:bottom w:w="90" w:type="dxa"/>
+              <w:end w:w="110" w:type="dxa"/>
+            </w:tcMar>
+            <w:shd w:fill="F7F9FC"/>
+          </w:tcPr>
+          <w:p>
+            <w:pPr>
+              <w:spacing w:after="20" w:before="20"/>
+            </w:pPr>
+            <w:r>
+              <w:rPr>
+                <w:sz w:val="15"/>
+              </w:rPr>
+              <w:t>Owner Query/Command를 ADM에 연결</w:t>
+            </w:r>
+          </w:p>
+        </w:tc>
+        <w:tc>
+          <w:tcPr>
+            <w:tcW w:type="dxa" w:w="2232"/>
+            <w:vAlign w:val="center"/>
+            <w:tcMar>
+              <w:top w:w="90" w:type="dxa"/>
+              <w:start w:w="110" w:type="dxa"/>
+              <w:bottom w:w="90" w:type="dxa"/>
+              <w:end w:w="110" w:type="dxa"/>
+            </w:tcMar>
+            <w:shd w:fill="F7F9FC"/>
+          </w:tcPr>
+          <w:p>
+            <w:pPr>
+              <w:spacing w:after="20" w:before="20"/>
+            </w:pPr>
+            <w:r>
+              <w:rPr>
+                <w:sz w:val="15"/>
+              </w:rPr>
+              <w:t>03 기능 찾기</w:t>
+            </w:r>
+          </w:p>
+        </w:tc>
+        <w:tc>
+          <w:tcPr>
+            <w:tcW w:type="dxa" w:w="2520"/>
+            <w:vAlign w:val="center"/>
+            <w:tcMar>
+              <w:top w:w="90" w:type="dxa"/>
+              <w:start w:w="110" w:type="dxa"/>
+              <w:bottom w:w="90" w:type="dxa"/>
+              <w:end w:w="110" w:type="dxa"/>
+            </w:tcMar>
+            <w:shd w:fill="F7F9FC"/>
+          </w:tcPr>
+          <w:p>
+            <w:pPr>
+              <w:spacing w:after="20" w:before="20"/>
+            </w:pPr>
+            <w:r>
+              <w:rPr>
+                <w:sz w:val="15"/>
+              </w:rPr>
+              <w:t>03 전체</w:t>
+            </w:r>
+          </w:p>
+        </w:tc>
+      </w:tr>
+      <w:tr>
+        <w:trPr>
+          <w:cantSplit/>
+          <w:cantSplit/>
+        </w:trPr>
+        <w:tc>
+          <w:tcPr>
+            <w:tcW w:type="dxa" w:w="2376"/>
+            <w:vAlign w:val="center"/>
+            <w:tcMar>
+              <w:top w:w="90" w:type="dxa"/>
+              <w:start w:w="110" w:type="dxa"/>
+              <w:bottom w:w="90" w:type="dxa"/>
+              <w:end w:w="110" w:type="dxa"/>
+            </w:tcMar>
+          </w:tcPr>
+          <w:p>
+            <w:pPr>
+              <w:spacing w:after="20" w:before="20"/>
+            </w:pPr>
+            <w:r>
+              <w:rPr>
+                <w:sz w:val="15"/>
+              </w:rPr>
+              <w:t>ADM 운영</w:t>
+            </w:r>
+          </w:p>
+        </w:tc>
+        <w:tc>
+          <w:tcPr>
+            <w:tcW w:type="dxa" w:w="3816"/>
+            <w:vAlign w:val="center"/>
+            <w:tcMar>
+              <w:top w:w="90" w:type="dxa"/>
+              <w:start w:w="110" w:type="dxa"/>
+              <w:bottom w:w="90" w:type="dxa"/>
+              <w:end w:w="110" w:type="dxa"/>
+            </w:tcMar>
+          </w:tcPr>
+          <w:p>
+            <w:pPr>
+              <w:spacing w:after="20" w:before="20"/>
+            </w:pPr>
+            <w:r>
+              <w:rPr>
+                <w:sz w:val="15"/>
+              </w:rPr>
+              <w:t>Route/화면/버튼/Permission/복구</w:t>
+            </w:r>
+          </w:p>
+        </w:tc>
+        <w:tc>
+          <w:tcPr>
+            <w:tcW w:type="dxa" w:w="2232"/>
+            <w:vAlign w:val="center"/>
+            <w:tcMar>
+              <w:top w:w="90" w:type="dxa"/>
+              <w:start w:w="110" w:type="dxa"/>
+              <w:bottom w:w="90" w:type="dxa"/>
+              <w:end w:w="110" w:type="dxa"/>
+            </w:tcMar>
+          </w:tcPr>
+          <w:p>
+            <w:pPr>
+              <w:spacing w:after="20" w:before="20"/>
+            </w:pPr>
+            <w:r>
+              <w:rPr>
+                <w:sz w:val="15"/>
+              </w:rPr>
+              <w:t>04 기능 찾기</w:t>
+            </w:r>
+          </w:p>
+        </w:tc>
+        <w:tc>
+          <w:tcPr>
+            <w:tcW w:type="dxa" w:w="2520"/>
+            <w:vAlign w:val="center"/>
+            <w:tcMar>
+              <w:top w:w="90" w:type="dxa"/>
+              <w:start w:w="110" w:type="dxa"/>
+              <w:bottom w:w="90" w:type="dxa"/>
+              <w:end w:w="110" w:type="dxa"/>
+            </w:tcMar>
+          </w:tcPr>
+          <w:p>
+            <w:pPr>
+              <w:spacing w:after="20" w:before="20"/>
+            </w:pPr>
+            <w:r>
+              <w:rPr>
+                <w:sz w:val="15"/>
+              </w:rPr>
+              <w:t>04 전체</w:t>
+            </w:r>
+          </w:p>
+        </w:tc>
+      </w:tr>
+      <w:tr>
+        <w:trPr>
+          <w:cantSplit/>
+          <w:cantSplit/>
+        </w:trPr>
+        <w:tc>
+          <w:tcPr>
+            <w:tcW w:type="dxa" w:w="2376"/>
+            <w:vAlign w:val="center"/>
+            <w:tcMar>
+              <w:top w:w="90" w:type="dxa"/>
+              <w:start w:w="110" w:type="dxa"/>
+              <w:bottom w:w="90" w:type="dxa"/>
+              <w:end w:w="110" w:type="dxa"/>
+            </w:tcMar>
+            <w:shd w:fill="F7F9FC"/>
+          </w:tcPr>
+          <w:p>
+            <w:pPr>
+              <w:spacing w:after="20" w:before="20"/>
+            </w:pPr>
+            <w:r>
+              <w:rPr>
+                <w:sz w:val="15"/>
+              </w:rPr>
+              <w:t>플랫폼 운영</w:t>
+            </w:r>
+          </w:p>
+        </w:tc>
+        <w:tc>
+          <w:tcPr>
+            <w:tcW w:type="dxa" w:w="3816"/>
+            <w:vAlign w:val="center"/>
+            <w:tcMar>
+              <w:top w:w="90" w:type="dxa"/>
+              <w:start w:w="110" w:type="dxa"/>
+              <w:bottom w:w="90" w:type="dxa"/>
+              <w:end w:w="110" w:type="dxa"/>
+            </w:tcMar>
+            <w:shd w:fill="F7F9FC"/>
+          </w:tcPr>
+          <w:p>
+            <w:pPr>
+              <w:spacing w:after="20" w:before="20"/>
+            </w:pPr>
+            <w:r>
+              <w:rPr>
+                <w:sz w:val="15"/>
+              </w:rPr>
+              <w:t>설치/Config/DB/Kafka/로그/DR</w:t>
+            </w:r>
+          </w:p>
+        </w:tc>
+        <w:tc>
+          <w:tcPr>
+            <w:tcW w:type="dxa" w:w="2232"/>
+            <w:vAlign w:val="center"/>
+            <w:tcMar>
+              <w:top w:w="90" w:type="dxa"/>
+              <w:start w:w="110" w:type="dxa"/>
+              <w:bottom w:w="90" w:type="dxa"/>
+              <w:end w:w="110" w:type="dxa"/>
+            </w:tcMar>
+            <w:shd w:fill="F7F9FC"/>
+          </w:tcPr>
+          <w:p>
+            <w:pPr>
+              <w:spacing w:after="20" w:before="20"/>
+            </w:pPr>
+            <w:r>
+              <w:rPr>
+                <w:sz w:val="15"/>
+              </w:rPr>
+              <w:t>05 기능 찾기</w:t>
+            </w:r>
+          </w:p>
+        </w:tc>
+        <w:tc>
+          <w:tcPr>
+            <w:tcW w:type="dxa" w:w="2520"/>
+            <w:vAlign w:val="center"/>
+            <w:tcMar>
+              <w:top w:w="90" w:type="dxa"/>
+              <w:start w:w="110" w:type="dxa"/>
+              <w:bottom w:w="90" w:type="dxa"/>
+              <w:end w:w="110" w:type="dxa"/>
+            </w:tcMar>
+            <w:shd w:fill="F7F9FC"/>
+          </w:tcPr>
+          <w:p>
+            <w:pPr>
+              <w:spacing w:after="20" w:before="20"/>
+            </w:pPr>
+            <w:r>
+              <w:rPr>
+                <w:sz w:val="15"/>
+              </w:rPr>
+              <w:t>05 전체</w:t>
+            </w:r>
+          </w:p>
+        </w:tc>
+      </w:tr>
+      <w:tr>
+        <w:trPr>
+          <w:cantSplit/>
+          <w:cantSplit/>
+        </w:trPr>
+        <w:tc>
+          <w:tcPr>
+            <w:tcW w:type="dxa" w:w="2376"/>
+            <w:vAlign w:val="center"/>
+            <w:tcMar>
+              <w:top w:w="90" w:type="dxa"/>
+              <w:start w:w="110" w:type="dxa"/>
+              <w:bottom w:w="90" w:type="dxa"/>
+              <w:end w:w="110" w:type="dxa"/>
+            </w:tcMar>
+          </w:tcPr>
+          <w:p>
+            <w:pPr>
+              <w:spacing w:after="20" w:before="20"/>
+            </w:pPr>
+            <w:r>
+              <w:rPr>
+                <w:sz w:val="15"/>
+              </w:rPr>
+              <w:t>BZA</w:t>
+            </w:r>
+          </w:p>
+        </w:tc>
+        <w:tc>
+          <w:tcPr>
+            <w:tcW w:type="dxa" w:w="3816"/>
+            <w:vAlign w:val="center"/>
+            <w:tcMar>
+              <w:top w:w="90" w:type="dxa"/>
+              <w:start w:w="110" w:type="dxa"/>
+              <w:bottom w:w="90" w:type="dxa"/>
+              <w:end w:w="110" w:type="dxa"/>
+            </w:tcMar>
+          </w:tcPr>
+          <w:p>
+            <w:pPr>
+              <w:spacing w:after="20" w:before="20"/>
+            </w:pPr>
+            <w:r>
+              <w:rPr>
+                <w:sz w:val="15"/>
+              </w:rPr>
+              <w:t>조직/사용자/권한/결재/위임</w:t>
+            </w:r>
+          </w:p>
+        </w:tc>
+        <w:tc>
+          <w:tcPr>
+            <w:tcW w:type="dxa" w:w="2232"/>
+            <w:vAlign w:val="center"/>
+            <w:tcMar>
+              <w:top w:w="90" w:type="dxa"/>
+              <w:start w:w="110" w:type="dxa"/>
+              <w:bottom w:w="90" w:type="dxa"/>
+              <w:end w:w="110" w:type="dxa"/>
+            </w:tcMar>
+          </w:tcPr>
+          <w:p>
+            <w:pPr>
+              <w:spacing w:after="20" w:before="20"/>
+            </w:pPr>
+            <w:r>
+              <w:rPr>
+                <w:sz w:val="15"/>
+              </w:rPr>
+              <w:t>90 기능 찾기</w:t>
+            </w:r>
+          </w:p>
+        </w:tc>
+        <w:tc>
+          <w:tcPr>
+            <w:tcW w:type="dxa" w:w="2520"/>
+            <w:vAlign w:val="center"/>
+            <w:tcMar>
+              <w:top w:w="90" w:type="dxa"/>
+              <w:start w:w="110" w:type="dxa"/>
+              <w:bottom w:w="90" w:type="dxa"/>
+              <w:end w:w="110" w:type="dxa"/>
+            </w:tcMar>
+          </w:tcPr>
+          <w:p>
+            <w:pPr>
+              <w:spacing w:after="20" w:before="20"/>
+            </w:pPr>
+            <w:r>
+              <w:rPr>
+                <w:sz w:val="15"/>
+              </w:rPr>
+              <w:t>90 전체</w:t>
+            </w:r>
+          </w:p>
+        </w:tc>
+      </w:tr>
+      <w:tr>
+        <w:trPr>
+          <w:cantSplit/>
+          <w:cantSplit/>
+        </w:trPr>
+        <w:tc>
+          <w:tcPr>
+            <w:tcW w:type="dxa" w:w="2376"/>
+            <w:vAlign w:val="center"/>
+            <w:tcMar>
+              <w:top w:w="90" w:type="dxa"/>
+              <w:start w:w="110" w:type="dxa"/>
+              <w:bottom w:w="90" w:type="dxa"/>
+              <w:end w:w="110" w:type="dxa"/>
+            </w:tcMar>
+            <w:shd w:fill="F7F9FC"/>
+          </w:tcPr>
+          <w:p>
+            <w:pPr>
+              <w:spacing w:after="20" w:before="20"/>
+            </w:pPr>
+            <w:r>
+              <w:rPr>
+                <w:sz w:val="15"/>
+              </w:rPr>
+              <w:t>Gateway</w:t>
+            </w:r>
+          </w:p>
+        </w:tc>
+        <w:tc>
+          <w:tcPr>
+            <w:tcW w:type="dxa" w:w="3816"/>
+            <w:vAlign w:val="center"/>
+            <w:tcMar>
+              <w:top w:w="90" w:type="dxa"/>
+              <w:start w:w="110" w:type="dxa"/>
+              <w:bottom w:w="90" w:type="dxa"/>
+              <w:end w:w="110" w:type="dxa"/>
+            </w:tcMar>
+            <w:shd w:fill="F7F9FC"/>
+          </w:tcPr>
+          <w:p>
+            <w:pPr>
+              <w:spacing w:after="20" w:before="20"/>
+            </w:pPr>
+            <w:r>
+              <w:rPr>
+                <w:sz w:val="15"/>
+              </w:rPr>
+              <w:t>Route/Auth/Retry/Publish/LKG</w:t>
+            </w:r>
+          </w:p>
+        </w:tc>
+        <w:tc>
+          <w:tcPr>
+            <w:tcW w:type="dxa" w:w="2232"/>
+            <w:vAlign w:val="center"/>
+            <w:tcMar>
+              <w:top w:w="90" w:type="dxa"/>
+              <w:start w:w="110" w:type="dxa"/>
+              <w:bottom w:w="90" w:type="dxa"/>
+              <w:end w:w="110" w:type="dxa"/>
+            </w:tcMar>
+            <w:shd w:fill="F7F9FC"/>
+          </w:tcPr>
+          <w:p>
+            <w:pPr>
+              <w:spacing w:after="20" w:before="20"/>
+            </w:pPr>
+            <w:r>
+              <w:rPr>
+                <w:sz w:val="15"/>
+              </w:rPr>
+              <w:t>91 기능 찾기</w:t>
+            </w:r>
+          </w:p>
+        </w:tc>
+        <w:tc>
+          <w:tcPr>
+            <w:tcW w:type="dxa" w:w="2520"/>
+            <w:vAlign w:val="center"/>
+            <w:tcMar>
+              <w:top w:w="90" w:type="dxa"/>
+              <w:start w:w="110" w:type="dxa"/>
+              <w:bottom w:w="90" w:type="dxa"/>
+              <w:end w:w="110" w:type="dxa"/>
+            </w:tcMar>
+            <w:shd w:fill="F7F9FC"/>
+          </w:tcPr>
+          <w:p>
+            <w:pPr>
+              <w:spacing w:after="20" w:before="20"/>
+            </w:pPr>
+            <w:r>
+              <w:rPr>
+                <w:sz w:val="15"/>
+              </w:rPr>
+              <w:t>91 전체</w:t>
+            </w:r>
+          </w:p>
+        </w:tc>
+      </w:tr>
+      <w:tr>
+        <w:trPr>
+          <w:cantSplit/>
+          <w:cantSplit/>
+        </w:trPr>
+        <w:tc>
+          <w:tcPr>
+            <w:tcW w:type="dxa" w:w="2376"/>
+            <w:vAlign w:val="center"/>
+            <w:tcMar>
+              <w:top w:w="90" w:type="dxa"/>
+              <w:start w:w="110" w:type="dxa"/>
+              <w:bottom w:w="90" w:type="dxa"/>
+              <w:end w:w="110" w:type="dxa"/>
+            </w:tcMar>
+          </w:tcPr>
+          <w:p>
+            <w:pPr>
+              <w:spacing w:after="20" w:before="20"/>
+            </w:pPr>
+            <w:r>
+              <w:rPr>
+                <w:sz w:val="15"/>
+              </w:rPr>
+              <w:t>Cache - Caffeine/Valkey</w:t>
+            </w:r>
+          </w:p>
+        </w:tc>
+        <w:tc>
+          <w:tcPr>
+            <w:tcW w:type="dxa" w:w="3816"/>
+            <w:vAlign w:val="center"/>
+            <w:tcMar>
+              <w:top w:w="90" w:type="dxa"/>
+              <w:start w:w="110" w:type="dxa"/>
+              <w:bottom w:w="90" w:type="dxa"/>
+              <w:end w:w="110" w:type="dxa"/>
+            </w:tcMar>
+          </w:tcPr>
+          <w:p>
+            <w:pPr>
+              <w:spacing w:after="20" w:before="20"/>
+            </w:pPr>
+            <w:r>
+              <w:rPr>
+                <w:sz w:val="15"/>
+              </w:rPr>
+              <w:t>Local/distributed cache capability, TTL/connection/config</w:t>
+            </w:r>
+          </w:p>
+        </w:tc>
+        <w:tc>
+          <w:tcPr>
+            <w:tcW w:type="dxa" w:w="2232"/>
+            <w:vAlign w:val="center"/>
+            <w:tcMar>
+              <w:top w:w="90" w:type="dxa"/>
+              <w:start w:w="110" w:type="dxa"/>
+              <w:bottom w:w="90" w:type="dxa"/>
+              <w:end w:w="110" w:type="dxa"/>
+            </w:tcMar>
+          </w:tcPr>
+          <w:p>
+            <w:pPr>
+              <w:spacing w:after="20" w:before="20"/>
+            </w:pPr>
+            <w:r>
+              <w:rPr>
+                <w:sz w:val="15"/>
+              </w:rPr>
+              <w:t>01 §0.1.1</w:t>
+            </w:r>
+          </w:p>
+        </w:tc>
+        <w:tc>
+          <w:tcPr>
+            <w:tcW w:type="dxa" w:w="2520"/>
+            <w:vAlign w:val="center"/>
+            <w:tcMar>
+              <w:top w:w="90" w:type="dxa"/>
+              <w:start w:w="110" w:type="dxa"/>
+              <w:bottom w:w="90" w:type="dxa"/>
+              <w:end w:w="110" w:type="dxa"/>
+            </w:tcMar>
+          </w:tcPr>
+          <w:p>
+            <w:pPr>
+              <w:spacing w:after="20" w:before="20"/>
+            </w:pPr>
+            <w:r>
+              <w:rPr>
+                <w:sz w:val="15"/>
+              </w:rPr>
+              <w:t>05 Property Reference</w:t>
+            </w:r>
+          </w:p>
+        </w:tc>
+      </w:tr>
+      <w:tr>
+        <w:trPr>
+          <w:cantSplit/>
+          <w:cantSplit/>
+        </w:trPr>
+        <w:tc>
+          <w:tcPr>
+            <w:tcW w:type="dxa" w:w="2376"/>
+            <w:vAlign w:val="center"/>
+            <w:tcMar>
+              <w:top w:w="90" w:type="dxa"/>
+              <w:start w:w="110" w:type="dxa"/>
+              <w:bottom w:w="90" w:type="dxa"/>
+              <w:end w:w="110" w:type="dxa"/>
+            </w:tcMar>
+            <w:shd w:fill="F7F9FC"/>
+          </w:tcPr>
+          <w:p>
+            <w:pPr>
+              <w:spacing w:after="20" w:before="20"/>
+            </w:pPr>
+            <w:r>
+              <w:rPr>
+                <w:sz w:val="15"/>
+              </w:rPr>
+              <w:t>Persistence - JDBC/MyBatis</w:t>
+            </w:r>
+          </w:p>
+        </w:tc>
+        <w:tc>
+          <w:tcPr>
+            <w:tcW w:type="dxa" w:w="3816"/>
+            <w:vAlign w:val="center"/>
+            <w:tcMar>
+              <w:top w:w="90" w:type="dxa"/>
+              <w:start w:w="110" w:type="dxa"/>
+              <w:bottom w:w="90" w:type="dxa"/>
+              <w:end w:w="110" w:type="dxa"/>
+            </w:tcMar>
+            <w:shd w:fill="F7F9FC"/>
+          </w:tcPr>
+          <w:p>
+            <w:pPr>
+              <w:spacing w:after="20" w:before="20"/>
+            </w:pPr>
+            <w:r>
+              <w:rPr>
+                <w:sz w:val="15"/>
+              </w:rPr>
+              <w:t>DataSource/SQL resource/DB access capability</w:t>
+            </w:r>
+          </w:p>
+        </w:tc>
+        <w:tc>
+          <w:tcPr>
+            <w:tcW w:type="dxa" w:w="2232"/>
+            <w:vAlign w:val="center"/>
+            <w:tcMar>
+              <w:top w:w="90" w:type="dxa"/>
+              <w:start w:w="110" w:type="dxa"/>
+              <w:bottom w:w="90" w:type="dxa"/>
+              <w:end w:w="110" w:type="dxa"/>
+            </w:tcMar>
+            <w:shd w:fill="F7F9FC"/>
+          </w:tcPr>
+          <w:p>
+            <w:pPr>
+              <w:spacing w:after="20" w:before="20"/>
+            </w:pPr>
+            <w:r>
+              <w:rPr>
+                <w:sz w:val="15"/>
+              </w:rPr>
+              <w:t>01 §0.1.1, §4~5</w:t>
+            </w:r>
+          </w:p>
+        </w:tc>
+        <w:tc>
+          <w:tcPr>
+            <w:tcW w:type="dxa" w:w="2520"/>
+            <w:vAlign w:val="center"/>
+            <w:tcMar>
+              <w:top w:w="90" w:type="dxa"/>
+              <w:start w:w="110" w:type="dxa"/>
+              <w:bottom w:w="90" w:type="dxa"/>
+              <w:end w:w="110" w:type="dxa"/>
+            </w:tcMar>
+            <w:shd w:fill="F7F9FC"/>
+          </w:tcPr>
+          <w:p>
+            <w:pPr>
+              <w:spacing w:after="20" w:before="20"/>
+            </w:pPr>
+            <w:r>
+              <w:rPr>
+                <w:sz w:val="15"/>
+              </w:rPr>
+              <w:t>05 + 기술사양서</w:t>
+            </w:r>
+          </w:p>
+        </w:tc>
+      </w:tr>
+      <w:tr>
+        <w:trPr>
+          <w:cantSplit/>
+          <w:cantSplit/>
+        </w:trPr>
+        <w:tc>
+          <w:tcPr>
+            <w:tcW w:type="dxa" w:w="2376"/>
+            <w:vAlign w:val="center"/>
+            <w:tcMar>
+              <w:top w:w="90" w:type="dxa"/>
+              <w:start w:w="110" w:type="dxa"/>
+              <w:bottom w:w="90" w:type="dxa"/>
+              <w:end w:w="110" w:type="dxa"/>
+            </w:tcMar>
+          </w:tcPr>
+          <w:p>
+            <w:pPr>
+              <w:spacing w:after="20" w:before="20"/>
+            </w:pPr>
+            <w:r>
+              <w:rPr>
+                <w:sz w:val="15"/>
+              </w:rPr>
+              <w:t>HTTP Client/Service Call</w:t>
+            </w:r>
+          </w:p>
+        </w:tc>
+        <w:tc>
+          <w:tcPr>
+            <w:tcW w:type="dxa" w:w="3816"/>
+            <w:vAlign w:val="center"/>
+            <w:tcMar>
+              <w:top w:w="90" w:type="dxa"/>
+              <w:start w:w="110" w:type="dxa"/>
+              <w:bottom w:w="90" w:type="dxa"/>
+              <w:end w:w="110" w:type="dxa"/>
+            </w:tcMar>
+          </w:tcPr>
+          <w:p>
+            <w:pPr>
+              <w:spacing w:after="20" w:before="20"/>
+            </w:pPr>
+            <w:r>
+              <w:rPr>
+                <w:sz w:val="15"/>
+              </w:rPr>
+              <w:t>Remote HTTP timeout/attempt/history/reconcile</w:t>
+            </w:r>
+          </w:p>
+        </w:tc>
+        <w:tc>
+          <w:tcPr>
+            <w:tcW w:type="dxa" w:w="2232"/>
+            <w:vAlign w:val="center"/>
+            <w:tcMar>
+              <w:top w:w="90" w:type="dxa"/>
+              <w:start w:w="110" w:type="dxa"/>
+              <w:bottom w:w="90" w:type="dxa"/>
+              <w:end w:w="110" w:type="dxa"/>
+            </w:tcMar>
+          </w:tcPr>
+          <w:p>
+            <w:pPr>
+              <w:spacing w:after="20" w:before="20"/>
+            </w:pPr>
+            <w:r>
+              <w:rPr>
+                <w:sz w:val="15"/>
+              </w:rPr>
+              <w:t>01 §0.1.1, §9</w:t>
+            </w:r>
+          </w:p>
+        </w:tc>
+        <w:tc>
+          <w:tcPr>
+            <w:tcW w:type="dxa" w:w="2520"/>
+            <w:vAlign w:val="center"/>
+            <w:tcMar>
+              <w:top w:w="90" w:type="dxa"/>
+              <w:start w:w="110" w:type="dxa"/>
+              <w:bottom w:w="90" w:type="dxa"/>
+              <w:end w:w="110" w:type="dxa"/>
+            </w:tcMar>
+          </w:tcPr>
+          <w:p>
+            <w:pPr>
+              <w:spacing w:after="20" w:before="20"/>
+            </w:pPr>
+            <w:r>
+              <w:rPr>
+                <w:sz w:val="15"/>
+              </w:rPr>
+              <w:t>05 HTTP properties</w:t>
+            </w:r>
+          </w:p>
+        </w:tc>
+      </w:tr>
+      <w:tr>
+        <w:trPr>
+          <w:cantSplit/>
+          <w:cantSplit/>
+        </w:trPr>
+        <w:tc>
+          <w:tcPr>
+            <w:tcW w:type="dxa" w:w="2376"/>
+            <w:vAlign w:val="center"/>
+            <w:tcMar>
+              <w:top w:w="90" w:type="dxa"/>
+              <w:start w:w="110" w:type="dxa"/>
+              <w:bottom w:w="90" w:type="dxa"/>
+              <w:end w:w="110" w:type="dxa"/>
+            </w:tcMar>
+            <w:shd w:fill="F7F9FC"/>
+          </w:tcPr>
+          <w:p>
+            <w:pPr>
+              <w:spacing w:after="20" w:before="20"/>
+            </w:pPr>
+            <w:r>
+              <w:rPr>
+                <w:sz w:val="15"/>
+              </w:rPr>
+              <w:t>TCP/SFTP/Attachment/Archive</w:t>
+            </w:r>
+          </w:p>
+        </w:tc>
+        <w:tc>
+          <w:tcPr>
+            <w:tcW w:type="dxa" w:w="3816"/>
+            <w:vAlign w:val="center"/>
+            <w:tcMar>
+              <w:top w:w="90" w:type="dxa"/>
+              <w:start w:w="110" w:type="dxa"/>
+              <w:bottom w:w="90" w:type="dxa"/>
+              <w:end w:w="110" w:type="dxa"/>
+            </w:tcMar>
+            <w:shd w:fill="F7F9FC"/>
+          </w:tcPr>
+          <w:p>
+            <w:pPr>
+              <w:spacing w:after="20" w:before="20"/>
+            </w:pPr>
+            <w:r>
+              <w:rPr>
+                <w:sz w:val="15"/>
+              </w:rPr>
+              <w:t>transport/file capability and failure boundary</w:t>
+            </w:r>
+          </w:p>
+        </w:tc>
+        <w:tc>
+          <w:tcPr>
+            <w:tcW w:type="dxa" w:w="2232"/>
+            <w:vAlign w:val="center"/>
+            <w:tcMar>
+              <w:top w:w="90" w:type="dxa"/>
+              <w:start w:w="110" w:type="dxa"/>
+              <w:bottom w:w="90" w:type="dxa"/>
+              <w:end w:w="110" w:type="dxa"/>
+            </w:tcMar>
+            <w:shd w:fill="F7F9FC"/>
+          </w:tcPr>
+          <w:p>
+            <w:pPr>
+              <w:spacing w:after="20" w:before="20"/>
+            </w:pPr>
+            <w:r>
+              <w:rPr>
+                <w:sz w:val="15"/>
+              </w:rPr>
+              <w:t>01 §0.1.1, §9~10</w:t>
+            </w:r>
+          </w:p>
+        </w:tc>
+        <w:tc>
+          <w:tcPr>
+            <w:tcW w:type="dxa" w:w="2520"/>
+            <w:vAlign w:val="center"/>
+            <w:tcMar>
+              <w:top w:w="90" w:type="dxa"/>
+              <w:start w:w="110" w:type="dxa"/>
+              <w:bottom w:w="90" w:type="dxa"/>
+              <w:end w:w="110" w:type="dxa"/>
+            </w:tcMar>
+            <w:shd w:fill="F7F9FC"/>
+          </w:tcPr>
+          <w:p>
+            <w:pPr>
+              <w:spacing w:after="20" w:before="20"/>
+            </w:pPr>
+            <w:r>
+              <w:rPr>
+                <w:sz w:val="15"/>
+              </w:rPr>
+              <w:t>05 Property Reference</w:t>
+            </w:r>
+          </w:p>
+        </w:tc>
+      </w:tr>
+      <w:tr>
+        <w:trPr>
+          <w:cantSplit/>
+          <w:cantSplit/>
+        </w:trPr>
+        <w:tc>
+          <w:tcPr>
+            <w:tcW w:type="dxa" w:w="2376"/>
+            <w:vAlign w:val="center"/>
+            <w:tcMar>
+              <w:top w:w="90" w:type="dxa"/>
+              <w:start w:w="110" w:type="dxa"/>
+              <w:bottom w:w="90" w:type="dxa"/>
+              <w:end w:w="110" w:type="dxa"/>
+            </w:tcMar>
+          </w:tcPr>
+          <w:p>
+            <w:pPr>
+              <w:spacing w:after="20" w:before="20"/>
+            </w:pPr>
+            <w:r>
+              <w:rPr>
+                <w:sz w:val="15"/>
+              </w:rPr>
+              <w:t>Resilience</w:t>
+            </w:r>
+          </w:p>
+        </w:tc>
+        <w:tc>
+          <w:tcPr>
+            <w:tcW w:type="dxa" w:w="3816"/>
+            <w:vAlign w:val="center"/>
+            <w:tcMar>
+              <w:top w:w="90" w:type="dxa"/>
+              <w:start w:w="110" w:type="dxa"/>
+              <w:bottom w:w="90" w:type="dxa"/>
+              <w:end w:w="110" w:type="dxa"/>
+            </w:tcMar>
+          </w:tcPr>
+          <w:p>
+            <w:pPr>
+              <w:spacing w:after="20" w:before="20"/>
+            </w:pPr>
+            <w:r>
+              <w:rPr>
+                <w:sz w:val="15"/>
+              </w:rPr>
+              <w:t>timeout/retry/circuit/bulkhead boundary</w:t>
+            </w:r>
+          </w:p>
+        </w:tc>
+        <w:tc>
+          <w:tcPr>
+            <w:tcW w:type="dxa" w:w="2232"/>
+            <w:vAlign w:val="center"/>
+            <w:tcMar>
+              <w:top w:w="90" w:type="dxa"/>
+              <w:start w:w="110" w:type="dxa"/>
+              <w:bottom w:w="90" w:type="dxa"/>
+              <w:end w:w="110" w:type="dxa"/>
+            </w:tcMar>
+          </w:tcPr>
+          <w:p>
+            <w:pPr>
+              <w:spacing w:after="20" w:before="20"/>
+            </w:pPr>
+            <w:r>
+              <w:rPr>
+                <w:sz w:val="15"/>
+              </w:rPr>
+              <w:t>01 §0.1.1, §9</w:t>
+            </w:r>
+          </w:p>
+        </w:tc>
+        <w:tc>
+          <w:tcPr>
+            <w:tcW w:type="dxa" w:w="2520"/>
+            <w:vAlign w:val="center"/>
+            <w:tcMar>
+              <w:top w:w="90" w:type="dxa"/>
+              <w:start w:w="110" w:type="dxa"/>
+              <w:bottom w:w="90" w:type="dxa"/>
+              <w:end w:w="110" w:type="dxa"/>
+            </w:tcMar>
+          </w:tcPr>
+          <w:p>
+            <w:pPr>
+              <w:spacing w:after="20" w:before="20"/>
+            </w:pPr>
+            <w:r>
+              <w:rPr>
+                <w:sz w:val="15"/>
+              </w:rPr>
+              <w:t>05 integration/resilience</w:t>
+            </w:r>
+          </w:p>
+        </w:tc>
+      </w:tr>
+      <w:tr>
+        <w:trPr>
+          <w:cantSplit/>
+          <w:cantSplit/>
+        </w:trPr>
+        <w:tc>
+          <w:tcPr>
+            <w:tcW w:type="dxa" w:w="2376"/>
+            <w:vAlign w:val="center"/>
+            <w:tcMar>
+              <w:top w:w="90" w:type="dxa"/>
+              <w:start w:w="110" w:type="dxa"/>
+              <w:bottom w:w="90" w:type="dxa"/>
+              <w:end w:w="110" w:type="dxa"/>
+            </w:tcMar>
+            <w:shd w:fill="F7F9FC"/>
+          </w:tcPr>
+          <w:p>
+            <w:pPr>
+              <w:spacing w:after="20" w:before="20"/>
+            </w:pPr>
+            <w:r>
+              <w:rPr>
+                <w:sz w:val="15"/>
+              </w:rPr>
+              <w:t>Messaging brokers</w:t>
+            </w:r>
+          </w:p>
+        </w:tc>
+        <w:tc>
+          <w:tcPr>
+            <w:tcW w:type="dxa" w:w="3816"/>
+            <w:vAlign w:val="center"/>
+            <w:tcMar>
+              <w:top w:w="90" w:type="dxa"/>
+              <w:start w:w="110" w:type="dxa"/>
+              <w:bottom w:w="90" w:type="dxa"/>
+              <w:end w:w="110" w:type="dxa"/>
+            </w:tcMar>
+            <w:shd w:fill="F7F9FC"/>
+          </w:tcPr>
+          <w:p>
+            <w:pPr>
+              <w:spacing w:after="20" w:before="20"/>
+            </w:pPr>
+            <w:r>
+              <w:rPr>
+                <w:sz w:val="15"/>
+              </w:rPr>
+              <w:t>Kafka/JMS/RabbitMQ/IBM MQ + reliability</w:t>
+            </w:r>
+          </w:p>
+        </w:tc>
+        <w:tc>
+          <w:tcPr>
+            <w:tcW w:type="dxa" w:w="2232"/>
+            <w:vAlign w:val="center"/>
+            <w:tcMar>
+              <w:top w:w="90" w:type="dxa"/>
+              <w:start w:w="110" w:type="dxa"/>
+              <w:bottom w:w="90" w:type="dxa"/>
+              <w:end w:w="110" w:type="dxa"/>
+            </w:tcMar>
+            <w:shd w:fill="F7F9FC"/>
+          </w:tcPr>
+          <w:p>
+            <w:pPr>
+              <w:spacing w:after="20" w:before="20"/>
+            </w:pPr>
+            <w:r>
+              <w:rPr>
+                <w:sz w:val="15"/>
+              </w:rPr>
+              <w:t>01 §0.1.1, §8</w:t>
+            </w:r>
+          </w:p>
+        </w:tc>
+        <w:tc>
+          <w:tcPr>
+            <w:tcW w:type="dxa" w:w="2520"/>
+            <w:vAlign w:val="center"/>
+            <w:tcMar>
+              <w:top w:w="90" w:type="dxa"/>
+              <w:start w:w="110" w:type="dxa"/>
+              <w:bottom w:w="90" w:type="dxa"/>
+              <w:end w:w="110" w:type="dxa"/>
+            </w:tcMar>
+            <w:shd w:fill="F7F9FC"/>
+          </w:tcPr>
+          <w:p>
+            <w:pPr>
+              <w:spacing w:after="20" w:before="20"/>
+            </w:pPr>
+            <w:r>
+              <w:rPr>
+                <w:sz w:val="15"/>
+              </w:rPr>
+              <w:t>05 Messaging properties</w:t>
+            </w:r>
+          </w:p>
+        </w:tc>
+      </w:tr>
+      <w:tr>
+        <w:trPr>
+          <w:cantSplit/>
+          <w:cantSplit/>
+        </w:trPr>
+        <w:tc>
+          <w:tcPr>
+            <w:tcW w:type="dxa" w:w="2376"/>
+            <w:vAlign w:val="center"/>
+            <w:tcMar>
+              <w:top w:w="90" w:type="dxa"/>
+              <w:start w:w="110" w:type="dxa"/>
+              <w:bottom w:w="90" w:type="dxa"/>
+              <w:end w:w="110" w:type="dxa"/>
+            </w:tcMar>
+          </w:tcPr>
+          <w:p>
+            <w:pPr>
+              <w:spacing w:after="20" w:before="20"/>
+            </w:pPr>
+            <w:r>
+              <w:rPr>
+                <w:sz w:val="15"/>
+              </w:rPr>
+              <w:t>Notification</w:t>
+            </w:r>
+          </w:p>
+        </w:tc>
+        <w:tc>
+          <w:tcPr>
+            <w:tcW w:type="dxa" w:w="3816"/>
+            <w:vAlign w:val="center"/>
+            <w:tcMar>
+              <w:top w:w="90" w:type="dxa"/>
+              <w:start w:w="110" w:type="dxa"/>
+              <w:bottom w:w="90" w:type="dxa"/>
+              <w:end w:w="110" w:type="dxa"/>
+            </w:tcMar>
+          </w:tcPr>
+          <w:p>
+            <w:pPr>
+              <w:spacing w:after="20" w:before="20"/>
+            </w:pPr>
+            <w:r>
+              <w:rPr>
+                <w:sz w:val="15"/>
+              </w:rPr>
+              <w:t>dispatch/email delivery capability</w:t>
+            </w:r>
+          </w:p>
+        </w:tc>
+        <w:tc>
+          <w:tcPr>
+            <w:tcW w:type="dxa" w:w="2232"/>
+            <w:vAlign w:val="center"/>
+            <w:tcMar>
+              <w:top w:w="90" w:type="dxa"/>
+              <w:start w:w="110" w:type="dxa"/>
+              <w:bottom w:w="90" w:type="dxa"/>
+              <w:end w:w="110" w:type="dxa"/>
+            </w:tcMar>
+          </w:tcPr>
+          <w:p>
+            <w:pPr>
+              <w:spacing w:after="20" w:before="20"/>
+            </w:pPr>
+            <w:r>
+              <w:rPr>
+                <w:sz w:val="15"/>
+              </w:rPr>
+              <w:t>01 §0.1.1</w:t>
+            </w:r>
+          </w:p>
+        </w:tc>
+        <w:tc>
+          <w:tcPr>
+            <w:tcW w:type="dxa" w:w="2520"/>
+            <w:vAlign w:val="center"/>
+            <w:tcMar>
+              <w:top w:w="90" w:type="dxa"/>
+              <w:start w:w="110" w:type="dxa"/>
+              <w:bottom w:w="90" w:type="dxa"/>
+              <w:end w:w="110" w:type="dxa"/>
+            </w:tcMar>
+          </w:tcPr>
+          <w:p>
+            <w:pPr>
+              <w:spacing w:after="20" w:before="20"/>
+            </w:pPr>
+            <w:r>
+              <w:rPr>
+                <w:sz w:val="15"/>
+              </w:rPr>
+              <w:t>05 Notification properties</w:t>
+            </w:r>
+          </w:p>
+        </w:tc>
+      </w:tr>
+      <w:tr>
+        <w:trPr>
+          <w:cantSplit/>
+          <w:cantSplit/>
+        </w:trPr>
+        <w:tc>
+          <w:tcPr>
+            <w:tcW w:type="dxa" w:w="2376"/>
+            <w:vAlign w:val="center"/>
+            <w:tcMar>
+              <w:top w:w="90" w:type="dxa"/>
+              <w:start w:w="110" w:type="dxa"/>
+              <w:bottom w:w="90" w:type="dxa"/>
+              <w:end w:w="110" w:type="dxa"/>
+            </w:tcMar>
+            <w:shd w:fill="F7F9FC"/>
+          </w:tcPr>
+          <w:p>
+            <w:pPr>
+              <w:spacing w:after="20" w:before="20"/>
+            </w:pPr>
+            <w:r>
+              <w:rPr>
+                <w:sz w:val="15"/>
+              </w:rPr>
+              <w:t>Observability/OTLP</w:t>
+            </w:r>
+          </w:p>
+        </w:tc>
+        <w:tc>
+          <w:tcPr>
+            <w:tcW w:type="dxa" w:w="3816"/>
+            <w:vAlign w:val="center"/>
+            <w:tcMar>
+              <w:top w:w="90" w:type="dxa"/>
+              <w:start w:w="110" w:type="dxa"/>
+              <w:bottom w:w="90" w:type="dxa"/>
+              <w:end w:w="110" w:type="dxa"/>
+            </w:tcMar>
+            <w:shd w:fill="F7F9FC"/>
+          </w:tcPr>
+          <w:p>
+            <w:pPr>
+              <w:spacing w:after="20" w:before="20"/>
+            </w:pPr>
+            <w:r>
+              <w:rPr>
+                <w:sz w:val="15"/>
+              </w:rPr>
+              <w:t>metric/log/trace export and policy</w:t>
+            </w:r>
+          </w:p>
+        </w:tc>
+        <w:tc>
+          <w:tcPr>
+            <w:tcW w:type="dxa" w:w="2232"/>
+            <w:vAlign w:val="center"/>
+            <w:tcMar>
+              <w:top w:w="90" w:type="dxa"/>
+              <w:start w:w="110" w:type="dxa"/>
+              <w:bottom w:w="90" w:type="dxa"/>
+              <w:end w:w="110" w:type="dxa"/>
+            </w:tcMar>
+            <w:shd w:fill="F7F9FC"/>
+          </w:tcPr>
+          <w:p>
+            <w:pPr>
+              <w:spacing w:after="20" w:before="20"/>
+            </w:pPr>
+            <w:r>
+              <w:rPr>
+                <w:sz w:val="15"/>
+              </w:rPr>
+              <w:t>01 §0.1.1, §0.7</w:t>
+            </w:r>
+          </w:p>
+        </w:tc>
+        <w:tc>
+          <w:tcPr>
+            <w:tcW w:type="dxa" w:w="2520"/>
+            <w:vAlign w:val="center"/>
+            <w:tcMar>
+              <w:top w:w="90" w:type="dxa"/>
+              <w:start w:w="110" w:type="dxa"/>
+              <w:bottom w:w="90" w:type="dxa"/>
+              <w:end w:w="110" w:type="dxa"/>
+            </w:tcMar>
+            <w:shd w:fill="F7F9FC"/>
+          </w:tcPr>
+          <w:p>
+            <w:pPr>
+              <w:spacing w:after="20" w:before="20"/>
+            </w:pPr>
+            <w:r>
+              <w:rPr>
+                <w:sz w:val="15"/>
+              </w:rPr>
+              <w:t>05 Observability</w:t>
+            </w:r>
+          </w:p>
+        </w:tc>
+      </w:tr>
+      <w:tr>
+        <w:trPr>
+          <w:cantSplit/>
+          <w:cantSplit/>
+        </w:trPr>
+        <w:tc>
+          <w:tcPr>
+            <w:tcW w:type="dxa" w:w="2376"/>
+            <w:vAlign w:val="center"/>
+            <w:tcMar>
+              <w:top w:w="90" w:type="dxa"/>
+              <w:start w:w="110" w:type="dxa"/>
+              <w:bottom w:w="90" w:type="dxa"/>
+              <w:end w:w="110" w:type="dxa"/>
+            </w:tcMar>
+          </w:tcPr>
+          <w:p>
+            <w:pPr>
+              <w:spacing w:after="20" w:before="20"/>
+            </w:pPr>
+            <w:r>
+              <w:rPr>
+                <w:sz w:val="15"/>
+              </w:rPr>
+              <w:t>Runtime Control/Feature Flag/Channel</w:t>
+            </w:r>
+          </w:p>
+        </w:tc>
+        <w:tc>
+          <w:tcPr>
+            <w:tcW w:type="dxa" w:w="3816"/>
+            <w:vAlign w:val="center"/>
+            <w:tcMar>
+              <w:top w:w="90" w:type="dxa"/>
+              <w:start w:w="110" w:type="dxa"/>
+              <w:bottom w:w="90" w:type="dxa"/>
+              <w:end w:w="110" w:type="dxa"/>
+            </w:tcMar>
+          </w:tcPr>
+          <w:p>
+            <w:pPr>
+              <w:spacing w:after="20" w:before="20"/>
+            </w:pPr>
+            <w:r>
+              <w:rPr>
+                <w:sz w:val="15"/>
+              </w:rPr>
+              <w:t>runtime policy/control capabilities</w:t>
+            </w:r>
+          </w:p>
+        </w:tc>
+        <w:tc>
+          <w:tcPr>
+            <w:tcW w:type="dxa" w:w="2232"/>
+            <w:vAlign w:val="center"/>
+            <w:tcMar>
+              <w:top w:w="90" w:type="dxa"/>
+              <w:start w:w="110" w:type="dxa"/>
+              <w:bottom w:w="90" w:type="dxa"/>
+              <w:end w:w="110" w:type="dxa"/>
+            </w:tcMar>
+          </w:tcPr>
+          <w:p>
+            <w:pPr>
+              <w:spacing w:after="20" w:before="20"/>
+            </w:pPr>
+            <w:r>
+              <w:rPr>
+                <w:sz w:val="15"/>
+              </w:rPr>
+              <w:t>01 §0.1.1</w:t>
+            </w:r>
+          </w:p>
+        </w:tc>
+        <w:tc>
+          <w:tcPr>
+            <w:tcW w:type="dxa" w:w="2520"/>
+            <w:vAlign w:val="center"/>
+            <w:tcMar>
+              <w:top w:w="90" w:type="dxa"/>
+              <w:start w:w="110" w:type="dxa"/>
+              <w:bottom w:w="90" w:type="dxa"/>
+              <w:end w:w="110" w:type="dxa"/>
+            </w:tcMar>
+          </w:tcPr>
+          <w:p>
+            <w:pPr>
+              <w:spacing w:after="20" w:before="20"/>
+            </w:pPr>
+            <w:r>
+              <w:rPr>
+                <w:sz w:val="15"/>
+              </w:rPr>
+              <w:t>04/05</w:t>
+            </w:r>
+          </w:p>
+        </w:tc>
+      </w:tr>
+      <w:tr>
+        <w:trPr>
+          <w:cantSplit/>
+          <w:cantSplit/>
+        </w:trPr>
+        <w:tc>
+          <w:tcPr>
+            <w:tcW w:type="dxa" w:w="2376"/>
+            <w:vAlign w:val="center"/>
+            <w:tcMar>
+              <w:top w:w="90" w:type="dxa"/>
+              <w:start w:w="110" w:type="dxa"/>
+              <w:bottom w:w="90" w:type="dxa"/>
+              <w:end w:w="110" w:type="dxa"/>
+            </w:tcMar>
+            <w:shd w:fill="F7F9FC"/>
+          </w:tcPr>
+          <w:p>
+            <w:pPr>
+              <w:spacing w:after="20" w:before="20"/>
+            </w:pPr>
+            <w:r>
+              <w:rPr>
+                <w:sz w:val="15"/>
+              </w:rPr>
+              <w:t>Security modes</w:t>
+            </w:r>
+          </w:p>
+        </w:tc>
+        <w:tc>
+          <w:tcPr>
+            <w:tcW w:type="dxa" w:w="3816"/>
+            <w:vAlign w:val="center"/>
+            <w:tcMar>
+              <w:top w:w="90" w:type="dxa"/>
+              <w:start w:w="110" w:type="dxa"/>
+              <w:bottom w:w="90" w:type="dxa"/>
+              <w:end w:w="110" w:type="dxa"/>
+            </w:tcMar>
+            <w:shd w:fill="F7F9FC"/>
+          </w:tcPr>
+          <w:p>
+            <w:pPr>
+              <w:spacing w:after="20" w:before="20"/>
+            </w:pPr>
+            <w:r>
+              <w:rPr>
+                <w:sz w:val="15"/>
+              </w:rPr>
+              <w:t>resource-server/browser-session/service-identity</w:t>
+            </w:r>
+          </w:p>
+        </w:tc>
+        <w:tc>
+          <w:tcPr>
+            <w:tcW w:type="dxa" w:w="2232"/>
+            <w:vAlign w:val="center"/>
+            <w:tcMar>
+              <w:top w:w="90" w:type="dxa"/>
+              <w:start w:w="110" w:type="dxa"/>
+              <w:bottom w:w="90" w:type="dxa"/>
+              <w:end w:w="110" w:type="dxa"/>
+            </w:tcMar>
+            <w:shd w:fill="F7F9FC"/>
+          </w:tcPr>
+          <w:p>
+            <w:pPr>
+              <w:spacing w:after="20" w:before="20"/>
+            </w:pPr>
+            <w:r>
+              <w:rPr>
+                <w:sz w:val="15"/>
+              </w:rPr>
+              <w:t>01 §0.1.1, §11</w:t>
+            </w:r>
+          </w:p>
+        </w:tc>
+        <w:tc>
+          <w:tcPr>
+            <w:tcW w:type="dxa" w:w="2520"/>
+            <w:vAlign w:val="center"/>
+            <w:tcMar>
+              <w:top w:w="90" w:type="dxa"/>
+              <w:start w:w="110" w:type="dxa"/>
+              <w:bottom w:w="90" w:type="dxa"/>
+              <w:end w:w="110" w:type="dxa"/>
+            </w:tcMar>
+            <w:shd w:fill="F7F9FC"/>
+          </w:tcPr>
+          <w:p>
+            <w:pPr>
+              <w:spacing w:after="20" w:before="20"/>
+            </w:pPr>
+            <w:r>
+              <w:rPr>
+                <w:sz w:val="15"/>
+              </w:rPr>
+              <w:t>05 Security properties</w:t>
+            </w:r>
+          </w:p>
+        </w:tc>
+      </w:tr>
+      <w:tr>
+        <w:trPr>
+          <w:cantSplit/>
+          <w:cantSplit/>
+        </w:trPr>
+        <w:tc>
+          <w:tcPr>
+            <w:tcW w:type="dxa" w:w="2376"/>
+            <w:vAlign w:val="center"/>
+            <w:tcMar>
+              <w:top w:w="90" w:type="dxa"/>
+              <w:start w:w="110" w:type="dxa"/>
+              <w:bottom w:w="90" w:type="dxa"/>
+              <w:end w:w="110" w:type="dxa"/>
+            </w:tcMar>
+          </w:tcPr>
+          <w:p>
+            <w:pPr>
+              <w:spacing w:after="20" w:before="20"/>
+            </w:pPr>
+            <w:r>
+              <w:rPr>
+                <w:sz w:val="15"/>
+              </w:rPr>
+              <w:t>Architecture Decision</w:t>
+            </w:r>
+          </w:p>
+        </w:tc>
+        <w:tc>
+          <w:tcPr>
+            <w:tcW w:type="dxa" w:w="3816"/>
+            <w:vAlign w:val="center"/>
+            <w:tcMar>
+              <w:top w:w="90" w:type="dxa"/>
+              <w:start w:w="110" w:type="dxa"/>
+              <w:bottom w:w="90" w:type="dxa"/>
+              <w:end w:w="110" w:type="dxa"/>
+            </w:tcMar>
+          </w:tcPr>
+          <w:p>
+            <w:pPr>
+              <w:spacing w:after="20" w:before="20"/>
+            </w:pPr>
+            <w:r>
+              <w:rPr>
+                <w:sz w:val="15"/>
+              </w:rPr>
+              <w:t>Topology/Failure/Saga/Lineage 선택</w:t>
+            </w:r>
+          </w:p>
+        </w:tc>
+        <w:tc>
+          <w:tcPr>
+            <w:tcW w:type="dxa" w:w="2232"/>
+            <w:vAlign w:val="center"/>
+            <w:tcMar>
+              <w:top w:w="90" w:type="dxa"/>
+              <w:start w:w="110" w:type="dxa"/>
+              <w:bottom w:w="90" w:type="dxa"/>
+              <w:end w:w="110" w:type="dxa"/>
+            </w:tcMar>
+          </w:tcPr>
+          <w:p>
+            <w:pPr>
+              <w:spacing w:after="20" w:before="20"/>
+            </w:pPr>
+            <w:r>
+              <w:rPr>
+                <w:sz w:val="15"/>
+              </w:rPr>
+              <w:t>아키텍처설계서 기능 찾기</w:t>
+            </w:r>
+          </w:p>
+        </w:tc>
+        <w:tc>
+          <w:tcPr>
+            <w:tcW w:type="dxa" w:w="2520"/>
+            <w:vAlign w:val="center"/>
+            <w:tcMar>
+              <w:top w:w="90" w:type="dxa"/>
+              <w:start w:w="110" w:type="dxa"/>
+              <w:bottom w:w="90" w:type="dxa"/>
+              <w:end w:w="110" w:type="dxa"/>
+            </w:tcMar>
+          </w:tcPr>
+          <w:p>
+            <w:pPr>
+              <w:spacing w:after="20" w:before="20"/>
+            </w:pPr>
+            <w:r>
+              <w:rPr>
+                <w:sz w:val="15"/>
+              </w:rPr>
+              <w:t>00 + 아키텍처설계서</w:t>
+            </w:r>
+          </w:p>
+        </w:tc>
+      </w:tr>
+    </w:tbl>
+    <w:p>
+      <w:pPr>
+        <w:pStyle w:val="Heading3"/>
+      </w:pPr>
+      <w:r>
+        <w:t>0.1 온라인·배치·관리 기능의 책임 경계</w:t>
+      </w:r>
+    </w:p>
+    <w:tbl>
+      <w:tblPr>
+        <w:tblW w:type="auto" w:w="0"/>
+        <w:jc w:val="center"/>
+        <w:tblLook w:firstColumn="1" w:firstRow="1" w:lastColumn="0" w:lastRow="0" w:noHBand="0" w:noVBand="1" w:val="04A0"/>
+        <w:tblBorders>
+          <w:top w:val="single" w:sz="6" w:space="0" w:color="B7C9D6"/>
+          <w:left w:val="single" w:sz="6" w:space="0" w:color="B7C9D6"/>
+          <w:bottom w:val="single" w:sz="6" w:space="0" w:color="B7C9D6"/>
+          <w:right w:val="single" w:sz="6" w:space="0" w:color="B7C9D6"/>
+          <w:insideH w:val="single" w:sz="6" w:space="0" w:color="B7C9D6"/>
+          <w:insideV w:val="single" w:sz="6" w:space="0" w:color="B7C9D6"/>
+        </w:tblBorders>
+      </w:tblPr>
+      <w:tblGrid>
+        <w:gridCol w:w="2480"/>
+        <w:gridCol w:w="2480"/>
+        <w:gridCol w:w="2480"/>
+        <w:gridCol w:w="2480"/>
+      </w:tblGrid>
+      <w:tr>
+        <w:trPr>
+          <w:cantSplit/>
+          <w:tblHeader w:val="true"/>
+        </w:trPr>
+        <w:tc>
+          <w:tcPr>
+            <w:tcW w:type="dxa" w:w="2160"/>
+            <w:vAlign w:val="center"/>
+            <w:tcMar>
+              <w:top w:w="90" w:type="dxa"/>
+              <w:start w:w="110" w:type="dxa"/>
+              <w:bottom w:w="90" w:type="dxa"/>
+              <w:end w:w="110" w:type="dxa"/>
+            </w:tcMar>
+            <w:shd w:fill="DCE6F1"/>
+          </w:tcPr>
+          <w:p>
+            <w:pPr>
+              <w:spacing w:after="30" w:before="30"/>
+            </w:pPr>
+            <w:r>
+              <w:rPr>
+                <w:b/>
+                <w:color w:val="1F374F"/>
+                <w:sz w:val="16"/>
+              </w:rPr>
+              <w:t>질문</w:t>
+            </w:r>
+          </w:p>
+        </w:tc>
+        <w:tc>
+          <w:tcPr>
+            <w:tcW w:type="dxa" w:w="3024"/>
+            <w:vAlign w:val="center"/>
+            <w:tcMar>
+              <w:top w:w="90" w:type="dxa"/>
+              <w:start w:w="110" w:type="dxa"/>
+              <w:bottom w:w="90" w:type="dxa"/>
+              <w:end w:w="110" w:type="dxa"/>
+            </w:tcMar>
+            <w:shd w:fill="DCE6F1"/>
+          </w:tcPr>
+          <w:p>
+            <w:pPr>
+              <w:spacing w:after="30" w:before="30"/>
+            </w:pPr>
+            <w:r>
+              <w:rPr>
+                <w:b/>
+                <w:color w:val="1F374F"/>
+                <w:sz w:val="16"/>
+              </w:rPr>
+              <w:t>온라인</w:t>
+            </w:r>
+          </w:p>
+        </w:tc>
+        <w:tc>
+          <w:tcPr>
+            <w:tcW w:type="dxa" w:w="3024"/>
+            <w:vAlign w:val="center"/>
+            <w:tcMar>
+              <w:top w:w="90" w:type="dxa"/>
+              <w:start w:w="110" w:type="dxa"/>
+              <w:bottom w:w="90" w:type="dxa"/>
+              <w:end w:w="110" w:type="dxa"/>
+            </w:tcMar>
+            <w:shd w:fill="DCE6F1"/>
+          </w:tcPr>
+          <w:p>
+            <w:pPr>
+              <w:spacing w:after="30" w:before="30"/>
+            </w:pPr>
+            <w:r>
+              <w:rPr>
+                <w:b/>
+                <w:color w:val="1F374F"/>
+                <w:sz w:val="16"/>
+              </w:rPr>
+              <w:t>배치</w:t>
+            </w:r>
+          </w:p>
+        </w:tc>
+        <w:tc>
+          <w:tcPr>
+            <w:tcW w:type="dxa" w:w="3024"/>
+            <w:vAlign w:val="center"/>
+            <w:tcMar>
+              <w:top w:w="90" w:type="dxa"/>
+              <w:start w:w="110" w:type="dxa"/>
+              <w:bottom w:w="90" w:type="dxa"/>
+              <w:end w:w="110" w:type="dxa"/>
+            </w:tcMar>
+            <w:shd w:fill="DCE6F1"/>
+          </w:tcPr>
+          <w:p>
+            <w:pPr>
+              <w:spacing w:after="30" w:before="30"/>
+            </w:pPr>
+            <w:r>
+              <w:rPr>
+                <w:b/>
+                <w:color w:val="1F374F"/>
+                <w:sz w:val="16"/>
+              </w:rPr>
+              <w:t>운영/관리</w:t>
+            </w:r>
+          </w:p>
+        </w:tc>
+      </w:tr>
+      <w:tr>
+        <w:trPr>
+          <w:cantSplit/>
+        </w:trPr>
+        <w:tc>
+          <w:tcPr>
+            <w:tcW w:type="dxa" w:w="2160"/>
+            <w:vAlign w:val="center"/>
+            <w:tcMar>
+              <w:top w:w="90" w:type="dxa"/>
+              <w:start w:w="110" w:type="dxa"/>
+              <w:bottom w:w="90" w:type="dxa"/>
+              <w:end w:w="110" w:type="dxa"/>
+            </w:tcMar>
+          </w:tcPr>
+          <w:p>
+            <w:pPr>
+              <w:spacing w:after="30" w:before="30"/>
+            </w:pPr>
+            <w:r>
+              <w:rPr>
+                <w:sz w:val="16"/>
+              </w:rPr>
+              <w:t>원자성은 어디까지?</w:t>
+            </w:r>
+          </w:p>
+        </w:tc>
+        <w:tc>
+          <w:tcPr>
+            <w:tcW w:type="dxa" w:w="3024"/>
+            <w:vAlign w:val="center"/>
+            <w:tcMar>
+              <w:top w:w="90" w:type="dxa"/>
+              <w:start w:w="110" w:type="dxa"/>
+              <w:bottom w:w="90" w:type="dxa"/>
+              <w:end w:w="110" w:type="dxa"/>
+            </w:tcMar>
+          </w:tcPr>
+          <w:p>
+            <w:pPr>
+              <w:spacing w:after="30" w:before="30"/>
+            </w:pPr>
+            <w:r>
+              <w:rPr>
+                <w:sz w:val="16"/>
+              </w:rPr>
+              <w:t>한 Owner의 Local TX</w:t>
+            </w:r>
+          </w:p>
+        </w:tc>
+        <w:tc>
+          <w:tcPr>
+            <w:tcW w:type="dxa" w:w="3024"/>
+            <w:vAlign w:val="center"/>
+            <w:tcMar>
+              <w:top w:w="90" w:type="dxa"/>
+              <w:start w:w="110" w:type="dxa"/>
+              <w:bottom w:w="90" w:type="dxa"/>
+              <w:end w:w="110" w:type="dxa"/>
+            </w:tcMar>
+          </w:tcPr>
+          <w:p>
+            <w:pPr>
+              <w:spacing w:after="30" w:before="30"/>
+            </w:pPr>
+            <w:r>
+              <w:rPr>
+                <w:sz w:val="16"/>
+              </w:rPr>
+              <w:t>Chunk/Tasklet/Partition별 Local TX</w:t>
+            </w:r>
+          </w:p>
+        </w:tc>
+        <w:tc>
+          <w:tcPr>
+            <w:tcW w:type="dxa" w:w="3024"/>
+            <w:vAlign w:val="center"/>
+            <w:tcMar>
+              <w:top w:w="90" w:type="dxa"/>
+              <w:start w:w="110" w:type="dxa"/>
+              <w:bottom w:w="90" w:type="dxa"/>
+              <w:end w:w="110" w:type="dxa"/>
+            </w:tcMar>
+          </w:tcPr>
+          <w:p>
+            <w:pPr>
+              <w:spacing w:after="30" w:before="30"/>
+            </w:pPr>
+            <w:r>
+              <w:rPr>
+                <w:sz w:val="16"/>
+              </w:rPr>
+              <w:t>Global rollback을 가정하지 않음</w:t>
+            </w:r>
+          </w:p>
+        </w:tc>
+      </w:tr>
+      <w:tr>
+        <w:trPr>
+          <w:cantSplit/>
+        </w:trPr>
+        <w:tc>
+          <w:tcPr>
+            <w:tcW w:type="dxa" w:w="2160"/>
+            <w:vAlign w:val="center"/>
+            <w:tcMar>
+              <w:top w:w="90" w:type="dxa"/>
+              <w:start w:w="110" w:type="dxa"/>
+              <w:bottom w:w="90" w:type="dxa"/>
+              <w:end w:w="110" w:type="dxa"/>
+            </w:tcMar>
+            <w:shd w:fill="F7F9FC"/>
+          </w:tcPr>
+          <w:p>
+            <w:pPr>
+              <w:spacing w:after="30" w:before="30"/>
+            </w:pPr>
+            <w:r>
+              <w:rPr>
+                <w:sz w:val="16"/>
+              </w:rPr>
+              <w:t>다른 인스턴스/서비스를 호출하면?</w:t>
+            </w:r>
+          </w:p>
+        </w:tc>
+        <w:tc>
+          <w:tcPr>
+            <w:tcW w:type="dxa" w:w="3024"/>
+            <w:vAlign w:val="center"/>
+            <w:tcMar>
+              <w:top w:w="90" w:type="dxa"/>
+              <w:start w:w="110" w:type="dxa"/>
+              <w:bottom w:w="90" w:type="dxa"/>
+              <w:end w:w="110" w:type="dxa"/>
+            </w:tcMar>
+            <w:shd w:fill="F7F9FC"/>
+          </w:tcPr>
+          <w:p>
+            <w:pPr>
+              <w:spacing w:after="30" w:before="30"/>
+            </w:pPr>
+            <w:r>
+              <w:rPr>
+                <w:sz w:val="16"/>
+              </w:rPr>
+              <w:t>Remote segment + Attempt + UNKNOWN/Reconcile</w:t>
+            </w:r>
+          </w:p>
+        </w:tc>
+        <w:tc>
+          <w:tcPr>
+            <w:tcW w:type="dxa" w:w="3024"/>
+            <w:vAlign w:val="center"/>
+            <w:tcMar>
+              <w:top w:w="90" w:type="dxa"/>
+              <w:start w:w="110" w:type="dxa"/>
+              <w:bottom w:w="90" w:type="dxa"/>
+              <w:end w:w="110" w:type="dxa"/>
+            </w:tcMar>
+            <w:shd w:fill="F7F9FC"/>
+          </w:tcPr>
+          <w:p>
+            <w:pPr>
+              <w:spacing w:after="30" w:before="30"/>
+            </w:pPr>
+            <w:r>
+              <w:rPr>
+                <w:sz w:val="16"/>
+              </w:rPr>
+              <w:t>Worker/Agent/Partition lineage</w:t>
+            </w:r>
+          </w:p>
+        </w:tc>
+        <w:tc>
+          <w:tcPr>
+            <w:tcW w:type="dxa" w:w="3024"/>
+            <w:vAlign w:val="center"/>
+            <w:tcMar>
+              <w:top w:w="90" w:type="dxa"/>
+              <w:start w:w="110" w:type="dxa"/>
+              <w:bottom w:w="90" w:type="dxa"/>
+              <w:end w:w="110" w:type="dxa"/>
+            </w:tcMar>
+            <w:shd w:fill="F7F9FC"/>
+          </w:tcPr>
+          <w:p>
+            <w:pPr>
+              <w:spacing w:after="30" w:before="30"/>
+            </w:pPr>
+            <w:r>
+              <w:rPr>
+                <w:sz w:val="16"/>
+              </w:rPr>
+              <w:t>transactionId로 계보 조회</w:t>
+            </w:r>
+          </w:p>
+        </w:tc>
+      </w:tr>
+      <w:tr>
+        <w:trPr>
+          <w:cantSplit/>
+        </w:trPr>
+        <w:tc>
+          <w:tcPr>
+            <w:tcW w:type="dxa" w:w="2160"/>
+            <w:vAlign w:val="center"/>
+            <w:tcMar>
+              <w:top w:w="90" w:type="dxa"/>
+              <w:start w:w="110" w:type="dxa"/>
+              <w:bottom w:w="90" w:type="dxa"/>
+              <w:end w:w="110" w:type="dxa"/>
+            </w:tcMar>
+          </w:tcPr>
+          <w:p>
+            <w:pPr>
+              <w:spacing w:after="30" w:before="30"/>
+            </w:pPr>
+            <w:r>
+              <w:rPr>
+                <w:sz w:val="16"/>
+              </w:rPr>
+              <w:t>실패했을 때?</w:t>
+            </w:r>
+          </w:p>
+        </w:tc>
+        <w:tc>
+          <w:tcPr>
+            <w:tcW w:type="dxa" w:w="3024"/>
+            <w:vAlign w:val="center"/>
+            <w:tcMar>
+              <w:top w:w="90" w:type="dxa"/>
+              <w:start w:w="110" w:type="dxa"/>
+              <w:bottom w:w="90" w:type="dxa"/>
+              <w:end w:w="110" w:type="dxa"/>
+            </w:tcMar>
+          </w:tcPr>
+          <w:p>
+            <w:pPr>
+              <w:spacing w:after="30" w:before="30"/>
+            </w:pPr>
+            <w:r>
+              <w:rPr>
+                <w:sz w:val="16"/>
+              </w:rPr>
+              <w:t>Commit 전 rollback / Commit 후 compensate</w:t>
+            </w:r>
+          </w:p>
+        </w:tc>
+        <w:tc>
+          <w:tcPr>
+            <w:tcW w:type="dxa" w:w="3024"/>
+            <w:vAlign w:val="center"/>
+            <w:tcMar>
+              <w:top w:w="90" w:type="dxa"/>
+              <w:start w:w="110" w:type="dxa"/>
+              <w:bottom w:w="90" w:type="dxa"/>
+              <w:end w:w="110" w:type="dxa"/>
+            </w:tcMar>
+          </w:tcPr>
+          <w:p>
+            <w:pPr>
+              <w:spacing w:after="30" w:before="30"/>
+            </w:pPr>
+            <w:r>
+              <w:rPr>
+                <w:sz w:val="16"/>
+              </w:rPr>
+              <w:t>현재 chunk rollback / 이전 commit 유지</w:t>
+            </w:r>
+          </w:p>
+        </w:tc>
+        <w:tc>
+          <w:tcPr>
+            <w:tcW w:type="dxa" w:w="3024"/>
+            <w:vAlign w:val="center"/>
+            <w:tcMar>
+              <w:top w:w="90" w:type="dxa"/>
+              <w:start w:w="110" w:type="dxa"/>
+              <w:bottom w:w="90" w:type="dxa"/>
+              <w:end w:w="110" w:type="dxa"/>
+            </w:tcMar>
+          </w:tcPr>
+          <w:p>
+            <w:pPr>
+              <w:spacing w:after="30" w:before="30"/>
+            </w:pPr>
+            <w:r>
+              <w:rPr>
+                <w:sz w:val="16"/>
+              </w:rPr>
+              <w:t>Retry/Restart/Reprocess/Reconcile 구분</w:t>
+            </w:r>
+          </w:p>
+        </w:tc>
+      </w:tr>
+      <w:tr>
+        <w:trPr>
+          <w:cantSplit/>
+        </w:trPr>
+        <w:tc>
+          <w:tcPr>
+            <w:tcW w:type="dxa" w:w="2160"/>
+            <w:vAlign w:val="center"/>
+            <w:tcMar>
+              <w:top w:w="90" w:type="dxa"/>
+              <w:start w:w="110" w:type="dxa"/>
+              <w:bottom w:w="90" w:type="dxa"/>
+              <w:end w:w="110" w:type="dxa"/>
+            </w:tcMar>
+            <w:shd w:fill="F7F9FC"/>
+          </w:tcPr>
+          <w:p>
+            <w:pPr>
+              <w:spacing w:after="30" w:before="30"/>
+            </w:pPr>
+            <w:r>
+              <w:rPr>
+                <w:sz w:val="16"/>
+              </w:rPr>
+              <w:t>로그는 어떻게 찾나?</w:t>
+            </w:r>
+          </w:p>
+        </w:tc>
+        <w:tc>
+          <w:tcPr>
+            <w:tcW w:type="dxa" w:w="3024"/>
+            <w:vAlign w:val="center"/>
+            <w:tcMar>
+              <w:top w:w="90" w:type="dxa"/>
+              <w:start w:w="110" w:type="dxa"/>
+              <w:bottom w:w="90" w:type="dxa"/>
+              <w:end w:w="110" w:type="dxa"/>
+            </w:tcMar>
+            <w:shd w:fill="F7F9FC"/>
+          </w:tcPr>
+          <w:p>
+            <w:pPr>
+              <w:spacing w:after="30" w:before="30"/>
+            </w:pPr>
+            <w:r>
+              <w:rPr>
+                <w:sz w:val="16"/>
+              </w:rPr>
+              <w:t>root transactionId + segment/trace</w:t>
+            </w:r>
+          </w:p>
+        </w:tc>
+        <w:tc>
+          <w:tcPr>
+            <w:tcW w:type="dxa" w:w="3024"/>
+            <w:vAlign w:val="center"/>
+            <w:tcMar>
+              <w:top w:w="90" w:type="dxa"/>
+              <w:start w:w="110" w:type="dxa"/>
+              <w:bottom w:w="90" w:type="dxa"/>
+              <w:end w:w="110" w:type="dxa"/>
+            </w:tcMar>
+            <w:shd w:fill="F7F9FC"/>
+          </w:tcPr>
+          <w:p>
+            <w:pPr>
+              <w:spacing w:after="30" w:before="30"/>
+            </w:pPr>
+            <w:r>
+              <w:rPr>
+                <w:sz w:val="16"/>
+              </w:rPr>
+              <w:t>root transactionId + job/step/partition</w:t>
+            </w:r>
+          </w:p>
+        </w:tc>
+        <w:tc>
+          <w:tcPr>
+            <w:tcW w:type="dxa" w:w="3024"/>
+            <w:vAlign w:val="center"/>
+            <w:tcMar>
+              <w:top w:w="90" w:type="dxa"/>
+              <w:start w:w="110" w:type="dxa"/>
+              <w:bottom w:w="90" w:type="dxa"/>
+              <w:end w:w="110" w:type="dxa"/>
+            </w:tcMar>
+            <w:shd w:fill="F7F9FC"/>
+          </w:tcPr>
+          <w:p>
+            <w:pPr>
+              <w:spacing w:after="30" w:before="30"/>
+            </w:pPr>
+            <w:r>
+              <w:rPr>
+                <w:sz w:val="16"/>
+              </w:rPr>
+              <w:t>File/DB/Trace/Audit source를 one-shot 조합</w:t>
+            </w:r>
+          </w:p>
+        </w:tc>
+      </w:tr>
+    </w:tbl>
+    <w:p>
+      <w:pPr>
+        <w:pStyle w:val="Heading3"/>
+      </w:pPr>
+      <w:r>
+        <w:t>0.2 A→B→C 거래를 이해하는 최소 원칙</w:t>
+      </w:r>
+    </w:p>
+    <w:p>
+      <w:pPr>
+        <w:pStyle w:val="BodyText"/>
+        <w:spacing w:after="100"/>
+      </w:pPr>
+      <w:r>
+        <w:t>A 거래가 B 거래를 호출하고 B가 C를 호출하더라도 인스턴스와 Owner가 다르면 하나의 DB Local Transaction으로 보지 않습니다. root transactionId는 계보 식별자이고, 실제 원자성 경계는 각 Owner의 Local Transaction입니다. 여러 Owner의 Commit을 업무적으로 하나처럼 관리해야 하면 Saga/Compensation/UNKNOWN_RESULT/Reconcile을 사용합니다.</w:t>
+      </w:r>
+    </w:p>
+    <w:p>
+      <w:pPr>
+        <w:spacing w:before="100" w:after="60"/>
+        <w:jc w:val="center"/>
+      </w:pPr>
+      <w:r>
+        <w:drawing>
+          <wp:inline xmlns:a="http://schemas.openxmlformats.org/drawingml/2006/main">
+            <wp:extent cx="6537960" cy="3853955"/>
+            <wp:docPr id="3" name="Picture 3"/>
+            <wp:cNvGraphicFramePr>
+              <a:graphicFrameLocks noChangeAspect="1"/>
+            </wp:cNvGraphicFramePr>
+            <a:graphic>
+              <a:graphicData uri="http://schemas.openxmlformats.org/drawingml/2006/picture">
+                <pic:pic>
+                  <pic:nvPicPr>
+                    <pic:cNvPr id="0" name="abc_multi_instance_lineage.png"/>
+                    <pic:cNvPicPr/>
+                  </pic:nvPicPr>
+                  <pic:blipFill>
+                    <a:blip r:embed="rId21"/>
+                    <a:stretch>
+                      <a:fillRect/>
+                    </a:stretch>
+                  </pic:blipFill>
+                  <pic:spPr>
+                    <a:xfrm>
+                      <a:off x="0" y="0"/>
+                      <a:ext cx="6537960" cy="3853955"/>
+                    </a:xfrm>
+                    <a:prstGeom prst="rect"/>
+                  </pic:spPr>
+                </pic:pic>
+              </a:graphicData>
+            </a:graphic>
+          </wp:inline>
+        </w:drawing>
+      </w:r>
+    </w:p>
+    <w:p>
+      <w:pPr>
+        <w:pStyle w:val="CPFCaption"/>
+        <w:spacing w:after="140"/>
+        <w:jc w:val="center"/>
+      </w:pPr>
+      <w:r>
+        <w:t>그림 0-1. A→B→C 다중 인스턴스 거래의 Local TX와 root transactionId 계보</w:t>
+      </w:r>
+    </w:p>
+    <w:tbl>
+      <w:tblPr>
+        <w:tblW w:type="auto" w:w="0"/>
+        <w:jc w:val="center"/>
+        <w:tblLook w:firstColumn="1" w:firstRow="1" w:lastColumn="0" w:lastRow="0" w:noHBand="0" w:noVBand="1" w:val="04A0"/>
+        <w:tblBorders>
+          <w:top w:val="single" w:sz="6" w:space="0" w:color="B7C9D6"/>
+          <w:left w:val="single" w:sz="6" w:space="0" w:color="B7C9D6"/>
+          <w:bottom w:val="single" w:sz="6" w:space="0" w:color="B7C9D6"/>
+          <w:right w:val="single" w:sz="6" w:space="0" w:color="B7C9D6"/>
+          <w:insideH w:val="single" w:sz="6" w:space="0" w:color="B7C9D6"/>
+          <w:insideV w:val="single" w:sz="6" w:space="0" w:color="B7C9D6"/>
+        </w:tblBorders>
+      </w:tblPr>
+      <w:tblGrid>
+        <w:gridCol w:w="2480"/>
+        <w:gridCol w:w="2480"/>
+        <w:gridCol w:w="2480"/>
+        <w:gridCol w:w="2480"/>
+      </w:tblGrid>
+      <w:tr>
+        <w:trPr>
+          <w:cantSplit/>
+          <w:tblHeader w:val="true"/>
+        </w:trPr>
+        <w:tc>
+          <w:tcPr>
+            <w:tcW w:type="dxa" w:w="1656"/>
+            <w:vAlign w:val="center"/>
+            <w:tcMar>
+              <w:top w:w="90" w:type="dxa"/>
+              <w:start w:w="110" w:type="dxa"/>
+              <w:bottom w:w="90" w:type="dxa"/>
+              <w:end w:w="110" w:type="dxa"/>
+            </w:tcMar>
+            <w:shd w:fill="DCE6F1"/>
+          </w:tcPr>
+          <w:p>
+            <w:pPr>
+              <w:spacing w:after="30" w:before="30"/>
+            </w:pPr>
+            <w:r>
+              <w:rPr>
+                <w:b/>
+                <w:color w:val="1F374F"/>
+                <w:sz w:val="15"/>
+              </w:rPr>
+              <w:t>단계</w:t>
+            </w:r>
+          </w:p>
+        </w:tc>
+        <w:tc>
+          <w:tcPr>
+            <w:tcW w:type="dxa" w:w="1800"/>
+            <w:vAlign w:val="center"/>
+            <w:tcMar>
+              <w:top w:w="90" w:type="dxa"/>
+              <w:start w:w="110" w:type="dxa"/>
+              <w:bottom w:w="90" w:type="dxa"/>
+              <w:end w:w="110" w:type="dxa"/>
+            </w:tcMar>
+            <w:shd w:fill="DCE6F1"/>
+          </w:tcPr>
+          <w:p>
+            <w:pPr>
+              <w:spacing w:after="30" w:before="30"/>
+            </w:pPr>
+            <w:r>
+              <w:rPr>
+                <w:b/>
+                <w:color w:val="1F374F"/>
+                <w:sz w:val="15"/>
+              </w:rPr>
+              <w:t>Segment</w:t>
+            </w:r>
+          </w:p>
+        </w:tc>
+        <w:tc>
+          <w:tcPr>
+            <w:tcW w:type="dxa" w:w="4752"/>
+            <w:vAlign w:val="center"/>
+            <w:tcMar>
+              <w:top w:w="90" w:type="dxa"/>
+              <w:start w:w="110" w:type="dxa"/>
+              <w:bottom w:w="90" w:type="dxa"/>
+              <w:end w:w="110" w:type="dxa"/>
+            </w:tcMar>
+            <w:shd w:fill="DCE6F1"/>
+          </w:tcPr>
+          <w:p>
+            <w:pPr>
+              <w:spacing w:after="30" w:before="30"/>
+            </w:pPr>
+            <w:r>
+              <w:rPr>
+                <w:b/>
+                <w:color w:val="1F374F"/>
+                <w:sz w:val="15"/>
+              </w:rPr>
+              <w:t>거래/복구 의미</w:t>
+            </w:r>
+          </w:p>
+        </w:tc>
+        <w:tc>
+          <w:tcPr>
+            <w:tcW w:type="dxa" w:w="3096"/>
+            <w:vAlign w:val="center"/>
+            <w:tcMar>
+              <w:top w:w="90" w:type="dxa"/>
+              <w:start w:w="110" w:type="dxa"/>
+              <w:bottom w:w="90" w:type="dxa"/>
+              <w:end w:w="110" w:type="dxa"/>
+            </w:tcMar>
+            <w:shd w:fill="DCE6F1"/>
+          </w:tcPr>
+          <w:p>
+            <w:pPr>
+              <w:spacing w:after="30" w:before="30"/>
+            </w:pPr>
+            <w:r>
+              <w:rPr>
+                <w:b/>
+                <w:color w:val="1F374F"/>
+                <w:sz w:val="15"/>
+              </w:rPr>
+              <w:t>관측·로그</w:t>
+            </w:r>
+          </w:p>
+        </w:tc>
+      </w:tr>
+      <w:tr>
+        <w:trPr>
+          <w:cantSplit/>
+        </w:trPr>
+        <w:tc>
+          <w:tcPr>
+            <w:tcW w:type="dxa" w:w="1656"/>
+            <w:vAlign w:val="center"/>
+            <w:tcMar>
+              <w:top w:w="90" w:type="dxa"/>
+              <w:start w:w="110" w:type="dxa"/>
+              <w:bottom w:w="90" w:type="dxa"/>
+              <w:end w:w="110" w:type="dxa"/>
+            </w:tcMar>
+          </w:tcPr>
+          <w:p>
+            <w:pPr>
+              <w:spacing w:after="30" w:before="30"/>
+            </w:pPr>
+            <w:r>
+              <w:rPr>
+                <w:sz w:val="15"/>
+              </w:rPr>
+              <w:t>1. A 진입</w:t>
+            </w:r>
+          </w:p>
+        </w:tc>
+        <w:tc>
+          <w:tcPr>
+            <w:tcW w:type="dxa" w:w="1800"/>
+            <w:vAlign w:val="center"/>
+            <w:tcMar>
+              <w:top w:w="90" w:type="dxa"/>
+              <w:start w:w="110" w:type="dxa"/>
+              <w:bottom w:w="90" w:type="dxa"/>
+              <w:end w:w="110" w:type="dxa"/>
+            </w:tcMar>
+          </w:tcPr>
+          <w:p>
+            <w:pPr>
+              <w:spacing w:after="30" w:before="30"/>
+            </w:pPr>
+            <w:r>
+              <w:rPr>
+                <w:sz w:val="15"/>
+              </w:rPr>
+              <w:t>A-01</w:t>
+            </w:r>
+          </w:p>
+        </w:tc>
+        <w:tc>
+          <w:tcPr>
+            <w:tcW w:type="dxa" w:w="4752"/>
+            <w:vAlign w:val="center"/>
+            <w:tcMar>
+              <w:top w:w="90" w:type="dxa"/>
+              <w:start w:w="110" w:type="dxa"/>
+              <w:bottom w:w="90" w:type="dxa"/>
+              <w:end w:w="110" w:type="dxa"/>
+            </w:tcMar>
+          </w:tcPr>
+          <w:p>
+            <w:pPr>
+              <w:spacing w:after="30" w:before="30"/>
+            </w:pPr>
+            <w:r>
+              <w:rPr>
+                <w:sz w:val="15"/>
+              </w:rPr>
+              <w:t>Root transactionId T를 생성/확보. 외부 caller header는 내부 권위 식별자로 신뢰하지 않는다.</w:t>
+            </w:r>
+          </w:p>
+        </w:tc>
+        <w:tc>
+          <w:tcPr>
+            <w:tcW w:type="dxa" w:w="3096"/>
+            <w:vAlign w:val="center"/>
+            <w:tcMar>
+              <w:top w:w="90" w:type="dxa"/>
+              <w:start w:w="110" w:type="dxa"/>
+              <w:bottom w:w="90" w:type="dxa"/>
+              <w:end w:w="110" w:type="dxa"/>
+            </w:tcMar>
+          </w:tcPr>
+          <w:p>
+            <w:pPr>
+              <w:spacing w:after="30" w:before="30"/>
+            </w:pPr>
+            <w:r>
+              <w:rPr>
+                <w:sz w:val="15"/>
+              </w:rPr>
+              <w:t>A instance log: T/A-01/attempt=1/trace</w:t>
+            </w:r>
+          </w:p>
+        </w:tc>
+      </w:tr>
+      <w:tr>
+        <w:trPr>
+          <w:cantSplit/>
+        </w:trPr>
+        <w:tc>
+          <w:tcPr>
+            <w:tcW w:type="dxa" w:w="1656"/>
+            <w:vAlign w:val="center"/>
+            <w:tcMar>
+              <w:top w:w="90" w:type="dxa"/>
+              <w:start w:w="110" w:type="dxa"/>
+              <w:bottom w:w="90" w:type="dxa"/>
+              <w:end w:w="110" w:type="dxa"/>
+            </w:tcMar>
+            <w:shd w:fill="F7F9FC"/>
+          </w:tcPr>
+          <w:p>
+            <w:pPr>
+              <w:spacing w:after="30" w:before="30"/>
+            </w:pPr>
+            <w:r>
+              <w:rPr>
+                <w:sz w:val="15"/>
+              </w:rPr>
+              <w:t>2. A Local TX</w:t>
+            </w:r>
+          </w:p>
+        </w:tc>
+        <w:tc>
+          <w:tcPr>
+            <w:tcW w:type="dxa" w:w="1800"/>
+            <w:vAlign w:val="center"/>
+            <w:tcMar>
+              <w:top w:w="90" w:type="dxa"/>
+              <w:start w:w="110" w:type="dxa"/>
+              <w:bottom w:w="90" w:type="dxa"/>
+              <w:end w:w="110" w:type="dxa"/>
+            </w:tcMar>
+            <w:shd w:fill="F7F9FC"/>
+          </w:tcPr>
+          <w:p>
+            <w:pPr>
+              <w:spacing w:after="30" w:before="30"/>
+            </w:pPr>
+            <w:r>
+              <w:rPr>
+                <w:sz w:val="15"/>
+              </w:rPr>
+              <w:t>A-01</w:t>
+            </w:r>
+          </w:p>
+        </w:tc>
+        <w:tc>
+          <w:tcPr>
+            <w:tcW w:type="dxa" w:w="4752"/>
+            <w:vAlign w:val="center"/>
+            <w:tcMar>
+              <w:top w:w="90" w:type="dxa"/>
+              <w:start w:w="110" w:type="dxa"/>
+              <w:bottom w:w="90" w:type="dxa"/>
+              <w:end w:w="110" w:type="dxa"/>
+            </w:tcMar>
+            <w:shd w:fill="F7F9FC"/>
+          </w:tcPr>
+          <w:p>
+            <w:pPr>
+              <w:spacing w:after="30" w:before="30"/>
+            </w:pPr>
+            <w:r>
+              <w:rPr>
+                <w:sz w:val="15"/>
+              </w:rPr>
+              <w:t>A의 Current/History/Audit/필요 시 Outbox를 A DB Local TX로 Commit.</w:t>
+            </w:r>
+          </w:p>
+        </w:tc>
+        <w:tc>
+          <w:tcPr>
+            <w:tcW w:type="dxa" w:w="3096"/>
+            <w:vAlign w:val="center"/>
+            <w:tcMar>
+              <w:top w:w="90" w:type="dxa"/>
+              <w:start w:w="110" w:type="dxa"/>
+              <w:bottom w:w="90" w:type="dxa"/>
+              <w:end w:w="110" w:type="dxa"/>
+            </w:tcMar>
+            <w:shd w:fill="F7F9FC"/>
+          </w:tcPr>
+          <w:p>
+            <w:pPr>
+              <w:spacing w:after="30" w:before="30"/>
+            </w:pPr>
+            <w:r>
+              <w:rPr>
+                <w:sz w:val="15"/>
+              </w:rPr>
+              <w:t>DB commit과 File log flush는 같은 원자성으로 간주하지 않음</w:t>
+            </w:r>
+          </w:p>
+        </w:tc>
+      </w:tr>
+      <w:tr>
+        <w:trPr>
+          <w:cantSplit/>
+        </w:trPr>
+        <w:tc>
+          <w:tcPr>
+            <w:tcW w:type="dxa" w:w="1656"/>
+            <w:vAlign w:val="center"/>
+            <w:tcMar>
+              <w:top w:w="90" w:type="dxa"/>
+              <w:start w:w="110" w:type="dxa"/>
+              <w:bottom w:w="90" w:type="dxa"/>
+              <w:end w:w="110" w:type="dxa"/>
+            </w:tcMar>
+          </w:tcPr>
+          <w:p>
+            <w:pPr>
+              <w:spacing w:after="30" w:before="30"/>
+            </w:pPr>
+            <w:r>
+              <w:rPr>
+                <w:sz w:val="15"/>
+              </w:rPr>
+              <w:t>3. A → B</w:t>
+            </w:r>
+          </w:p>
+        </w:tc>
+        <w:tc>
+          <w:tcPr>
+            <w:tcW w:type="dxa" w:w="1800"/>
+            <w:vAlign w:val="center"/>
+            <w:tcMar>
+              <w:top w:w="90" w:type="dxa"/>
+              <w:start w:w="110" w:type="dxa"/>
+              <w:bottom w:w="90" w:type="dxa"/>
+              <w:end w:w="110" w:type="dxa"/>
+            </w:tcMar>
+          </w:tcPr>
+          <w:p>
+            <w:pPr>
+              <w:spacing w:after="30" w:before="30"/>
+            </w:pPr>
+            <w:r>
+              <w:rPr>
+                <w:sz w:val="15"/>
+              </w:rPr>
+              <w:t>B-01(parent=A-01)</w:t>
+            </w:r>
+          </w:p>
+        </w:tc>
+        <w:tc>
+          <w:tcPr>
+            <w:tcW w:type="dxa" w:w="4752"/>
+            <w:vAlign w:val="center"/>
+            <w:tcMar>
+              <w:top w:w="90" w:type="dxa"/>
+              <w:start w:w="110" w:type="dxa"/>
+              <w:bottom w:w="90" w:type="dxa"/>
+              <w:end w:w="110" w:type="dxa"/>
+            </w:tcMar>
+          </w:tcPr>
+          <w:p>
+            <w:pPr>
+              <w:spacing w:after="30" w:before="30"/>
+            </w:pPr>
+            <w:r>
+              <w:rPr>
+                <w:sz w:val="15"/>
+              </w:rPr>
+              <w:t>신뢰된 내부 호출에서 root T를 전파하고 B child segment를 만든다. B는 자기 DB TX를 소유.</w:t>
+            </w:r>
+          </w:p>
+        </w:tc>
+        <w:tc>
+          <w:tcPr>
+            <w:tcW w:type="dxa" w:w="3096"/>
+            <w:vAlign w:val="center"/>
+            <w:tcMar>
+              <w:top w:w="90" w:type="dxa"/>
+              <w:start w:w="110" w:type="dxa"/>
+              <w:bottom w:w="90" w:type="dxa"/>
+              <w:end w:w="110" w:type="dxa"/>
+            </w:tcMar>
+          </w:tcPr>
+          <w:p>
+            <w:pPr>
+              <w:spacing w:after="30" w:before="30"/>
+            </w:pPr>
+            <w:r>
+              <w:rPr>
+                <w:sz w:val="15"/>
+              </w:rPr>
+              <w:t>caller/target/instanceId/traceId/spanId 기록</w:t>
+            </w:r>
+          </w:p>
+        </w:tc>
+      </w:tr>
+      <w:tr>
+        <w:trPr>
+          <w:cantSplit/>
+        </w:trPr>
+        <w:tc>
+          <w:tcPr>
+            <w:tcW w:type="dxa" w:w="1656"/>
+            <w:vAlign w:val="center"/>
+            <w:tcMar>
+              <w:top w:w="90" w:type="dxa"/>
+              <w:start w:w="110" w:type="dxa"/>
+              <w:bottom w:w="90" w:type="dxa"/>
+              <w:end w:w="110" w:type="dxa"/>
+            </w:tcMar>
+            <w:shd w:fill="F7F9FC"/>
+          </w:tcPr>
+          <w:p>
+            <w:pPr>
+              <w:spacing w:after="30" w:before="30"/>
+            </w:pPr>
+            <w:r>
+              <w:rPr>
+                <w:sz w:val="15"/>
+              </w:rPr>
+              <w:t>4. B → C</w:t>
+            </w:r>
+          </w:p>
+        </w:tc>
+        <w:tc>
+          <w:tcPr>
+            <w:tcW w:type="dxa" w:w="1800"/>
+            <w:vAlign w:val="center"/>
+            <w:tcMar>
+              <w:top w:w="90" w:type="dxa"/>
+              <w:start w:w="110" w:type="dxa"/>
+              <w:bottom w:w="90" w:type="dxa"/>
+              <w:end w:w="110" w:type="dxa"/>
+            </w:tcMar>
+            <w:shd w:fill="F7F9FC"/>
+          </w:tcPr>
+          <w:p>
+            <w:pPr>
+              <w:spacing w:after="30" w:before="30"/>
+            </w:pPr>
+            <w:r>
+              <w:rPr>
+                <w:sz w:val="15"/>
+              </w:rPr>
+              <w:t>C-01(parent=B-01)</w:t>
+            </w:r>
+          </w:p>
+        </w:tc>
+        <w:tc>
+          <w:tcPr>
+            <w:tcW w:type="dxa" w:w="4752"/>
+            <w:vAlign w:val="center"/>
+            <w:tcMar>
+              <w:top w:w="90" w:type="dxa"/>
+              <w:start w:w="110" w:type="dxa"/>
+              <w:bottom w:w="90" w:type="dxa"/>
+              <w:end w:w="110" w:type="dxa"/>
+            </w:tcMar>
+            <w:shd w:fill="F7F9FC"/>
+          </w:tcPr>
+          <w:p>
+            <w:pPr>
+              <w:spacing w:after="30" w:before="30"/>
+            </w:pPr>
+            <w:r>
+              <w:rPr>
+                <w:sz w:val="15"/>
+              </w:rPr>
+              <w:t>C도 독립 Local TX. A/B/C DB를 하나의 Global TX로 묶었다고 가정하지 않는다.</w:t>
+            </w:r>
+          </w:p>
+        </w:tc>
+        <w:tc>
+          <w:tcPr>
+            <w:tcW w:type="dxa" w:w="3096"/>
+            <w:vAlign w:val="center"/>
+            <w:tcMar>
+              <w:top w:w="90" w:type="dxa"/>
+              <w:start w:w="110" w:type="dxa"/>
+              <w:bottom w:w="90" w:type="dxa"/>
+              <w:end w:w="110" w:type="dxa"/>
+            </w:tcMar>
+            <w:shd w:fill="F7F9FC"/>
+          </w:tcPr>
+          <w:p>
+            <w:pPr>
+              <w:spacing w:after="30" w:before="30"/>
+            </w:pPr>
+            <w:r>
+              <w:rPr>
+                <w:sz w:val="15"/>
+              </w:rPr>
+              <w:t>동일 T + 독립 segment/attempt</w:t>
+            </w:r>
+          </w:p>
+        </w:tc>
+      </w:tr>
+      <w:tr>
+        <w:trPr>
+          <w:cantSplit/>
+        </w:trPr>
+        <w:tc>
+          <w:tcPr>
+            <w:tcW w:type="dxa" w:w="1656"/>
+            <w:vAlign w:val="center"/>
+            <w:tcMar>
+              <w:top w:w="90" w:type="dxa"/>
+              <w:start w:w="110" w:type="dxa"/>
+              <w:bottom w:w="90" w:type="dxa"/>
+              <w:end w:w="110" w:type="dxa"/>
+            </w:tcMar>
+          </w:tcPr>
+          <w:p>
+            <w:pPr>
+              <w:spacing w:after="30" w:before="30"/>
+            </w:pPr>
+            <w:r>
+              <w:rPr>
+                <w:sz w:val="15"/>
+              </w:rPr>
+              <w:t>5. C 응답 유실</w:t>
+            </w:r>
+          </w:p>
+        </w:tc>
+        <w:tc>
+          <w:tcPr>
+            <w:tcW w:type="dxa" w:w="1800"/>
+            <w:vAlign w:val="center"/>
+            <w:tcMar>
+              <w:top w:w="90" w:type="dxa"/>
+              <w:start w:w="110" w:type="dxa"/>
+              <w:bottom w:w="90" w:type="dxa"/>
+              <w:end w:w="110" w:type="dxa"/>
+            </w:tcMar>
+          </w:tcPr>
+          <w:p>
+            <w:pPr>
+              <w:spacing w:after="30" w:before="30"/>
+            </w:pPr>
+            <w:r>
+              <w:rPr>
+                <w:sz w:val="15"/>
+              </w:rPr>
+              <w:t>C-01 attempt=1</w:t>
+            </w:r>
+          </w:p>
+        </w:tc>
+        <w:tc>
+          <w:tcPr>
+            <w:tcW w:type="dxa" w:w="4752"/>
+            <w:vAlign w:val="center"/>
+            <w:tcMar>
+              <w:top w:w="90" w:type="dxa"/>
+              <w:start w:w="110" w:type="dxa"/>
+              <w:bottom w:w="90" w:type="dxa"/>
+              <w:end w:w="110" w:type="dxa"/>
+            </w:tcMar>
+          </w:tcPr>
+          <w:p>
+            <w:pPr>
+              <w:spacing w:after="30" w:before="30"/>
+            </w:pPr>
+            <w:r>
+              <w:rPr>
+                <w:sz w:val="15"/>
+              </w:rPr>
+              <w:t>C Commit 여부가 불명하면 B는 UNKNOWN_RESULT. Blind retry 대신 idempotency/status query/reconcile.</w:t>
+            </w:r>
+          </w:p>
+        </w:tc>
+        <w:tc>
+          <w:tcPr>
+            <w:tcW w:type="dxa" w:w="3096"/>
+            <w:vAlign w:val="center"/>
+            <w:tcMar>
+              <w:top w:w="90" w:type="dxa"/>
+              <w:start w:w="110" w:type="dxa"/>
+              <w:bottom w:w="90" w:type="dxa"/>
+              <w:end w:w="110" w:type="dxa"/>
+            </w:tcMar>
+          </w:tcPr>
+          <w:p>
+            <w:pPr>
+              <w:spacing w:after="30" w:before="30"/>
+            </w:pPr>
+            <w:r>
+              <w:rPr>
+                <w:sz w:val="15"/>
+              </w:rPr>
+              <w:t>UNKNOWN source + failureStage + reconcileState</w:t>
+            </w:r>
+          </w:p>
+        </w:tc>
+      </w:tr>
+      <w:tr>
+        <w:trPr>
+          <w:cantSplit/>
+        </w:trPr>
+        <w:tc>
+          <w:tcPr>
+            <w:tcW w:type="dxa" w:w="1656"/>
+            <w:vAlign w:val="center"/>
+            <w:tcMar>
+              <w:top w:w="90" w:type="dxa"/>
+              <w:start w:w="110" w:type="dxa"/>
+              <w:bottom w:w="90" w:type="dxa"/>
+              <w:end w:w="110" w:type="dxa"/>
+            </w:tcMar>
+            <w:shd w:fill="F7F9FC"/>
+          </w:tcPr>
+          <w:p>
+            <w:pPr>
+              <w:spacing w:after="30" w:before="30"/>
+            </w:pPr>
+            <w:r>
+              <w:rPr>
+                <w:sz w:val="15"/>
+              </w:rPr>
+              <w:t>6. B/A 후속 판단</w:t>
+            </w:r>
+          </w:p>
+        </w:tc>
+        <w:tc>
+          <w:tcPr>
+            <w:tcW w:type="dxa" w:w="1800"/>
+            <w:vAlign w:val="center"/>
+            <w:tcMar>
+              <w:top w:w="90" w:type="dxa"/>
+              <w:start w:w="110" w:type="dxa"/>
+              <w:bottom w:w="90" w:type="dxa"/>
+              <w:end w:w="110" w:type="dxa"/>
+            </w:tcMar>
+            <w:shd w:fill="F7F9FC"/>
+          </w:tcPr>
+          <w:p>
+            <w:pPr>
+              <w:spacing w:after="30" w:before="30"/>
+            </w:pPr>
+            <w:r>
+              <w:rPr>
+                <w:sz w:val="15"/>
+              </w:rPr>
+              <w:t>B-02/A-02</w:t>
+            </w:r>
+          </w:p>
+        </w:tc>
+        <w:tc>
+          <w:tcPr>
+            <w:tcW w:type="dxa" w:w="4752"/>
+            <w:vAlign w:val="center"/>
+            <w:tcMar>
+              <w:top w:w="90" w:type="dxa"/>
+              <w:start w:w="110" w:type="dxa"/>
+              <w:bottom w:w="90" w:type="dxa"/>
+              <w:end w:w="110" w:type="dxa"/>
+            </w:tcMar>
+            <w:shd w:fill="F7F9FC"/>
+          </w:tcPr>
+          <w:p>
+            <w:pPr>
+              <w:spacing w:after="30" w:before="30"/>
+            </w:pPr>
+            <w:r>
+              <w:rPr>
+                <w:sz w:val="15"/>
+              </w:rPr>
+              <w:t>이미 Commit된 Owner는 물리 Rollback 대신 업무 보상(Compensation) 또는 수동 확정.</w:t>
+            </w:r>
+          </w:p>
+        </w:tc>
+        <w:tc>
+          <w:tcPr>
+            <w:tcW w:type="dxa" w:w="3096"/>
+            <w:vAlign w:val="center"/>
+            <w:tcMar>
+              <w:top w:w="90" w:type="dxa"/>
+              <w:start w:w="110" w:type="dxa"/>
+              <w:bottom w:w="90" w:type="dxa"/>
+              <w:end w:w="110" w:type="dxa"/>
+            </w:tcMar>
+            <w:shd w:fill="F7F9FC"/>
+          </w:tcPr>
+          <w:p>
+            <w:pPr>
+              <w:spacing w:after="30" w:before="30"/>
+            </w:pPr>
+            <w:r>
+              <w:rPr>
+                <w:sz w:val="15"/>
+              </w:rPr>
+              <w:t>원 T 유지, 보상 segment/operation 연결</w:t>
+            </w:r>
+          </w:p>
+        </w:tc>
+      </w:tr>
+      <w:tr>
+        <w:trPr>
+          <w:cantSplit/>
+        </w:trPr>
+        <w:tc>
+          <w:tcPr>
+            <w:tcW w:type="dxa" w:w="1656"/>
+            <w:vAlign w:val="center"/>
+            <w:tcMar>
+              <w:top w:w="90" w:type="dxa"/>
+              <w:start w:w="110" w:type="dxa"/>
+              <w:bottom w:w="90" w:type="dxa"/>
+              <w:end w:w="110" w:type="dxa"/>
+            </w:tcMar>
+          </w:tcPr>
+          <w:p>
+            <w:pPr>
+              <w:spacing w:after="30" w:before="30"/>
+            </w:pPr>
+            <w:r>
+              <w:rPr>
+                <w:sz w:val="15"/>
+              </w:rPr>
+              <w:t>7. 운영 조회</w:t>
+            </w:r>
+          </w:p>
+        </w:tc>
+        <w:tc>
+          <w:tcPr>
+            <w:tcW w:type="dxa" w:w="1800"/>
+            <w:vAlign w:val="center"/>
+            <w:tcMar>
+              <w:top w:w="90" w:type="dxa"/>
+              <w:start w:w="110" w:type="dxa"/>
+              <w:bottom w:w="90" w:type="dxa"/>
+              <w:end w:w="110" w:type="dxa"/>
+            </w:tcMar>
+          </w:tcPr>
+          <w:p>
+            <w:pPr>
+              <w:spacing w:after="30" w:before="30"/>
+            </w:pPr>
+            <w:r>
+              <w:rPr>
+                <w:sz w:val="15"/>
+              </w:rPr>
+              <w:t>T 전체</w:t>
+            </w:r>
+          </w:p>
+        </w:tc>
+        <w:tc>
+          <w:tcPr>
+            <w:tcW w:type="dxa" w:w="4752"/>
+            <w:vAlign w:val="center"/>
+            <w:tcMar>
+              <w:top w:w="90" w:type="dxa"/>
+              <w:start w:w="110" w:type="dxa"/>
+              <w:bottom w:w="90" w:type="dxa"/>
+              <w:end w:w="110" w:type="dxa"/>
+            </w:tcMar>
+          </w:tcPr>
+          <w:p>
+            <w:pPr>
+              <w:spacing w:after="30" w:before="30"/>
+            </w:pPr>
+            <w:r>
+              <w:rPr>
+                <w:sz w:val="15"/>
+              </w:rPr>
+              <w:t>ADM/운영은 transactionId 하나로 LOCAL/REMOTE/MESSAGE/DLQ/FILE/UNKNOWN/TRACE/AUDIT 계보를 조합.</w:t>
+            </w:r>
+          </w:p>
+        </w:tc>
+        <w:tc>
+          <w:tcPr>
+            <w:tcW w:type="dxa" w:w="3096"/>
+            <w:vAlign w:val="center"/>
+            <w:tcMar>
+              <w:top w:w="90" w:type="dxa"/>
+              <w:start w:w="110" w:type="dxa"/>
+              <w:bottom w:w="90" w:type="dxa"/>
+              <w:end w:w="110" w:type="dxa"/>
+            </w:tcMar>
+          </w:tcPr>
+          <w:p>
+            <w:pPr>
+              <w:spacing w:after="30" w:before="30"/>
+            </w:pPr>
+            <w:r>
+              <w:rPr>
+                <w:sz w:val="15"/>
+              </w:rPr>
+              <w:t>APPLICABLE/NOT_APPLICABLE와 AVAILABLE/FAILED/MISSING/STALE를 구분하고 실제 실패·누락·지연을 성공으로 숨기지 않음</w:t>
+            </w:r>
+          </w:p>
+        </w:tc>
+      </w:tr>
+    </w:tbl>
+    <w:tbl>
+      <w:tblPr>
+        <w:tblW w:type="auto" w:w="0"/>
+        <w:jc w:val="center"/>
+        <w:tblLook w:firstColumn="1" w:firstRow="1" w:lastColumn="0" w:lastRow="0" w:noHBand="0" w:noVBand="1" w:val="04A0"/>
+        <w:tblBorders>
+          <w:top w:val="single" w:sz="8" w:space="0" w:color="C9B458"/>
+          <w:left w:val="single" w:sz="8" w:space="0" w:color="C9B458"/>
+          <w:bottom w:val="single" w:sz="8" w:space="0" w:color="C9B458"/>
+          <w:right w:val="single" w:sz="8" w:space="0" w:color="C9B458"/>
+          <w:insideH w:val="single" w:sz="8" w:space="0" w:color="C9B458"/>
+          <w:insideV w:val="single" w:sz="8" w:space="0" w:color="C9B458"/>
+        </w:tblBorders>
+      </w:tblPr>
+      <w:tblGrid>
+        <w:gridCol w:w="9922"/>
+      </w:tblGrid>
+      <w:tr>
+        <w:tc>
+          <w:tcPr>
+            <w:tcW w:type="dxa" w:w="9922"/>
+            <w:shd w:fill="FCE8E6"/>
+            <w:tcMar>
+              <w:top w:w="120" w:type="dxa"/>
+              <w:start w:w="150" w:type="dxa"/>
+              <w:bottom w:w="120" w:type="dxa"/>
+              <w:end w:w="150" w:type="dxa"/>
+            </w:tcMar>
+          </w:tcPr>
+          <w:p>
+            <w:r>
+              <w:rPr>
+                <w:b/>
+                <w:color w:val="5F4900"/>
+                <w:sz w:val="20"/>
+              </w:rPr>
+              <w:t>현재 Source 제한</w:t>
+            </w:r>
+          </w:p>
+          <w:p>
+            <w:pPr>
+              <w:pStyle w:val="BodyText"/>
+              <w:spacing w:after="0"/>
+            </w:pPr>
+            <w:r>
+              <w:t>현재 Product Source는 transactionId 신뢰경계, FileLog durable recovery, lineage source applicability를 Source 계약으로 보강했다. CpfInboundTransactionIdPolicy는 transport trust·인증 System provenance·거래 시작 replay identity를 확인하고, FileLog V2는 관리 spool root·주기 replay·hardened writer replay를 사용한다. 다만 multi-system/2+ instance/disk fault Runtime qualification은 아직 미검증이다.</w:t>
+            </w:r>
+          </w:p>
+        </w:tc>
+      </w:tr>
+    </w:tbl>
     <w:p>
       <w:pPr>
         <w:pStyle w:val="Heading2"/>
@@ -18412,7 +23965,7 @@
         <w:rPr/>
       </w:pPr>
       <w:r>
-        <w:t>기준 Commit 4870b20733875c3955f93846307fa5041e6f6c22에서 문서가 추적해야 하는 제품 단위는 다음과 같다.</w:t>
+        <w:t>기준 Commit b4b6b18b43e9ff83436ceb8b1816b31594e8d6eb에서 문서가 추적해야 하는 제품 단위는 다음과 같다.</w:t>
       </w:r>
     </w:p>
     <w:tbl>
@@ -37376,7 +42929,7 @@
           <w:color w:val="2F6FEB"/>
           <w:sz w:val="18"/>
         </w:rPr>
-        <w:t>25. 제품 본체와 Reference/EDU 경계 - 07_06 현행 기준</w:t>
+        <w:t>25. 제품 본체와 Reference/EDU 경계 - 07_08 Product Source 현행 기준</w:t>
       </w:r>
     </w:p>
     <w:p>
@@ -37992,7 +43545,7 @@
         <w:pStyle w:val="CPFCallout"/>
       </w:pPr>
       <w:r>
-        <w:t>07_06 Final QA 중앙 Merge: 현재 master는 07_05 제품 Source 위에 QA/Control 산출물을 추가한 Commit이며 Product Source 변경은 없다. Final verdict는 FAIL / REDEVELOPMENT REQUIRED + UNVERIFIED / RELEASE_BLOCKED다. Canonical 완료 분모는 169 Requirement이고, 신규 독립 개발 Action은 31개(P0 22 / P1 9)다. 전체 Scope는 169 Requirement + 기존 56 Finding + 신규 31 + self-found + Runtime 13 + 개발 중 추가 발견 전체이며, 34/34 direct rework 구현 사실만으로 완료 판정하지 않는다.</w:t>
+        <w:t>현재 master 기준은 b4b6b18b43e9(07_09)이며 실제 Product Source 변경 기준은 f0aa49f29cba(07_08)이다. Developer current-state 보고에서는 Canonical 169, 중앙 Action 31, 기존 Finding 56에 대한 Source 구현/재점검을 마쳤다고 기록한다. 중앙 Release 판단은 UNVERIFIED / RELEASE_BLOCKED이며 Java 25·Gradle 9.1 exact-SHA clean build, live Oracle/PostgreSQL/MariaDB, 인증 Browser, 2+ instance/process-kill, Broker/Network/DB fault, 성능·보안·DR, Generator fresh-consumer, ADM 전체 Runtime consumer, 독립 Codex, multi-system Transaction/Logging E2E와 QA A/B·Special Review 재검수가 남아 있다.</w:t>
       </w:r>
     </w:p>
     <w:p>
@@ -38000,7 +43553,7 @@
         <w:pStyle w:val="CPFCallout"/>
       </w:pPr>
       <w:r>
-        <w:t>Final QA가 직접 확인한 P0에는 Approval terminal FENCE_TOKEN 미결속, 외부 transactionId 신뢰경계 부재, cpf-core의 persistence 구현 역의존, DB masking 경계, DB3 V107 canonical 누락, FileLog recovery 안전성·내구성, 검증 도구 false-green이 포함된다. 이 항목은 현재 기능 선택 시 제한사항으로 본다.</w:t>
+        <w:t>현재 Source에는 Approval fencing, inbound transactionId trust policy, Core persistence SPI 분리, DB masking, DB3 canonical lineage, FileLog recovery hardening, semantic verification gate 보강이 반영돼 있다. 이 문서는 해당 현재 계약을 설명하며 live Runtime/QA 판정과 혼동하지 않는다.</w:t>
       </w:r>
     </w:p>
     <w:p>
@@ -38010,12 +43563,7 @@
         <w:ind w:left="198" w:hanging="102"/>
       </w:pPr>
       <w:r>
-        <w:rPr>
-          <w:rFonts w:ascii="NanumBarunGothic" w:hAnsi="NanumBarunGothic" w:eastAsia="NanumBarunGothic"/>
-          <w:color w:val="17212B"/>
-          <w:sz w:val="18"/>
-        </w:rPr>
-        <w:t>• 현재 master는 07_05 Source rework에 07_06 Final QA/Control 판정을 추가한 Commit이다. 이전 R6J RELEASE_BLOCKED 판정의 원인이던 항목 다수가 Source에서 보완됐으나, 새 exact-SHA Runtime/QA 결과 없이 Release PASS로 승계하지 않는다.</w:t>
+        <w:t>• 현재 master b4b6b18b43e9(07_09)는 Product Source f0aa49f29cba(07_08) rework와 중앙 QA currentization을 포함한다. 기능 설명은 07_08 Source를 기준으로 한다.</w:t>
       </w:r>
     </w:p>
     <w:p>
@@ -38025,12 +43573,7 @@
         <w:ind w:left="198" w:hanging="102"/>
       </w:pPr>
       <w:r>
-        <w:rPr>
-          <w:rFonts w:ascii="NanumBarunGothic" w:hAnsi="NanumBarunGothic" w:eastAsia="NanumBarunGothic"/>
-          <w:color w:val="17212B"/>
-          <w:sz w:val="18"/>
-        </w:rPr>
-        <w:t>• 이전 R6J 중앙 QA 판정은 미통과(RELEASE_BLOCKED)였다. 07_05 Source 보완 후에는 successor exact-SHA Runtime 13축과 QA A/B 재검수 결과로 새 판정을 받아야 한다.</w:t>
+        <w:t>• 현재 Release 판단은 UNVERIFIED / RELEASE_BLOCKED이다. 과거 판정을 승계하는 것이 아니라 현 Product Source exact-SHA 기준 Runtime qualification과 QA A/B 재검수 결과로 새 판정을 받아야 한다.</w:t>
       </w:r>
     </w:p>
     <w:p>
@@ -38040,12 +43583,7 @@
         <w:ind w:left="198" w:hanging="102"/>
       </w:pPr>
       <w:r>
-        <w:rPr>
-          <w:rFonts w:ascii="NanumBarunGothic" w:hAnsi="NanumBarunGothic" w:eastAsia="NanumBarunGothic"/>
-          <w:color w:val="17212B"/>
-          <w:sz w:val="18"/>
-        </w:rPr>
-        <w:t>• 중앙 Requirement 93/93와 Finding 56/56은 07_05 개발에서 assessment 되었고 direct rework 34/34가 Source에 반영됐다. Mandatory runtime 13축은 0/13 실행 상태이므로 전체 완료는 미검증이다.</w:t>
+        <w:t>• Developer current-state 보고는 Canonical 169/169, 중앙 Action 31/31, 기존 Finding 56/56의 Source 구현/재점검을 기록한다. Runtime qualification은 별도이며 중앙 QA가 PASS로 승계하지 않는다.</w:t>
       </w:r>
     </w:p>
     <w:p>
@@ -38186,6 +43724,14 @@
         </w:tc>
       </w:tr>
     </w:tbl>
+    <w:p>
+      <w:pPr>
+        <w:pStyle w:val="CPFCaption"/>
+      </w:pPr>
+      <w:r>
+        <w:t>문서 기준: master b4b6b18b43e9 (07_09). Product Source 기준은 f0aa49f29cba (07_08)이며 중앙 Release 상태는 UNVERIFIED / RELEASE_BLOCKED이다.</w:t>
+      </w:r>
+    </w:p>
     <w:sectPr>
       <w:headerReference w:type="default" r:id="rId13"/>
       <w:footerReference w:type="default" r:id="rId14"/>
@@ -38353,7 +43899,7 @@
       </w:pBdr>
     </w:pPr>
     <w:r>
-      <w:t>CPF 프레임워크 안내   |   Master 07_06 · 4870b2073387</w:t>
+      <w:t>CPF 프레임워크 안내   |   Master 07_09 · b4b6b18b43e9</w:t>
     </w:r>
   </w:p>
 </w:hdr>
